--- a/Assessment/Track Sheet.docx
+++ b/Assessment/Track Sheet.docx
@@ -821,6 +821,638 @@
         </w:rPr>
       </w:pPr>
     </w:p>
+    <w:tbl>
+      <w:tblPr>
+        <w:tblStyle w:val="TableGrid"/>
+        <w:tblW w:w="10485" w:type="dxa"/>
+        <w:tblLayout w:type="fixed"/>
+        <w:tblLook w:val="04A0" w:firstRow="1" w:lastRow="0" w:firstColumn="1" w:lastColumn="0" w:noHBand="0" w:noVBand="1"/>
+      </w:tblPr>
+      <w:tblGrid>
+        <w:gridCol w:w="2621"/>
+        <w:gridCol w:w="2621"/>
+        <w:gridCol w:w="2621"/>
+        <w:gridCol w:w="2622"/>
+      </w:tblGrid>
+      <w:tr>
+        <w:tc>
+          <w:tcPr>
+            <w:tcW w:w="10485" w:type="dxa"/>
+            <w:gridSpan w:val="4"/>
+            <w:shd w:val="clear" w:color="auto" w:fill="DAE9F7" w:themeFill="text2" w:themeFillTint="1A"/>
+          </w:tcPr>
+          <w:p>
+            <w:pPr>
+              <w:jc w:val="center"/>
+              <w:rPr>
+                <w:rFonts w:ascii="Calibri" w:hAnsi="Calibri" w:cs="Calibri"/>
+                <w:b/>
+                <w:bCs/>
+                <w:color w:val="215E99" w:themeColor="text2" w:themeTint="BF"/>
+                <w:sz w:val="32"/>
+                <w:szCs w:val="32"/>
+              </w:rPr>
+            </w:pPr>
+            <w:r>
+              <w:rPr>
+                <w:rFonts w:ascii="Calibri" w:hAnsi="Calibri" w:cs="Calibri"/>
+                <w:b/>
+                <w:bCs/>
+                <w:color w:val="215E99" w:themeColor="text2" w:themeTint="BF"/>
+                <w:sz w:val="32"/>
+                <w:szCs w:val="32"/>
+              </w:rPr>
+              <w:t>Pick up SFXs</w:t>
+            </w:r>
+          </w:p>
+        </w:tc>
+      </w:tr>
+      <w:tr>
+        <w:tc>
+          <w:tcPr>
+            <w:tcW w:w="10485" w:type="dxa"/>
+            <w:gridSpan w:val="4"/>
+          </w:tcPr>
+          <w:p>
+            <w:pPr>
+              <w:rPr>
+                <w:rFonts w:ascii="Calibri" w:hAnsi="Calibri" w:cs="Calibri"/>
+                <w:color w:val="000000" w:themeColor="text1"/>
+              </w:rPr>
+            </w:pPr>
+            <w:r>
+              <w:rPr>
+                <w:rFonts w:ascii="Calibri" w:hAnsi="Calibri" w:cs="Calibri"/>
+                <w:color w:val="000000" w:themeColor="text1"/>
+              </w:rPr>
+              <w:t>The sound effects made when a specific item is picked up. Includes coins and hearts.</w:t>
+            </w:r>
+          </w:p>
+        </w:tc>
+      </w:tr>
+      <w:tr>
+        <w:tc>
+          <w:tcPr>
+            <w:tcW w:w="2621" w:type="dxa"/>
+            <w:shd w:val="clear" w:color="auto" w:fill="DAE9F7" w:themeFill="text2" w:themeFillTint="1A"/>
+          </w:tcPr>
+          <w:p>
+            <w:pPr>
+              <w:rPr>
+                <w:rFonts w:ascii="Calibri" w:hAnsi="Calibri" w:cs="Calibri"/>
+                <w:color w:val="215E99" w:themeColor="text2" w:themeTint="BF"/>
+              </w:rPr>
+            </w:pPr>
+            <w:r>
+              <w:rPr>
+                <w:rFonts w:ascii="Calibri" w:hAnsi="Calibri" w:cs="Calibri"/>
+                <w:color w:val="215E99" w:themeColor="text2" w:themeTint="BF"/>
+              </w:rPr>
+              <w:t>Source files</w:t>
+            </w:r>
+          </w:p>
+        </w:tc>
+        <w:tc>
+          <w:tcPr>
+            <w:tcW w:w="2621" w:type="dxa"/>
+            <w:shd w:val="clear" w:color="auto" w:fill="DAE9F7" w:themeFill="text2" w:themeFillTint="1A"/>
+          </w:tcPr>
+          <w:p>
+            <w:pPr>
+              <w:rPr>
+                <w:rFonts w:ascii="Calibri" w:hAnsi="Calibri" w:cs="Calibri"/>
+                <w:color w:val="215E99" w:themeColor="text2" w:themeTint="BF"/>
+              </w:rPr>
+            </w:pPr>
+            <w:r>
+              <w:rPr>
+                <w:rFonts w:ascii="Calibri" w:hAnsi="Calibri" w:cs="Calibri"/>
+                <w:color w:val="215E99" w:themeColor="text2" w:themeTint="BF"/>
+              </w:rPr>
+              <w:t>Editing performed</w:t>
+            </w:r>
+          </w:p>
+        </w:tc>
+        <w:tc>
+          <w:tcPr>
+            <w:tcW w:w="2621" w:type="dxa"/>
+            <w:shd w:val="clear" w:color="auto" w:fill="DAE9F7" w:themeFill="text2" w:themeFillTint="1A"/>
+          </w:tcPr>
+          <w:p>
+            <w:pPr>
+              <w:rPr>
+                <w:rFonts w:ascii="Calibri" w:hAnsi="Calibri" w:cs="Calibri"/>
+                <w:color w:val="215E99" w:themeColor="text2" w:themeTint="BF"/>
+              </w:rPr>
+            </w:pPr>
+            <w:r>
+              <w:rPr>
+                <w:rFonts w:ascii="Calibri" w:hAnsi="Calibri" w:cs="Calibri"/>
+                <w:color w:val="215E99" w:themeColor="text2" w:themeTint="BF"/>
+              </w:rPr>
+              <w:t>Effects applied</w:t>
+            </w:r>
+          </w:p>
+        </w:tc>
+        <w:tc>
+          <w:tcPr>
+            <w:tcW w:w="2622" w:type="dxa"/>
+            <w:shd w:val="clear" w:color="auto" w:fill="DAE9F7" w:themeFill="text2" w:themeFillTint="1A"/>
+          </w:tcPr>
+          <w:p>
+            <w:pPr>
+              <w:rPr>
+                <w:rFonts w:ascii="Calibri" w:hAnsi="Calibri" w:cs="Calibri"/>
+                <w:color w:val="215E99" w:themeColor="text2" w:themeTint="BF"/>
+              </w:rPr>
+            </w:pPr>
+            <w:r>
+              <w:rPr>
+                <w:rFonts w:ascii="Calibri" w:hAnsi="Calibri" w:cs="Calibri"/>
+                <w:color w:val="215E99" w:themeColor="text2" w:themeTint="BF"/>
+              </w:rPr>
+              <w:t>Comments</w:t>
+            </w:r>
+          </w:p>
+        </w:tc>
+      </w:tr>
+      <w:tr>
+        <w:tc>
+          <w:tcPr>
+            <w:tcW w:w="2621" w:type="dxa"/>
+          </w:tcPr>
+          <w:p>
+            <w:pPr>
+              <w:rPr>
+                <w:rFonts w:ascii="Calibri" w:hAnsi="Calibri" w:cs="Calibri"/>
+                <w:sz w:val="20"/>
+                <w:szCs w:val="20"/>
+              </w:rPr>
+            </w:pPr>
+            <w:r>
+              <w:rPr>
+                <w:rFonts w:ascii="Calibri" w:hAnsi="Calibri" w:cs="Calibri"/>
+                <w:sz w:val="20"/>
+                <w:szCs w:val="20"/>
+              </w:rPr>
+              <w:t>Coin Pick Up.mp3</w:t>
+            </w:r>
+          </w:p>
+        </w:tc>
+        <w:tc>
+          <w:tcPr>
+            <w:tcW w:w="2621" w:type="dxa"/>
+          </w:tcPr>
+          <w:p>
+            <w:pPr>
+              <w:rPr>
+                <w:rFonts w:ascii="Calibri" w:hAnsi="Calibri" w:cs="Calibri"/>
+                <w:sz w:val="20"/>
+                <w:szCs w:val="20"/>
+              </w:rPr>
+            </w:pPr>
+            <w:r>
+              <w:rPr>
+                <w:rFonts w:ascii="Calibri" w:hAnsi="Calibri" w:cs="Calibri"/>
+                <w:sz w:val="20"/>
+                <w:szCs w:val="20"/>
+              </w:rPr>
+              <w:t>Trimmed clip to remove silence and select best “ping”.</w:t>
+            </w:r>
+          </w:p>
+          <w:p>
+            <w:pPr>
+              <w:rPr>
+                <w:rFonts w:ascii="Calibri" w:hAnsi="Calibri" w:cs="Calibri"/>
+                <w:sz w:val="20"/>
+                <w:szCs w:val="20"/>
+              </w:rPr>
+            </w:pPr>
+          </w:p>
+          <w:p>
+            <w:pPr>
+              <w:rPr>
+                <w:rFonts w:ascii="Calibri" w:hAnsi="Calibri" w:cs="Calibri"/>
+                <w:sz w:val="20"/>
+                <w:szCs w:val="20"/>
+              </w:rPr>
+            </w:pPr>
+            <w:r>
+              <w:rPr>
+                <w:rFonts w:ascii="Calibri" w:hAnsi="Calibri" w:cs="Calibri"/>
+                <w:sz w:val="20"/>
+                <w:szCs w:val="20"/>
+              </w:rPr>
+              <w:t xml:space="preserve">Duplicated clip with +-0.5 semitone pitch difference. </w:t>
+            </w:r>
+          </w:p>
+          <w:p>
+            <w:pPr>
+              <w:rPr>
+                <w:rFonts w:ascii="Calibri" w:hAnsi="Calibri" w:cs="Calibri"/>
+                <w:sz w:val="20"/>
+                <w:szCs w:val="20"/>
+              </w:rPr>
+            </w:pPr>
+            <w:r>
+              <w:rPr>
+                <w:rFonts w:ascii="Calibri" w:hAnsi="Calibri" w:cs="Calibri"/>
+                <w:sz w:val="20"/>
+                <w:szCs w:val="20"/>
+              </w:rPr>
+              <w:t>(Randomly plays one of these when picking up the coin to avoid repetitive sound)</w:t>
+            </w:r>
+          </w:p>
+        </w:tc>
+        <w:tc>
+          <w:tcPr>
+            <w:tcW w:w="2621" w:type="dxa"/>
+          </w:tcPr>
+          <w:p>
+            <w:pPr>
+              <w:rPr>
+                <w:rFonts w:ascii="Calibri" w:hAnsi="Calibri" w:cs="Calibri"/>
+                <w:sz w:val="20"/>
+                <w:szCs w:val="20"/>
+              </w:rPr>
+            </w:pPr>
+            <w:r>
+              <w:rPr>
+                <w:rFonts w:ascii="Calibri" w:hAnsi="Calibri" w:cs="Calibri"/>
+                <w:sz w:val="20"/>
+                <w:szCs w:val="20"/>
+              </w:rPr>
+              <w:t xml:space="preserve">Applied reverb: </w:t>
+            </w:r>
+            <w:r>
+              <w:rPr>
+                <w:rFonts w:ascii="Calibri" w:hAnsi="Calibri" w:cs="Calibri"/>
+                <w:sz w:val="20"/>
+                <w:szCs w:val="20"/>
+              </w:rPr>
+              <w:drawing>
+                <wp:inline distT="0" distB="0" distL="0" distR="0" wp14:anchorId="365934D2" wp14:editId="174C3130">
+                  <wp:extent cx="1527175" cy="1960245"/>
+                  <wp:effectExtent l="0" t="0" r="0" b="1905"/>
+                  <wp:docPr id="361604459" name="Picture 1"/>
+                  <wp:cNvGraphicFramePr>
+                    <a:graphicFrameLocks xmlns:a="http://schemas.openxmlformats.org/drawingml/2006/main" noChangeAspect="1"/>
+                  </wp:cNvGraphicFramePr>
+                  <a:graphic xmlns:a="http://schemas.openxmlformats.org/drawingml/2006/main">
+                    <a:graphicData uri="http://schemas.openxmlformats.org/drawingml/2006/picture">
+                      <pic:pic xmlns:pic="http://schemas.openxmlformats.org/drawingml/2006/picture">
+                        <pic:nvPicPr>
+                          <pic:cNvPr id="361604459" name=""/>
+                          <pic:cNvPicPr/>
+                        </pic:nvPicPr>
+                        <pic:blipFill>
+                          <a:blip r:embed="rId4"/>
+                          <a:stretch>
+                            <a:fillRect/>
+                          </a:stretch>
+                        </pic:blipFill>
+                        <pic:spPr>
+                          <a:xfrm>
+                            <a:off x="0" y="0"/>
+                            <a:ext cx="1527175" cy="1960245"/>
+                          </a:xfrm>
+                          <a:prstGeom prst="rect">
+                            <a:avLst/>
+                          </a:prstGeom>
+                        </pic:spPr>
+                      </pic:pic>
+                    </a:graphicData>
+                  </a:graphic>
+                </wp:inline>
+              </w:drawing>
+            </w:r>
+          </w:p>
+          <w:p>
+            <w:pPr>
+              <w:rPr>
+                <w:rFonts w:ascii="Calibri" w:hAnsi="Calibri" w:cs="Calibri"/>
+                <w:sz w:val="20"/>
+                <w:szCs w:val="20"/>
+              </w:rPr>
+            </w:pPr>
+          </w:p>
+          <w:p>
+            <w:pPr>
+              <w:rPr>
+                <w:rFonts w:ascii="Calibri" w:hAnsi="Calibri" w:cs="Calibri"/>
+                <w:sz w:val="20"/>
+                <w:szCs w:val="20"/>
+              </w:rPr>
+            </w:pPr>
+            <w:r>
+              <w:rPr>
+                <w:rFonts w:ascii="Calibri" w:hAnsi="Calibri" w:cs="Calibri"/>
+                <w:sz w:val="20"/>
+                <w:szCs w:val="20"/>
+              </w:rPr>
+              <w:t>Pitch raised by 3 semitones</w:t>
+            </w:r>
+            <w:r>
+              <w:rPr>
+                <w:rFonts w:ascii="Calibri" w:hAnsi="Calibri" w:cs="Calibri"/>
+                <w:sz w:val="20"/>
+                <w:szCs w:val="20"/>
+              </w:rPr>
+              <w:t>.</w:t>
+            </w:r>
+          </w:p>
+          <w:p>
+            <w:pPr>
+              <w:rPr>
+                <w:rFonts w:ascii="Calibri" w:hAnsi="Calibri" w:cs="Calibri"/>
+                <w:sz w:val="20"/>
+                <w:szCs w:val="20"/>
+              </w:rPr>
+            </w:pPr>
+          </w:p>
+          <w:p>
+            <w:pPr>
+              <w:rPr>
+                <w:rFonts w:ascii="Calibri" w:hAnsi="Calibri" w:cs="Calibri"/>
+                <w:sz w:val="20"/>
+                <w:szCs w:val="20"/>
+              </w:rPr>
+            </w:pPr>
+            <w:r>
+              <w:rPr>
+                <w:rFonts w:ascii="Calibri" w:hAnsi="Calibri" w:cs="Calibri"/>
+                <w:sz w:val="20"/>
+                <w:szCs w:val="20"/>
+              </w:rPr>
+              <w:t>Applied filter curve EQ to remove low rumble</w:t>
+            </w:r>
+          </w:p>
+          <w:p>
+            <w:pPr>
+              <w:rPr>
+                <w:rFonts w:ascii="Calibri" w:hAnsi="Calibri" w:cs="Calibri"/>
+                <w:sz w:val="20"/>
+                <w:szCs w:val="20"/>
+              </w:rPr>
+            </w:pPr>
+          </w:p>
+          <w:p>
+            <w:pPr>
+              <w:rPr>
+                <w:rFonts w:ascii="Calibri" w:hAnsi="Calibri" w:cs="Calibri"/>
+                <w:sz w:val="20"/>
+                <w:szCs w:val="20"/>
+              </w:rPr>
+            </w:pPr>
+            <w:r>
+              <w:rPr>
+                <w:rFonts w:ascii="Calibri" w:hAnsi="Calibri" w:cs="Calibri"/>
+                <w:sz w:val="20"/>
+                <w:szCs w:val="20"/>
+              </w:rPr>
+              <w:drawing>
+                <wp:inline distT="0" distB="0" distL="0" distR="0" wp14:anchorId="4F27EB0B" wp14:editId="4970E01C">
+                  <wp:extent cx="1527175" cy="819150"/>
+                  <wp:effectExtent l="0" t="0" r="0" b="0"/>
+                  <wp:docPr id="2054708482" name="Picture 1"/>
+                  <wp:cNvGraphicFramePr>
+                    <a:graphicFrameLocks xmlns:a="http://schemas.openxmlformats.org/drawingml/2006/main" noChangeAspect="1"/>
+                  </wp:cNvGraphicFramePr>
+                  <a:graphic xmlns:a="http://schemas.openxmlformats.org/drawingml/2006/main">
+                    <a:graphicData uri="http://schemas.openxmlformats.org/drawingml/2006/picture">
+                      <pic:pic xmlns:pic="http://schemas.openxmlformats.org/drawingml/2006/picture">
+                        <pic:nvPicPr>
+                          <pic:cNvPr id="2054708482" name=""/>
+                          <pic:cNvPicPr/>
+                        </pic:nvPicPr>
+                        <pic:blipFill>
+                          <a:blip r:embed="rId5"/>
+                          <a:stretch>
+                            <a:fillRect/>
+                          </a:stretch>
+                        </pic:blipFill>
+                        <pic:spPr>
+                          <a:xfrm>
+                            <a:off x="0" y="0"/>
+                            <a:ext cx="1527175" cy="819150"/>
+                          </a:xfrm>
+                          <a:prstGeom prst="rect">
+                            <a:avLst/>
+                          </a:prstGeom>
+                        </pic:spPr>
+                      </pic:pic>
+                    </a:graphicData>
+                  </a:graphic>
+                </wp:inline>
+              </w:drawing>
+            </w:r>
+          </w:p>
+        </w:tc>
+        <w:tc>
+          <w:tcPr>
+            <w:tcW w:w="2622" w:type="dxa"/>
+          </w:tcPr>
+          <w:p>
+            <w:pPr>
+              <w:rPr>
+                <w:rFonts w:ascii="Calibri" w:hAnsi="Calibri" w:cs="Calibri"/>
+                <w:sz w:val="20"/>
+                <w:szCs w:val="20"/>
+              </w:rPr>
+            </w:pPr>
+            <w:r>
+              <w:rPr>
+                <w:rFonts w:ascii="Calibri" w:hAnsi="Calibri" w:cs="Calibri"/>
+                <w:sz w:val="20"/>
+                <w:szCs w:val="20"/>
+              </w:rPr>
+              <w:t>Sound effect used for the coin pick up. Made by pinging a glass.</w:t>
+            </w:r>
+          </w:p>
+        </w:tc>
+      </w:tr>
+      <w:tr>
+        <w:tc>
+          <w:tcPr>
+            <w:tcW w:w="2621" w:type="dxa"/>
+          </w:tcPr>
+          <w:p>
+            <w:pPr>
+              <w:rPr>
+                <w:rFonts w:ascii="Calibri" w:hAnsi="Calibri" w:cs="Calibri"/>
+                <w:sz w:val="20"/>
+                <w:szCs w:val="20"/>
+              </w:rPr>
+            </w:pPr>
+          </w:p>
+        </w:tc>
+        <w:tc>
+          <w:tcPr>
+            <w:tcW w:w="2621" w:type="dxa"/>
+          </w:tcPr>
+          <w:p>
+            <w:pPr>
+              <w:rPr>
+                <w:rFonts w:ascii="Calibri" w:hAnsi="Calibri" w:cs="Calibri"/>
+                <w:sz w:val="20"/>
+                <w:szCs w:val="20"/>
+              </w:rPr>
+            </w:pPr>
+          </w:p>
+        </w:tc>
+        <w:tc>
+          <w:tcPr>
+            <w:tcW w:w="2621" w:type="dxa"/>
+          </w:tcPr>
+          <w:p>
+            <w:pPr>
+              <w:rPr>
+                <w:rFonts w:ascii="Calibri" w:hAnsi="Calibri" w:cs="Calibri"/>
+                <w:sz w:val="20"/>
+                <w:szCs w:val="20"/>
+              </w:rPr>
+            </w:pPr>
+          </w:p>
+        </w:tc>
+        <w:tc>
+          <w:tcPr>
+            <w:tcW w:w="2622" w:type="dxa"/>
+          </w:tcPr>
+          <w:p>
+            <w:pPr>
+              <w:rPr>
+                <w:rFonts w:ascii="Calibri" w:hAnsi="Calibri" w:cs="Calibri"/>
+                <w:sz w:val="20"/>
+                <w:szCs w:val="20"/>
+              </w:rPr>
+            </w:pPr>
+          </w:p>
+        </w:tc>
+      </w:tr>
+      <w:tr>
+        <w:tc>
+          <w:tcPr>
+            <w:tcW w:w="2621" w:type="dxa"/>
+          </w:tcPr>
+          <w:p>
+            <w:pPr>
+              <w:rPr>
+                <w:rFonts w:ascii="Calibri" w:hAnsi="Calibri" w:cs="Calibri"/>
+                <w:sz w:val="20"/>
+                <w:szCs w:val="20"/>
+              </w:rPr>
+            </w:pPr>
+          </w:p>
+        </w:tc>
+        <w:tc>
+          <w:tcPr>
+            <w:tcW w:w="2621" w:type="dxa"/>
+          </w:tcPr>
+          <w:p>
+            <w:pPr>
+              <w:rPr>
+                <w:rFonts w:ascii="Calibri" w:hAnsi="Calibri" w:cs="Calibri"/>
+                <w:sz w:val="20"/>
+                <w:szCs w:val="20"/>
+              </w:rPr>
+            </w:pPr>
+          </w:p>
+        </w:tc>
+        <w:tc>
+          <w:tcPr>
+            <w:tcW w:w="2621" w:type="dxa"/>
+          </w:tcPr>
+          <w:p>
+            <w:pPr>
+              <w:rPr>
+                <w:rFonts w:ascii="Calibri" w:hAnsi="Calibri" w:cs="Calibri"/>
+                <w:sz w:val="20"/>
+                <w:szCs w:val="20"/>
+              </w:rPr>
+            </w:pPr>
+          </w:p>
+        </w:tc>
+        <w:tc>
+          <w:tcPr>
+            <w:tcW w:w="2622" w:type="dxa"/>
+          </w:tcPr>
+          <w:p>
+            <w:pPr>
+              <w:rPr>
+                <w:rFonts w:ascii="Calibri" w:hAnsi="Calibri" w:cs="Calibri"/>
+                <w:sz w:val="20"/>
+                <w:szCs w:val="20"/>
+              </w:rPr>
+            </w:pPr>
+          </w:p>
+        </w:tc>
+      </w:tr>
+      <w:tr>
+        <w:tc>
+          <w:tcPr>
+            <w:tcW w:w="2621" w:type="dxa"/>
+          </w:tcPr>
+          <w:p>
+            <w:pPr>
+              <w:rPr>
+                <w:rFonts w:ascii="Calibri" w:hAnsi="Calibri" w:cs="Calibri"/>
+                <w:sz w:val="20"/>
+                <w:szCs w:val="20"/>
+              </w:rPr>
+            </w:pPr>
+          </w:p>
+        </w:tc>
+        <w:tc>
+          <w:tcPr>
+            <w:tcW w:w="2621" w:type="dxa"/>
+          </w:tcPr>
+          <w:p>
+            <w:pPr>
+              <w:rPr>
+                <w:rFonts w:ascii="Calibri" w:hAnsi="Calibri" w:cs="Calibri"/>
+                <w:sz w:val="20"/>
+                <w:szCs w:val="20"/>
+              </w:rPr>
+            </w:pPr>
+          </w:p>
+        </w:tc>
+        <w:tc>
+          <w:tcPr>
+            <w:tcW w:w="2621" w:type="dxa"/>
+          </w:tcPr>
+          <w:p>
+            <w:pPr>
+              <w:rPr>
+                <w:rFonts w:ascii="Calibri" w:hAnsi="Calibri" w:cs="Calibri"/>
+                <w:sz w:val="20"/>
+                <w:szCs w:val="20"/>
+              </w:rPr>
+            </w:pPr>
+          </w:p>
+        </w:tc>
+        <w:tc>
+          <w:tcPr>
+            <w:tcW w:w="2622" w:type="dxa"/>
+          </w:tcPr>
+          <w:p>
+            <w:pPr>
+              <w:rPr>
+                <w:rFonts w:ascii="Calibri" w:hAnsi="Calibri" w:cs="Calibri"/>
+                <w:sz w:val="20"/>
+                <w:szCs w:val="20"/>
+              </w:rPr>
+            </w:pPr>
+          </w:p>
+        </w:tc>
+      </w:tr>
+    </w:tbl>
+    <w:p>
+      <w:pPr>
+        <w:rPr>
+          <w:rFonts w:ascii="Calibri" w:hAnsi="Calibri" w:cs="Calibri"/>
+        </w:rPr>
+      </w:pPr>
+    </w:p>
     <w:p>
       <w:pPr>
         <w:rPr>
@@ -831,16 +1463,6 @@
           <w:szCs w:val="40"/>
         </w:rPr>
       </w:pPr>
-      <w:r>
-        <w:rPr>
-          <w:rFonts w:ascii="Calibri" w:hAnsi="Calibri" w:cs="Calibri"/>
-          <w:b/>
-          <w:bCs/>
-          <w:sz w:val="40"/>
-          <w:szCs w:val="40"/>
-        </w:rPr>
-        <w:br w:type="page"/>
-      </w:r>
     </w:p>
     <w:tbl>
       <w:tblPr>
@@ -1529,7 +2151,7 @@
                           <pic:cNvPicPr/>
                         </pic:nvPicPr>
                         <pic:blipFill>
-                          <a:blip r:embed="rId4"/>
+                          <a:blip r:embed="rId6"/>
                           <a:stretch>
                             <a:fillRect/>
                           </a:stretch>
@@ -1782,7 +2404,7 @@
                           <pic:cNvPicPr/>
                         </pic:nvPicPr>
                         <pic:blipFill>
-                          <a:blip r:embed="rId5"/>
+                          <a:blip r:embed="rId7"/>
                           <a:stretch>
                             <a:fillRect/>
                           </a:stretch>
@@ -1865,7 +2487,7 @@
                           <pic:cNvPicPr/>
                         </pic:nvPicPr>
                         <pic:blipFill>
-                          <a:blip r:embed="rId6"/>
+                          <a:blip r:embed="rId8"/>
                           <a:stretch>
                             <a:fillRect/>
                           </a:stretch>
@@ -2269,7 +2891,7 @@
                           <pic:cNvPicPr/>
                         </pic:nvPicPr>
                         <pic:blipFill>
-                          <a:blip r:embed="rId7"/>
+                          <a:blip r:embed="rId9"/>
                           <a:stretch>
                             <a:fillRect/>
                           </a:stretch>
@@ -2374,7 +2996,7 @@
                           <pic:cNvPicPr/>
                         </pic:nvPicPr>
                         <pic:blipFill>
-                          <a:blip r:embed="rId8"/>
+                          <a:blip r:embed="rId10"/>
                           <a:stretch>
                             <a:fillRect/>
                           </a:stretch>

--- a/Assessment/Track Sheet.docx
+++ b/Assessment/Track Sheet.docx
@@ -885,7 +885,21 @@
                 <w:rFonts w:ascii="Calibri" w:hAnsi="Calibri" w:cs="Calibri"/>
                 <w:color w:val="000000" w:themeColor="text1"/>
               </w:rPr>
-              <w:t>The sound effects made when a specific item is picked up. Includes coins and hearts.</w:t>
+              <w:t>The sound effects made when a specific item is picked up. Includes coins and heart</w:t>
+            </w:r>
+            <w:r>
+              <w:rPr>
+                <w:rFonts w:ascii="Calibri" w:hAnsi="Calibri" w:cs="Calibri"/>
+                <w:color w:val="000000" w:themeColor="text1"/>
+              </w:rPr>
+              <w:t xml:space="preserve"> pickup</w:t>
+            </w:r>
+            <w:r>
+              <w:rPr>
+                <w:rFonts w:ascii="Calibri" w:hAnsi="Calibri" w:cs="Calibri"/>
+                <w:color w:val="000000" w:themeColor="text1"/>
+              </w:rPr>
+              <w:t>s.</w:t>
             </w:r>
           </w:p>
         </w:tc>
@@ -1087,6 +1101,7 @@
             <w:r>
               <w:rPr>
                 <w:rFonts w:ascii="Calibri" w:hAnsi="Calibri" w:cs="Calibri"/>
+                <w:noProof/>
                 <w:sz w:val="20"/>
                 <w:szCs w:val="20"/>
               </w:rPr>
@@ -1207,6 +1222,7 @@
             <w:r>
               <w:rPr>
                 <w:rFonts w:ascii="Calibri" w:hAnsi="Calibri" w:cs="Calibri"/>
+                <w:noProof/>
                 <w:sz w:val="20"/>
                 <w:szCs w:val="20"/>
               </w:rPr>
@@ -1284,6 +1300,14 @@
                 <w:szCs w:val="20"/>
               </w:rPr>
             </w:pPr>
+            <w:r>
+              <w:rPr>
+                <w:rFonts w:ascii="Calibri" w:hAnsi="Calibri" w:cs="Calibri"/>
+                <w:sz w:val="20"/>
+                <w:szCs w:val="20"/>
+              </w:rPr>
+              <w:t>Bell Chime.mp3</w:t>
+            </w:r>
           </w:p>
         </w:tc>
         <w:tc>
@@ -1298,6 +1322,89 @@
                 <w:szCs w:val="20"/>
               </w:rPr>
             </w:pPr>
+            <w:r>
+              <w:rPr>
+                <w:rFonts w:ascii="Calibri" w:hAnsi="Calibri" w:cs="Calibri"/>
+                <w:sz w:val="20"/>
+                <w:szCs w:val="20"/>
+              </w:rPr>
+              <w:t>Trimmed clip.</w:t>
+            </w:r>
+          </w:p>
+          <w:p>
+            <w:pPr>
+              <w:rPr>
+                <w:rFonts w:ascii="Calibri" w:hAnsi="Calibri" w:cs="Calibri"/>
+                <w:sz w:val="20"/>
+                <w:szCs w:val="20"/>
+              </w:rPr>
+            </w:pPr>
+          </w:p>
+          <w:p>
+            <w:pPr>
+              <w:rPr>
+                <w:rFonts w:ascii="Calibri" w:hAnsi="Calibri" w:cs="Calibri"/>
+                <w:sz w:val="20"/>
+                <w:szCs w:val="20"/>
+              </w:rPr>
+            </w:pPr>
+            <w:r>
+              <w:rPr>
+                <w:rFonts w:ascii="Calibri" w:hAnsi="Calibri" w:cs="Calibri"/>
+                <w:sz w:val="20"/>
+                <w:szCs w:val="20"/>
+              </w:rPr>
+              <w:lastRenderedPageBreak/>
+              <w:t>Enveloped start of clip to lower volume at the start.</w:t>
+            </w:r>
+            <w:r>
+              <w:rPr>
+                <w:noProof/>
+              </w:rPr>
+              <w:t xml:space="preserve"> </w:t>
+            </w:r>
+            <w:r>
+              <w:rPr>
+                <w:rFonts w:ascii="Calibri" w:hAnsi="Calibri" w:cs="Calibri"/>
+                <w:sz w:val="20"/>
+                <w:szCs w:val="20"/>
+              </w:rPr>
+              <w:drawing>
+                <wp:inline distT="0" distB="0" distL="0" distR="0" wp14:anchorId="6A75180E" wp14:editId="2928B185">
+                  <wp:extent cx="1390844" cy="1514686"/>
+                  <wp:effectExtent l="0" t="0" r="0" b="9525"/>
+                  <wp:docPr id="458197192" name="Picture 1"/>
+                  <wp:cNvGraphicFramePr>
+                    <a:graphicFrameLocks xmlns:a="http://schemas.openxmlformats.org/drawingml/2006/main" noChangeAspect="1"/>
+                  </wp:cNvGraphicFramePr>
+                  <a:graphic xmlns:a="http://schemas.openxmlformats.org/drawingml/2006/main">
+                    <a:graphicData uri="http://schemas.openxmlformats.org/drawingml/2006/picture">
+                      <pic:pic xmlns:pic="http://schemas.openxmlformats.org/drawingml/2006/picture">
+                        <pic:nvPicPr>
+                          <pic:cNvPr id="458197192" name=""/>
+                          <pic:cNvPicPr/>
+                        </pic:nvPicPr>
+                        <pic:blipFill>
+                          <a:blip r:embed="rId6"/>
+                          <a:stretch>
+                            <a:fillRect/>
+                          </a:stretch>
+                        </pic:blipFill>
+                        <pic:spPr>
+                          <a:xfrm>
+                            <a:off x="0" y="0"/>
+                            <a:ext cx="1390844" cy="1514686"/>
+                          </a:xfrm>
+                          <a:prstGeom prst="rect">
+                            <a:avLst/>
+                          </a:prstGeom>
+                        </pic:spPr>
+                      </pic:pic>
+                    </a:graphicData>
+                  </a:graphic>
+                </wp:inline>
+              </w:drawing>
+            </w:r>
           </w:p>
         </w:tc>
         <w:tc>
@@ -1312,6 +1419,15 @@
                 <w:szCs w:val="20"/>
               </w:rPr>
             </w:pPr>
+            <w:r>
+              <w:rPr>
+                <w:rFonts w:ascii="Calibri" w:hAnsi="Calibri" w:cs="Calibri"/>
+                <w:sz w:val="20"/>
+                <w:szCs w:val="20"/>
+              </w:rPr>
+              <w:lastRenderedPageBreak/>
+              <w:t>Amplified by 4 decibels</w:t>
+            </w:r>
           </w:p>
         </w:tc>
         <w:tc>
@@ -1342,6 +1458,14 @@
                 <w:szCs w:val="20"/>
               </w:rPr>
             </w:pPr>
+            <w:r>
+              <w:rPr>
+                <w:rFonts w:ascii="Calibri" w:hAnsi="Calibri" w:cs="Calibri"/>
+                <w:sz w:val="20"/>
+                <w:szCs w:val="20"/>
+              </w:rPr>
+              <w:t>Keys.mp3</w:t>
+            </w:r>
           </w:p>
         </w:tc>
         <w:tc>
@@ -1356,6 +1480,14 @@
                 <w:szCs w:val="20"/>
               </w:rPr>
             </w:pPr>
+            <w:r>
+              <w:rPr>
+                <w:rFonts w:ascii="Calibri" w:hAnsi="Calibri" w:cs="Calibri"/>
+                <w:sz w:val="20"/>
+                <w:szCs w:val="20"/>
+              </w:rPr>
+              <w:t>Trimmed clip.</w:t>
+            </w:r>
           </w:p>
         </w:tc>
         <w:tc>
@@ -1370,64 +1502,73 @@
                 <w:szCs w:val="20"/>
               </w:rPr>
             </w:pPr>
-          </w:p>
-        </w:tc>
-        <w:tc>
-          <w:tcPr>
-            <w:tcW w:w="2622" w:type="dxa"/>
-          </w:tcPr>
-          <w:p>
-            <w:pPr>
-              <w:rPr>
-                <w:rFonts w:ascii="Calibri" w:hAnsi="Calibri" w:cs="Calibri"/>
-                <w:sz w:val="20"/>
-                <w:szCs w:val="20"/>
-              </w:rPr>
-            </w:pPr>
-          </w:p>
-        </w:tc>
-      </w:tr>
-      <w:tr>
-        <w:tc>
-          <w:tcPr>
-            <w:tcW w:w="2621" w:type="dxa"/>
-          </w:tcPr>
-          <w:p>
-            <w:pPr>
-              <w:rPr>
-                <w:rFonts w:ascii="Calibri" w:hAnsi="Calibri" w:cs="Calibri"/>
-                <w:sz w:val="20"/>
-                <w:szCs w:val="20"/>
-              </w:rPr>
-            </w:pPr>
-          </w:p>
-        </w:tc>
-        <w:tc>
-          <w:tcPr>
-            <w:tcW w:w="2621" w:type="dxa"/>
-          </w:tcPr>
-          <w:p>
-            <w:pPr>
-              <w:rPr>
-                <w:rFonts w:ascii="Calibri" w:hAnsi="Calibri" w:cs="Calibri"/>
-                <w:sz w:val="20"/>
-                <w:szCs w:val="20"/>
-              </w:rPr>
-            </w:pPr>
-          </w:p>
-        </w:tc>
-        <w:tc>
-          <w:tcPr>
-            <w:tcW w:w="2621" w:type="dxa"/>
-          </w:tcPr>
-          <w:p>
-            <w:pPr>
-              <w:rPr>
-                <w:rFonts w:ascii="Calibri" w:hAnsi="Calibri" w:cs="Calibri"/>
-                <w:sz w:val="20"/>
-                <w:szCs w:val="20"/>
-              </w:rPr>
-            </w:pPr>
+            <w:r>
+              <w:rPr>
+                <w:rFonts w:ascii="Calibri" w:hAnsi="Calibri" w:cs="Calibri"/>
+                <w:sz w:val="20"/>
+                <w:szCs w:val="20"/>
+              </w:rPr>
+              <w:t>Applied Filter Curve EQ to quieten harsh key sounds</w:t>
+            </w:r>
+          </w:p>
+          <w:p>
+            <w:pPr>
+              <w:rPr>
+                <w:rFonts w:ascii="Calibri" w:hAnsi="Calibri" w:cs="Calibri"/>
+                <w:sz w:val="20"/>
+                <w:szCs w:val="20"/>
+              </w:rPr>
+            </w:pPr>
+            <w:r>
+              <w:rPr>
+                <w:rFonts w:ascii="Calibri" w:hAnsi="Calibri" w:cs="Calibri"/>
+                <w:sz w:val="20"/>
+                <w:szCs w:val="20"/>
+              </w:rPr>
+              <w:drawing>
+                <wp:inline distT="0" distB="0" distL="0" distR="0" wp14:anchorId="2C98CAF1" wp14:editId="7CAE57F6">
+                  <wp:extent cx="1527175" cy="823595"/>
+                  <wp:effectExtent l="0" t="0" r="0" b="0"/>
+                  <wp:docPr id="1065671474" name="Picture 1"/>
+                  <wp:cNvGraphicFramePr>
+                    <a:graphicFrameLocks xmlns:a="http://schemas.openxmlformats.org/drawingml/2006/main" noChangeAspect="1"/>
+                  </wp:cNvGraphicFramePr>
+                  <a:graphic xmlns:a="http://schemas.openxmlformats.org/drawingml/2006/main">
+                    <a:graphicData uri="http://schemas.openxmlformats.org/drawingml/2006/picture">
+                      <pic:pic xmlns:pic="http://schemas.openxmlformats.org/drawingml/2006/picture">
+                        <pic:nvPicPr>
+                          <pic:cNvPr id="1065671474" name=""/>
+                          <pic:cNvPicPr/>
+                        </pic:nvPicPr>
+                        <pic:blipFill>
+                          <a:blip r:embed="rId7"/>
+                          <a:stretch>
+                            <a:fillRect/>
+                          </a:stretch>
+                        </pic:blipFill>
+                        <pic:spPr>
+                          <a:xfrm>
+                            <a:off x="0" y="0"/>
+                            <a:ext cx="1527175" cy="823595"/>
+                          </a:xfrm>
+                          <a:prstGeom prst="rect">
+                            <a:avLst/>
+                          </a:prstGeom>
+                        </pic:spPr>
+                      </pic:pic>
+                    </a:graphicData>
+                  </a:graphic>
+                </wp:inline>
+              </w:drawing>
+            </w:r>
+            <w:r>
+              <w:rPr>
+                <w:rFonts w:ascii="Calibri" w:hAnsi="Calibri" w:cs="Calibri"/>
+                <w:sz w:val="20"/>
+                <w:szCs w:val="20"/>
+              </w:rPr>
+              <w:t>Applied fade out.</w:t>
+            </w:r>
           </w:p>
         </w:tc>
         <w:tc>
@@ -1502,7 +1643,6 @@
                 <w:sz w:val="20"/>
                 <w:szCs w:val="20"/>
               </w:rPr>
-              <w:lastRenderedPageBreak/>
               <w:t xml:space="preserve">Identify the source of the file (include a URL to the original file). </w:t>
             </w:r>
           </w:p>
@@ -2151,7 +2291,7 @@
                           <pic:cNvPicPr/>
                         </pic:nvPicPr>
                         <pic:blipFill>
-                          <a:blip r:embed="rId6"/>
+                          <a:blip r:embed="rId8"/>
                           <a:stretch>
                             <a:fillRect/>
                           </a:stretch>
@@ -2404,7 +2544,7 @@
                           <pic:cNvPicPr/>
                         </pic:nvPicPr>
                         <pic:blipFill>
-                          <a:blip r:embed="rId7"/>
+                          <a:blip r:embed="rId9"/>
                           <a:stretch>
                             <a:fillRect/>
                           </a:stretch>
@@ -2487,7 +2627,7 @@
                           <pic:cNvPicPr/>
                         </pic:nvPicPr>
                         <pic:blipFill>
-                          <a:blip r:embed="rId8"/>
+                          <a:blip r:embed="rId10"/>
                           <a:stretch>
                             <a:fillRect/>
                           </a:stretch>
@@ -2891,7 +3031,7 @@
                           <pic:cNvPicPr/>
                         </pic:nvPicPr>
                         <pic:blipFill>
-                          <a:blip r:embed="rId9"/>
+                          <a:blip r:embed="rId11"/>
                           <a:stretch>
                             <a:fillRect/>
                           </a:stretch>
@@ -2996,7 +3136,7 @@
                           <pic:cNvPicPr/>
                         </pic:nvPicPr>
                         <pic:blipFill>
-                          <a:blip r:embed="rId10"/>
+                          <a:blip r:embed="rId12"/>
                           <a:stretch>
                             <a:fillRect/>
                           </a:stretch>

--- a/Assessment/Track Sheet.docx
+++ b/Assessment/Track Sheet.docx
@@ -862,6 +862,582 @@
                 <w:sz w:val="32"/>
                 <w:szCs w:val="32"/>
               </w:rPr>
+              <w:t>Footsteps</w:t>
+            </w:r>
+          </w:p>
+        </w:tc>
+      </w:tr>
+      <w:tr>
+        <w:tc>
+          <w:tcPr>
+            <w:tcW w:w="10485" w:type="dxa"/>
+            <w:gridSpan w:val="4"/>
+          </w:tcPr>
+          <w:p>
+            <w:pPr>
+              <w:rPr>
+                <w:rFonts w:ascii="Calibri" w:hAnsi="Calibri" w:cs="Calibri"/>
+                <w:color w:val="000000" w:themeColor="text1"/>
+              </w:rPr>
+            </w:pPr>
+          </w:p>
+        </w:tc>
+      </w:tr>
+      <w:tr>
+        <w:tc>
+          <w:tcPr>
+            <w:tcW w:w="2621" w:type="dxa"/>
+            <w:shd w:val="clear" w:color="auto" w:fill="DAE9F7" w:themeFill="text2" w:themeFillTint="1A"/>
+          </w:tcPr>
+          <w:p>
+            <w:pPr>
+              <w:rPr>
+                <w:rFonts w:ascii="Calibri" w:hAnsi="Calibri" w:cs="Calibri"/>
+                <w:color w:val="215E99" w:themeColor="text2" w:themeTint="BF"/>
+              </w:rPr>
+            </w:pPr>
+            <w:r>
+              <w:rPr>
+                <w:rFonts w:ascii="Calibri" w:hAnsi="Calibri" w:cs="Calibri"/>
+                <w:color w:val="215E99" w:themeColor="text2" w:themeTint="BF"/>
+              </w:rPr>
+              <w:t>Source files</w:t>
+            </w:r>
+          </w:p>
+        </w:tc>
+        <w:tc>
+          <w:tcPr>
+            <w:tcW w:w="2621" w:type="dxa"/>
+            <w:shd w:val="clear" w:color="auto" w:fill="DAE9F7" w:themeFill="text2" w:themeFillTint="1A"/>
+          </w:tcPr>
+          <w:p>
+            <w:pPr>
+              <w:rPr>
+                <w:rFonts w:ascii="Calibri" w:hAnsi="Calibri" w:cs="Calibri"/>
+                <w:color w:val="215E99" w:themeColor="text2" w:themeTint="BF"/>
+              </w:rPr>
+            </w:pPr>
+            <w:r>
+              <w:rPr>
+                <w:rFonts w:ascii="Calibri" w:hAnsi="Calibri" w:cs="Calibri"/>
+                <w:color w:val="215E99" w:themeColor="text2" w:themeTint="BF"/>
+              </w:rPr>
+              <w:t>Editing performed</w:t>
+            </w:r>
+          </w:p>
+        </w:tc>
+        <w:tc>
+          <w:tcPr>
+            <w:tcW w:w="2621" w:type="dxa"/>
+            <w:shd w:val="clear" w:color="auto" w:fill="DAE9F7" w:themeFill="text2" w:themeFillTint="1A"/>
+          </w:tcPr>
+          <w:p>
+            <w:pPr>
+              <w:rPr>
+                <w:rFonts w:ascii="Calibri" w:hAnsi="Calibri" w:cs="Calibri"/>
+                <w:color w:val="215E99" w:themeColor="text2" w:themeTint="BF"/>
+              </w:rPr>
+            </w:pPr>
+            <w:r>
+              <w:rPr>
+                <w:rFonts w:ascii="Calibri" w:hAnsi="Calibri" w:cs="Calibri"/>
+                <w:color w:val="215E99" w:themeColor="text2" w:themeTint="BF"/>
+              </w:rPr>
+              <w:t>Effects applied</w:t>
+            </w:r>
+          </w:p>
+        </w:tc>
+        <w:tc>
+          <w:tcPr>
+            <w:tcW w:w="2622" w:type="dxa"/>
+            <w:shd w:val="clear" w:color="auto" w:fill="DAE9F7" w:themeFill="text2" w:themeFillTint="1A"/>
+          </w:tcPr>
+          <w:p>
+            <w:pPr>
+              <w:rPr>
+                <w:rFonts w:ascii="Calibri" w:hAnsi="Calibri" w:cs="Calibri"/>
+                <w:color w:val="215E99" w:themeColor="text2" w:themeTint="BF"/>
+              </w:rPr>
+            </w:pPr>
+            <w:r>
+              <w:rPr>
+                <w:rFonts w:ascii="Calibri" w:hAnsi="Calibri" w:cs="Calibri"/>
+                <w:color w:val="215E99" w:themeColor="text2" w:themeTint="BF"/>
+              </w:rPr>
+              <w:t>Comments</w:t>
+            </w:r>
+          </w:p>
+        </w:tc>
+      </w:tr>
+      <w:tr>
+        <w:tc>
+          <w:tcPr>
+            <w:tcW w:w="2621" w:type="dxa"/>
+          </w:tcPr>
+          <w:p>
+            <w:pPr>
+              <w:rPr>
+                <w:rFonts w:ascii="Calibri" w:hAnsi="Calibri" w:cs="Calibri"/>
+                <w:sz w:val="20"/>
+                <w:szCs w:val="20"/>
+              </w:rPr>
+            </w:pPr>
+            <w:r>
+              <w:rPr>
+                <w:rFonts w:ascii="Calibri" w:hAnsi="Calibri" w:cs="Calibri"/>
+                <w:sz w:val="20"/>
+                <w:szCs w:val="20"/>
+              </w:rPr>
+              <w:t>Gravel.m4a</w:t>
+            </w:r>
+          </w:p>
+        </w:tc>
+        <w:tc>
+          <w:tcPr>
+            <w:tcW w:w="2621" w:type="dxa"/>
+          </w:tcPr>
+          <w:p>
+            <w:pPr>
+              <w:rPr>
+                <w:rFonts w:ascii="Calibri" w:hAnsi="Calibri" w:cs="Calibri"/>
+                <w:sz w:val="20"/>
+                <w:szCs w:val="20"/>
+              </w:rPr>
+            </w:pPr>
+            <w:r>
+              <w:rPr>
+                <w:rFonts w:ascii="Calibri" w:hAnsi="Calibri" w:cs="Calibri"/>
+                <w:sz w:val="20"/>
+                <w:szCs w:val="20"/>
+              </w:rPr>
+              <w:t>Trimmed clip down to one footstep (hitting ground and lifting up)</w:t>
+            </w:r>
+          </w:p>
+        </w:tc>
+        <w:tc>
+          <w:tcPr>
+            <w:tcW w:w="2621" w:type="dxa"/>
+          </w:tcPr>
+          <w:p>
+            <w:pPr>
+              <w:rPr>
+                <w:rFonts w:ascii="Calibri" w:hAnsi="Calibri" w:cs="Calibri"/>
+                <w:sz w:val="20"/>
+                <w:szCs w:val="20"/>
+              </w:rPr>
+            </w:pPr>
+            <w:r>
+              <w:rPr>
+                <w:rFonts w:ascii="Calibri" w:hAnsi="Calibri" w:cs="Calibri"/>
+                <w:sz w:val="20"/>
+                <w:szCs w:val="20"/>
+              </w:rPr>
+              <w:t>Applied a High-Pass Filter to remove low rumbling. (Cut off at 100 Hz, 12 dB Rolloff).</w:t>
+            </w:r>
+          </w:p>
+          <w:p>
+            <w:pPr>
+              <w:rPr>
+                <w:rFonts w:ascii="Calibri" w:hAnsi="Calibri" w:cs="Calibri"/>
+                <w:sz w:val="20"/>
+                <w:szCs w:val="20"/>
+              </w:rPr>
+            </w:pPr>
+          </w:p>
+          <w:p>
+            <w:pPr>
+              <w:rPr>
+                <w:noProof/>
+              </w:rPr>
+            </w:pPr>
+            <w:r>
+              <w:rPr>
+                <w:rFonts w:ascii="Calibri" w:hAnsi="Calibri" w:cs="Calibri"/>
+                <w:sz w:val="20"/>
+                <w:szCs w:val="20"/>
+              </w:rPr>
+              <w:t>Compressed audio to give the footstep more impact.</w:t>
+            </w:r>
+            <w:r>
+              <w:rPr>
+                <w:noProof/>
+              </w:rPr>
+              <w:t xml:space="preserve"> </w:t>
+            </w:r>
+            <w:r>
+              <w:rPr>
+                <w:rFonts w:ascii="Calibri" w:hAnsi="Calibri" w:cs="Calibri"/>
+                <w:sz w:val="20"/>
+                <w:szCs w:val="20"/>
+              </w:rPr>
+              <w:drawing>
+                <wp:inline distT="0" distB="0" distL="0" distR="0" wp14:anchorId="7831DE66" wp14:editId="2C2DD9AE">
+                  <wp:extent cx="1527175" cy="1703705"/>
+                  <wp:effectExtent l="0" t="0" r="0" b="0"/>
+                  <wp:docPr id="917565260" name="Picture 1"/>
+                  <wp:cNvGraphicFramePr>
+                    <a:graphicFrameLocks xmlns:a="http://schemas.openxmlformats.org/drawingml/2006/main" noChangeAspect="1"/>
+                  </wp:cNvGraphicFramePr>
+                  <a:graphic xmlns:a="http://schemas.openxmlformats.org/drawingml/2006/main">
+                    <a:graphicData uri="http://schemas.openxmlformats.org/drawingml/2006/picture">
+                      <pic:pic xmlns:pic="http://schemas.openxmlformats.org/drawingml/2006/picture">
+                        <pic:nvPicPr>
+                          <pic:cNvPr id="917565260" name=""/>
+                          <pic:cNvPicPr/>
+                        </pic:nvPicPr>
+                        <pic:blipFill>
+                          <a:blip r:embed="rId4"/>
+                          <a:stretch>
+                            <a:fillRect/>
+                          </a:stretch>
+                        </pic:blipFill>
+                        <pic:spPr>
+                          <a:xfrm>
+                            <a:off x="0" y="0"/>
+                            <a:ext cx="1527175" cy="1703705"/>
+                          </a:xfrm>
+                          <a:prstGeom prst="rect">
+                            <a:avLst/>
+                          </a:prstGeom>
+                        </pic:spPr>
+                      </pic:pic>
+                    </a:graphicData>
+                  </a:graphic>
+                </wp:inline>
+              </w:drawing>
+            </w:r>
+          </w:p>
+          <w:p>
+            <w:pPr>
+              <w:rPr>
+                <w:noProof/>
+              </w:rPr>
+            </w:pPr>
+          </w:p>
+          <w:p>
+            <w:pPr>
+              <w:rPr>
+                <w:rFonts w:ascii="Calibri" w:hAnsi="Calibri" w:cs="Calibri"/>
+                <w:sz w:val="20"/>
+                <w:szCs w:val="20"/>
+              </w:rPr>
+            </w:pPr>
+            <w:r>
+              <w:rPr>
+                <w:noProof/>
+              </w:rPr>
+              <w:t>Normalized percieved loudness  to -23dB to reduce volume.</w:t>
+            </w:r>
+          </w:p>
+        </w:tc>
+        <w:tc>
+          <w:tcPr>
+            <w:tcW w:w="2622" w:type="dxa"/>
+          </w:tcPr>
+          <w:p>
+            <w:pPr>
+              <w:rPr>
+                <w:rFonts w:ascii="Calibri" w:hAnsi="Calibri" w:cs="Calibri"/>
+                <w:sz w:val="20"/>
+                <w:szCs w:val="20"/>
+              </w:rPr>
+            </w:pPr>
+          </w:p>
+        </w:tc>
+      </w:tr>
+      <w:tr>
+        <w:tc>
+          <w:tcPr>
+            <w:tcW w:w="2621" w:type="dxa"/>
+          </w:tcPr>
+          <w:p>
+            <w:pPr>
+              <w:rPr>
+                <w:rFonts w:ascii="Calibri" w:hAnsi="Calibri" w:cs="Calibri"/>
+                <w:sz w:val="20"/>
+                <w:szCs w:val="20"/>
+              </w:rPr>
+            </w:pPr>
+          </w:p>
+        </w:tc>
+        <w:tc>
+          <w:tcPr>
+            <w:tcW w:w="2621" w:type="dxa"/>
+          </w:tcPr>
+          <w:p>
+            <w:pPr>
+              <w:rPr>
+                <w:rFonts w:ascii="Calibri" w:hAnsi="Calibri" w:cs="Calibri"/>
+                <w:sz w:val="20"/>
+                <w:szCs w:val="20"/>
+              </w:rPr>
+            </w:pPr>
+          </w:p>
+        </w:tc>
+        <w:tc>
+          <w:tcPr>
+            <w:tcW w:w="2621" w:type="dxa"/>
+          </w:tcPr>
+          <w:p>
+            <w:pPr>
+              <w:rPr>
+                <w:rFonts w:ascii="Calibri" w:hAnsi="Calibri" w:cs="Calibri"/>
+                <w:sz w:val="20"/>
+                <w:szCs w:val="20"/>
+              </w:rPr>
+            </w:pPr>
+          </w:p>
+        </w:tc>
+        <w:tc>
+          <w:tcPr>
+            <w:tcW w:w="2622" w:type="dxa"/>
+          </w:tcPr>
+          <w:p>
+            <w:pPr>
+              <w:rPr>
+                <w:rFonts w:ascii="Calibri" w:hAnsi="Calibri" w:cs="Calibri"/>
+                <w:sz w:val="20"/>
+                <w:szCs w:val="20"/>
+              </w:rPr>
+            </w:pPr>
+          </w:p>
+        </w:tc>
+      </w:tr>
+      <w:tr>
+        <w:tc>
+          <w:tcPr>
+            <w:tcW w:w="2621" w:type="dxa"/>
+          </w:tcPr>
+          <w:p>
+            <w:pPr>
+              <w:rPr>
+                <w:rFonts w:ascii="Calibri" w:hAnsi="Calibri" w:cs="Calibri"/>
+                <w:sz w:val="20"/>
+                <w:szCs w:val="20"/>
+              </w:rPr>
+            </w:pPr>
+          </w:p>
+        </w:tc>
+        <w:tc>
+          <w:tcPr>
+            <w:tcW w:w="2621" w:type="dxa"/>
+          </w:tcPr>
+          <w:p>
+            <w:pPr>
+              <w:rPr>
+                <w:rFonts w:ascii="Calibri" w:hAnsi="Calibri" w:cs="Calibri"/>
+                <w:sz w:val="20"/>
+                <w:szCs w:val="20"/>
+              </w:rPr>
+            </w:pPr>
+          </w:p>
+        </w:tc>
+        <w:tc>
+          <w:tcPr>
+            <w:tcW w:w="2621" w:type="dxa"/>
+          </w:tcPr>
+          <w:p>
+            <w:pPr>
+              <w:rPr>
+                <w:rFonts w:ascii="Calibri" w:hAnsi="Calibri" w:cs="Calibri"/>
+                <w:sz w:val="20"/>
+                <w:szCs w:val="20"/>
+              </w:rPr>
+            </w:pPr>
+          </w:p>
+        </w:tc>
+        <w:tc>
+          <w:tcPr>
+            <w:tcW w:w="2622" w:type="dxa"/>
+          </w:tcPr>
+          <w:p>
+            <w:pPr>
+              <w:rPr>
+                <w:rFonts w:ascii="Calibri" w:hAnsi="Calibri" w:cs="Calibri"/>
+                <w:sz w:val="20"/>
+                <w:szCs w:val="20"/>
+              </w:rPr>
+            </w:pPr>
+          </w:p>
+        </w:tc>
+      </w:tr>
+      <w:tr>
+        <w:tc>
+          <w:tcPr>
+            <w:tcW w:w="2621" w:type="dxa"/>
+          </w:tcPr>
+          <w:p>
+            <w:pPr>
+              <w:rPr>
+                <w:rFonts w:ascii="Calibri" w:hAnsi="Calibri" w:cs="Calibri"/>
+                <w:sz w:val="20"/>
+                <w:szCs w:val="20"/>
+              </w:rPr>
+            </w:pPr>
+          </w:p>
+        </w:tc>
+        <w:tc>
+          <w:tcPr>
+            <w:tcW w:w="2621" w:type="dxa"/>
+          </w:tcPr>
+          <w:p>
+            <w:pPr>
+              <w:rPr>
+                <w:rFonts w:ascii="Calibri" w:hAnsi="Calibri" w:cs="Calibri"/>
+                <w:sz w:val="20"/>
+                <w:szCs w:val="20"/>
+              </w:rPr>
+            </w:pPr>
+          </w:p>
+        </w:tc>
+        <w:tc>
+          <w:tcPr>
+            <w:tcW w:w="2621" w:type="dxa"/>
+          </w:tcPr>
+          <w:p>
+            <w:pPr>
+              <w:rPr>
+                <w:rFonts w:ascii="Calibri" w:hAnsi="Calibri" w:cs="Calibri"/>
+                <w:sz w:val="20"/>
+                <w:szCs w:val="20"/>
+              </w:rPr>
+            </w:pPr>
+          </w:p>
+        </w:tc>
+        <w:tc>
+          <w:tcPr>
+            <w:tcW w:w="2622" w:type="dxa"/>
+          </w:tcPr>
+          <w:p>
+            <w:pPr>
+              <w:rPr>
+                <w:rFonts w:ascii="Calibri" w:hAnsi="Calibri" w:cs="Calibri"/>
+                <w:sz w:val="20"/>
+                <w:szCs w:val="20"/>
+              </w:rPr>
+            </w:pPr>
+          </w:p>
+        </w:tc>
+      </w:tr>
+    </w:tbl>
+    <w:p>
+      <w:pPr>
+        <w:rPr>
+          <w:rFonts w:ascii="Calibri" w:hAnsi="Calibri" w:cs="Calibri"/>
+        </w:rPr>
+      </w:pPr>
+    </w:p>
+    <w:p>
+      <w:pPr>
+        <w:rPr>
+          <w:rFonts w:ascii="Calibri" w:hAnsi="Calibri" w:cs="Calibri"/>
+        </w:rPr>
+      </w:pPr>
+    </w:p>
+    <w:p>
+      <w:pPr>
+        <w:rPr>
+          <w:rFonts w:ascii="Calibri" w:hAnsi="Calibri" w:cs="Calibri"/>
+        </w:rPr>
+      </w:pPr>
+    </w:p>
+    <w:p>
+      <w:pPr>
+        <w:rPr>
+          <w:rFonts w:ascii="Calibri" w:hAnsi="Calibri" w:cs="Calibri"/>
+        </w:rPr>
+      </w:pPr>
+    </w:p>
+    <w:p>
+      <w:pPr>
+        <w:rPr>
+          <w:rFonts w:ascii="Calibri" w:hAnsi="Calibri" w:cs="Calibri"/>
+        </w:rPr>
+      </w:pPr>
+    </w:p>
+    <w:p>
+      <w:pPr>
+        <w:rPr>
+          <w:rFonts w:ascii="Calibri" w:hAnsi="Calibri" w:cs="Calibri"/>
+        </w:rPr>
+      </w:pPr>
+    </w:p>
+    <w:p>
+      <w:pPr>
+        <w:rPr>
+          <w:rFonts w:ascii="Calibri" w:hAnsi="Calibri" w:cs="Calibri"/>
+        </w:rPr>
+      </w:pPr>
+    </w:p>
+    <w:p>
+      <w:pPr>
+        <w:rPr>
+          <w:rFonts w:ascii="Calibri" w:hAnsi="Calibri" w:cs="Calibri"/>
+        </w:rPr>
+      </w:pPr>
+    </w:p>
+    <w:p>
+      <w:pPr>
+        <w:rPr>
+          <w:rFonts w:ascii="Calibri" w:hAnsi="Calibri" w:cs="Calibri"/>
+        </w:rPr>
+      </w:pPr>
+    </w:p>
+    <w:p>
+      <w:pPr>
+        <w:rPr>
+          <w:rFonts w:ascii="Calibri" w:hAnsi="Calibri" w:cs="Calibri"/>
+        </w:rPr>
+      </w:pPr>
+    </w:p>
+    <w:p>
+      <w:pPr>
+        <w:rPr>
+          <w:rFonts w:ascii="Calibri" w:hAnsi="Calibri" w:cs="Calibri"/>
+        </w:rPr>
+      </w:pPr>
+    </w:p>
+    <w:tbl>
+      <w:tblPr>
+        <w:tblStyle w:val="TableGrid"/>
+        <w:tblW w:w="10485" w:type="dxa"/>
+        <w:tblLayout w:type="fixed"/>
+        <w:tblLook w:val="04A0" w:firstRow="1" w:lastRow="0" w:firstColumn="1" w:lastColumn="0" w:noHBand="0" w:noVBand="1"/>
+      </w:tblPr>
+      <w:tblGrid>
+        <w:gridCol w:w="2621"/>
+        <w:gridCol w:w="2621"/>
+        <w:gridCol w:w="2621"/>
+        <w:gridCol w:w="2622"/>
+      </w:tblGrid>
+      <w:tr>
+        <w:tc>
+          <w:tcPr>
+            <w:tcW w:w="10485" w:type="dxa"/>
+            <w:gridSpan w:val="4"/>
+            <w:shd w:val="clear" w:color="auto" w:fill="DAE9F7" w:themeFill="text2" w:themeFillTint="1A"/>
+          </w:tcPr>
+          <w:p>
+            <w:pPr>
+              <w:jc w:val="center"/>
+              <w:rPr>
+                <w:rFonts w:ascii="Calibri" w:hAnsi="Calibri" w:cs="Calibri"/>
+                <w:b/>
+                <w:bCs/>
+                <w:color w:val="215E99" w:themeColor="text2" w:themeTint="BF"/>
+                <w:sz w:val="32"/>
+                <w:szCs w:val="32"/>
+              </w:rPr>
+            </w:pPr>
+            <w:r>
+              <w:rPr>
+                <w:rFonts w:ascii="Calibri" w:hAnsi="Calibri" w:cs="Calibri"/>
+                <w:b/>
+                <w:bCs/>
+                <w:color w:val="215E99" w:themeColor="text2" w:themeTint="BF"/>
+                <w:sz w:val="32"/>
+                <w:szCs w:val="32"/>
+              </w:rPr>
               <w:t>Pick up SFXs</w:t>
             </w:r>
           </w:p>
@@ -1121,7 +1697,7 @@
                           <pic:cNvPicPr/>
                         </pic:nvPicPr>
                         <pic:blipFill>
-                          <a:blip r:embed="rId4"/>
+                          <a:blip r:embed="rId5"/>
                           <a:stretch>
                             <a:fillRect/>
                           </a:stretch>
@@ -1242,7 +1818,7 @@
                           <pic:cNvPicPr/>
                         </pic:nvPicPr>
                         <pic:blipFill>
-                          <a:blip r:embed="rId5"/>
+                          <a:blip r:embed="rId6"/>
                           <a:stretch>
                             <a:fillRect/>
                           </a:stretch>
@@ -1354,7 +1930,6 @@
                 <w:sz w:val="20"/>
                 <w:szCs w:val="20"/>
               </w:rPr>
-              <w:lastRenderedPageBreak/>
               <w:t>Enveloped start of clip to lower volume at the start.</w:t>
             </w:r>
             <w:r>
@@ -1366,6 +1941,7 @@
             <w:r>
               <w:rPr>
                 <w:rFonts w:ascii="Calibri" w:hAnsi="Calibri" w:cs="Calibri"/>
+                <w:noProof/>
                 <w:sz w:val="20"/>
                 <w:szCs w:val="20"/>
               </w:rPr>
@@ -1385,7 +1961,7 @@
                           <pic:cNvPicPr/>
                         </pic:nvPicPr>
                         <pic:blipFill>
-                          <a:blip r:embed="rId6"/>
+                          <a:blip r:embed="rId7"/>
                           <a:stretch>
                             <a:fillRect/>
                           </a:stretch>
@@ -1425,7 +2001,6 @@
                 <w:sz w:val="20"/>
                 <w:szCs w:val="20"/>
               </w:rPr>
-              <w:lastRenderedPageBreak/>
               <w:t>Amplified by 4 decibels</w:t>
             </w:r>
           </w:p>
@@ -1522,6 +2097,7 @@
             <w:r>
               <w:rPr>
                 <w:rFonts w:ascii="Calibri" w:hAnsi="Calibri" w:cs="Calibri"/>
+                <w:noProof/>
                 <w:sz w:val="20"/>
                 <w:szCs w:val="20"/>
               </w:rPr>
@@ -1541,7 +2117,7 @@
                           <pic:cNvPicPr/>
                         </pic:nvPicPr>
                         <pic:blipFill>
-                          <a:blip r:embed="rId7"/>
+                          <a:blip r:embed="rId8"/>
                           <a:stretch>
                             <a:fillRect/>
                           </a:stretch>
@@ -1832,1428 +2408,11 @@
     </w:tbl>
     <w:p>
       <w:pPr>
-        <w:rPr>
-          <w:rFonts w:ascii="Calibri" w:hAnsi="Calibri" w:cs="Calibri"/>
-          <w:b/>
-          <w:bCs/>
-          <w:sz w:val="40"/>
-          <w:szCs w:val="40"/>
-        </w:rPr>
-      </w:pPr>
-    </w:p>
-    <w:p>
-      <w:pPr>
-        <w:jc w:val="center"/>
-        <w:rPr>
-          <w:rFonts w:ascii="Calibri" w:hAnsi="Calibri" w:cs="Calibri"/>
-          <w:b/>
-          <w:bCs/>
-          <w:sz w:val="40"/>
-          <w:szCs w:val="40"/>
-        </w:rPr>
-      </w:pPr>
-      <w:r>
-        <w:rPr>
-          <w:rFonts w:ascii="Calibri" w:hAnsi="Calibri" w:cs="Calibri"/>
-          <w:b/>
-          <w:bCs/>
-          <w:sz w:val="40"/>
-          <w:szCs w:val="40"/>
-        </w:rPr>
-        <w:t xml:space="preserve">Track Sheet </w:t>
-      </w:r>
-      <w:r>
-        <w:rPr>
-          <w:rFonts w:ascii="Calibri" w:hAnsi="Calibri" w:cs="Calibri"/>
-          <w:b/>
-          <w:bCs/>
-          <w:sz w:val="40"/>
-          <w:szCs w:val="40"/>
-        </w:rPr>
-        <w:t>Example</w:t>
-      </w:r>
-    </w:p>
-    <w:tbl>
-      <w:tblPr>
-        <w:tblStyle w:val="TableGrid"/>
-        <w:tblpPr w:leftFromText="180" w:rightFromText="180" w:vertAnchor="page" w:horzAnchor="margin" w:tblpY="1506"/>
-        <w:tblW w:w="10485" w:type="dxa"/>
-        <w:tblLayout w:type="fixed"/>
-        <w:tblLook w:val="04A0" w:firstRow="1" w:lastRow="0" w:firstColumn="1" w:lastColumn="0" w:noHBand="0" w:noVBand="1"/>
-      </w:tblPr>
-      <w:tblGrid>
-        <w:gridCol w:w="2621"/>
-        <w:gridCol w:w="2621"/>
-        <w:gridCol w:w="2621"/>
-        <w:gridCol w:w="2622"/>
-      </w:tblGrid>
-      <w:tr>
-        <w:tc>
-          <w:tcPr>
-            <w:tcW w:w="10485" w:type="dxa"/>
-            <w:gridSpan w:val="4"/>
-            <w:shd w:val="clear" w:color="auto" w:fill="DAE9F7" w:themeFill="text2" w:themeFillTint="1A"/>
-          </w:tcPr>
-          <w:p>
-            <w:pPr>
-              <w:jc w:val="center"/>
-              <w:rPr>
-                <w:rFonts w:ascii="Calibri" w:hAnsi="Calibri" w:cs="Calibri"/>
-                <w:b/>
-                <w:bCs/>
-                <w:color w:val="215E99" w:themeColor="text2" w:themeTint="BF"/>
-                <w:sz w:val="32"/>
-                <w:szCs w:val="32"/>
-              </w:rPr>
-            </w:pPr>
-            <w:proofErr w:type="spellStart"/>
-            <w:r>
-              <w:rPr>
-                <w:rFonts w:ascii="Calibri" w:hAnsi="Calibri" w:cs="Calibri"/>
-                <w:b/>
-                <w:bCs/>
-                <w:color w:val="215E99" w:themeColor="text2" w:themeTint="BF"/>
-                <w:sz w:val="32"/>
-                <w:szCs w:val="32"/>
-              </w:rPr>
-              <w:lastRenderedPageBreak/>
-              <w:t>Grass</w:t>
-            </w:r>
-            <w:r>
-              <w:rPr>
-                <w:rFonts w:ascii="Calibri" w:hAnsi="Calibri" w:cs="Calibri"/>
-                <w:b/>
-                <w:bCs/>
-                <w:color w:val="215E99" w:themeColor="text2" w:themeTint="BF"/>
-                <w:sz w:val="32"/>
-                <w:szCs w:val="32"/>
-              </w:rPr>
-              <w:t>_</w:t>
-            </w:r>
-            <w:r>
-              <w:rPr>
-                <w:rFonts w:ascii="Calibri" w:hAnsi="Calibri" w:cs="Calibri"/>
-                <w:b/>
-                <w:bCs/>
-                <w:color w:val="215E99" w:themeColor="text2" w:themeTint="BF"/>
-                <w:sz w:val="32"/>
-                <w:szCs w:val="32"/>
-              </w:rPr>
-              <w:t>Footstep</w:t>
-            </w:r>
-            <w:proofErr w:type="spellEnd"/>
-          </w:p>
-        </w:tc>
-      </w:tr>
-      <w:tr>
-        <w:tc>
-          <w:tcPr>
-            <w:tcW w:w="10485" w:type="dxa"/>
-            <w:gridSpan w:val="4"/>
-          </w:tcPr>
-          <w:p>
-            <w:pPr>
-              <w:rPr>
-                <w:rFonts w:ascii="Calibri" w:hAnsi="Calibri" w:cs="Calibri"/>
-              </w:rPr>
-            </w:pPr>
-            <w:r>
-              <w:rPr>
-                <w:rFonts w:ascii="Calibri" w:hAnsi="Calibri" w:cs="Calibri"/>
-              </w:rPr>
-              <w:t>Single footstep on Grass material</w:t>
-            </w:r>
-            <w:r>
-              <w:rPr>
-                <w:rFonts w:ascii="Calibri" w:hAnsi="Calibri" w:cs="Calibri"/>
-              </w:rPr>
-              <w:t xml:space="preserve"> wearing training shoes</w:t>
-            </w:r>
-            <w:r>
-              <w:rPr>
-                <w:rFonts w:ascii="Calibri" w:hAnsi="Calibri" w:cs="Calibri"/>
-              </w:rPr>
-              <w:t xml:space="preserve"> </w:t>
-            </w:r>
-            <w:r>
-              <w:rPr>
-                <w:rFonts w:ascii="Calibri" w:hAnsi="Calibri" w:cs="Calibri"/>
-              </w:rPr>
-              <w:t>lasting one second.</w:t>
-            </w:r>
-            <w:r>
-              <w:rPr>
-                <w:rFonts w:ascii="Calibri" w:hAnsi="Calibri" w:cs="Calibri"/>
-              </w:rPr>
-              <w:br/>
-              <w:t>Soft step with</w:t>
-            </w:r>
-            <w:r>
-              <w:rPr>
-                <w:rFonts w:ascii="Calibri" w:hAnsi="Calibri" w:cs="Calibri"/>
-              </w:rPr>
-              <w:t xml:space="preserve"> </w:t>
-            </w:r>
-            <w:r>
-              <w:rPr>
-                <w:rFonts w:ascii="Calibri" w:hAnsi="Calibri" w:cs="Calibri"/>
-              </w:rPr>
-              <w:t>a</w:t>
-            </w:r>
-            <w:r>
-              <w:rPr>
-                <w:rFonts w:ascii="Calibri" w:hAnsi="Calibri" w:cs="Calibri"/>
-              </w:rPr>
-              <w:t xml:space="preserve"> </w:t>
-            </w:r>
-            <w:r>
-              <w:rPr>
-                <w:rFonts w:ascii="Calibri" w:hAnsi="Calibri" w:cs="Calibri"/>
-              </w:rPr>
-              <w:t>low</w:t>
-            </w:r>
-            <w:r>
-              <w:rPr>
-                <w:rFonts w:ascii="Calibri" w:hAnsi="Calibri" w:cs="Calibri"/>
-              </w:rPr>
-              <w:t xml:space="preserve"> </w:t>
-            </w:r>
-            <w:r>
-              <w:rPr>
-                <w:rFonts w:ascii="Calibri" w:hAnsi="Calibri" w:cs="Calibri"/>
-                <w:sz w:val="20"/>
-                <w:szCs w:val="20"/>
-              </w:rPr>
-              <w:t>impact thump</w:t>
-            </w:r>
-            <w:r>
-              <w:rPr>
-                <w:rFonts w:ascii="Calibri" w:hAnsi="Calibri" w:cs="Calibri"/>
-                <w:sz w:val="20"/>
-                <w:szCs w:val="20"/>
-              </w:rPr>
-              <w:t xml:space="preserve"> </w:t>
-            </w:r>
-            <w:r>
-              <w:rPr>
-                <w:rFonts w:ascii="Calibri" w:hAnsi="Calibri" w:cs="Calibri"/>
-              </w:rPr>
-              <w:t xml:space="preserve">(reinforced with a kick drum), </w:t>
-            </w:r>
-            <w:r>
-              <w:rPr>
-                <w:rFonts w:ascii="Calibri" w:hAnsi="Calibri" w:cs="Calibri"/>
-                <w:sz w:val="20"/>
-                <w:szCs w:val="20"/>
-              </w:rPr>
-              <w:t>followed by</w:t>
-            </w:r>
-            <w:r>
-              <w:rPr>
-                <w:rFonts w:ascii="Calibri" w:hAnsi="Calibri" w:cs="Calibri"/>
-                <w:sz w:val="20"/>
-                <w:szCs w:val="20"/>
-              </w:rPr>
-              <w:t xml:space="preserve"> some </w:t>
-            </w:r>
-            <w:r>
-              <w:rPr>
-                <w:rFonts w:ascii="Calibri" w:hAnsi="Calibri" w:cs="Calibri"/>
-              </w:rPr>
-              <w:t xml:space="preserve">trailing </w:t>
-            </w:r>
-            <w:r>
-              <w:rPr>
-                <w:rFonts w:ascii="Calibri" w:hAnsi="Calibri" w:cs="Calibri"/>
-              </w:rPr>
-              <w:t>noise</w:t>
-            </w:r>
-            <w:r>
-              <w:rPr>
-                <w:rFonts w:ascii="Calibri" w:hAnsi="Calibri" w:cs="Calibri"/>
-              </w:rPr>
-              <w:t xml:space="preserve"> (moving dirt)</w:t>
-            </w:r>
-            <w:r>
-              <w:rPr>
-                <w:rFonts w:ascii="Calibri" w:hAnsi="Calibri" w:cs="Calibri"/>
-              </w:rPr>
-              <w:t>.</w:t>
-            </w:r>
-          </w:p>
-        </w:tc>
-      </w:tr>
-      <w:tr>
-        <w:tc>
-          <w:tcPr>
-            <w:tcW w:w="2621" w:type="dxa"/>
-            <w:shd w:val="clear" w:color="auto" w:fill="DAE9F7" w:themeFill="text2" w:themeFillTint="1A"/>
-          </w:tcPr>
-          <w:p>
-            <w:pPr>
-              <w:rPr>
-                <w:rFonts w:ascii="Calibri" w:hAnsi="Calibri" w:cs="Calibri"/>
-                <w:color w:val="215E99" w:themeColor="text2" w:themeTint="BF"/>
-              </w:rPr>
-            </w:pPr>
-            <w:r>
-              <w:rPr>
-                <w:rFonts w:ascii="Calibri" w:hAnsi="Calibri" w:cs="Calibri"/>
-                <w:color w:val="215E99" w:themeColor="text2" w:themeTint="BF"/>
-              </w:rPr>
-              <w:t>Source files</w:t>
-            </w:r>
-          </w:p>
-        </w:tc>
-        <w:tc>
-          <w:tcPr>
-            <w:tcW w:w="2621" w:type="dxa"/>
-            <w:shd w:val="clear" w:color="auto" w:fill="DAE9F7" w:themeFill="text2" w:themeFillTint="1A"/>
-          </w:tcPr>
-          <w:p>
-            <w:pPr>
-              <w:rPr>
-                <w:rFonts w:ascii="Calibri" w:hAnsi="Calibri" w:cs="Calibri"/>
-                <w:color w:val="215E99" w:themeColor="text2" w:themeTint="BF"/>
-              </w:rPr>
-            </w:pPr>
-            <w:r>
-              <w:rPr>
-                <w:rFonts w:ascii="Calibri" w:hAnsi="Calibri" w:cs="Calibri"/>
-                <w:color w:val="215E99" w:themeColor="text2" w:themeTint="BF"/>
-              </w:rPr>
-              <w:t>Editing performed</w:t>
-            </w:r>
-          </w:p>
-        </w:tc>
-        <w:tc>
-          <w:tcPr>
-            <w:tcW w:w="2621" w:type="dxa"/>
-            <w:shd w:val="clear" w:color="auto" w:fill="DAE9F7" w:themeFill="text2" w:themeFillTint="1A"/>
-          </w:tcPr>
-          <w:p>
-            <w:pPr>
-              <w:rPr>
-                <w:rFonts w:ascii="Calibri" w:hAnsi="Calibri" w:cs="Calibri"/>
-                <w:color w:val="215E99" w:themeColor="text2" w:themeTint="BF"/>
-              </w:rPr>
-            </w:pPr>
-            <w:r>
-              <w:rPr>
-                <w:rFonts w:ascii="Calibri" w:hAnsi="Calibri" w:cs="Calibri"/>
-                <w:color w:val="215E99" w:themeColor="text2" w:themeTint="BF"/>
-              </w:rPr>
-              <w:t>Effects applied</w:t>
-            </w:r>
-          </w:p>
-        </w:tc>
-        <w:tc>
-          <w:tcPr>
-            <w:tcW w:w="2622" w:type="dxa"/>
-            <w:shd w:val="clear" w:color="auto" w:fill="DAE9F7" w:themeFill="text2" w:themeFillTint="1A"/>
-          </w:tcPr>
-          <w:p>
-            <w:pPr>
-              <w:rPr>
-                <w:rFonts w:ascii="Calibri" w:hAnsi="Calibri" w:cs="Calibri"/>
-                <w:color w:val="215E99" w:themeColor="text2" w:themeTint="BF"/>
-              </w:rPr>
-            </w:pPr>
-            <w:r>
-              <w:rPr>
-                <w:rFonts w:ascii="Calibri" w:hAnsi="Calibri" w:cs="Calibri"/>
-                <w:color w:val="215E99" w:themeColor="text2" w:themeTint="BF"/>
-              </w:rPr>
-              <w:t>Comments</w:t>
-            </w:r>
-          </w:p>
-        </w:tc>
-      </w:tr>
-      <w:tr>
-        <w:tc>
-          <w:tcPr>
-            <w:tcW w:w="2621" w:type="dxa"/>
-          </w:tcPr>
-          <w:p>
-            <w:pPr>
-              <w:rPr>
-                <w:rFonts w:ascii="Calibri" w:hAnsi="Calibri" w:cs="Calibri"/>
-                <w:sz w:val="20"/>
-                <w:szCs w:val="20"/>
-              </w:rPr>
-            </w:pPr>
-            <w:r>
-              <w:rPr>
-                <w:rFonts w:ascii="Calibri" w:hAnsi="Calibri" w:cs="Calibri"/>
-                <w:b/>
-                <w:bCs/>
-                <w:sz w:val="20"/>
-                <w:szCs w:val="20"/>
-              </w:rPr>
-              <w:t>740144__fossarts__stepping-on-grass-1.wav</w:t>
-            </w:r>
-            <w:r>
-              <w:rPr>
-                <w:rFonts w:ascii="Calibri" w:hAnsi="Calibri" w:cs="Calibri"/>
-                <w:sz w:val="20"/>
-                <w:szCs w:val="20"/>
-              </w:rPr>
-              <w:br/>
-              <w:t>https://freesound.org/people/FOSSarts/sounds/740144/</w:t>
-            </w:r>
-          </w:p>
-        </w:tc>
-        <w:tc>
-          <w:tcPr>
-            <w:tcW w:w="2621" w:type="dxa"/>
-          </w:tcPr>
-          <w:p>
-            <w:pPr>
-              <w:rPr>
-                <w:rFonts w:ascii="Calibri" w:hAnsi="Calibri" w:cs="Calibri"/>
-                <w:sz w:val="20"/>
-                <w:szCs w:val="20"/>
-              </w:rPr>
-            </w:pPr>
-            <w:r>
-              <w:rPr>
-                <w:rFonts w:ascii="Calibri" w:hAnsi="Calibri" w:cs="Calibri"/>
-                <w:sz w:val="20"/>
-                <w:szCs w:val="20"/>
-              </w:rPr>
-              <w:t>Trimmed the walking sequence to a single step (Select and Delete).</w:t>
-            </w:r>
-          </w:p>
-          <w:p>
-            <w:pPr>
-              <w:rPr>
-                <w:rFonts w:ascii="Calibri" w:hAnsi="Calibri" w:cs="Calibri"/>
-                <w:sz w:val="20"/>
-                <w:szCs w:val="20"/>
-              </w:rPr>
-            </w:pPr>
-            <w:r>
-              <w:rPr>
-                <w:rFonts w:ascii="Calibri" w:hAnsi="Calibri" w:cs="Calibri"/>
-                <w:sz w:val="20"/>
-                <w:szCs w:val="20"/>
-              </w:rPr>
-              <w:t>Moved step to the beginning of the timeline (using the Shift clip handle).</w:t>
-            </w:r>
-          </w:p>
-          <w:p>
-            <w:pPr>
-              <w:rPr>
-                <w:rFonts w:ascii="Calibri" w:hAnsi="Calibri" w:cs="Calibri"/>
-                <w:sz w:val="20"/>
-                <w:szCs w:val="20"/>
-              </w:rPr>
-            </w:pPr>
-          </w:p>
-        </w:tc>
-        <w:tc>
-          <w:tcPr>
-            <w:tcW w:w="2621" w:type="dxa"/>
-          </w:tcPr>
-          <w:p>
-            <w:pPr>
-              <w:rPr>
-                <w:rFonts w:ascii="Calibri" w:hAnsi="Calibri" w:cs="Calibri"/>
-                <w:sz w:val="20"/>
-                <w:szCs w:val="20"/>
-              </w:rPr>
-            </w:pPr>
-            <w:r>
-              <w:rPr>
-                <w:rFonts w:ascii="Calibri" w:hAnsi="Calibri" w:cs="Calibri"/>
-                <w:sz w:val="20"/>
-                <w:szCs w:val="20"/>
-              </w:rPr>
-              <w:t xml:space="preserve">1. Amplify </w:t>
-            </w:r>
-            <w:r>
-              <w:rPr>
-                <w:noProof/>
-              </w:rPr>
-              <w:drawing>
-                <wp:inline distT="0" distB="0" distL="0" distR="0" wp14:anchorId="52672E87" wp14:editId="5B70E4F5">
-                  <wp:extent cx="1527175" cy="1004570"/>
-                  <wp:effectExtent l="0" t="0" r="0" b="5080"/>
-                  <wp:docPr id="2099257775" name="Picture 1" descr="A screenshot of a computer&#10;&#10;Description automatically generated"/>
-                  <wp:cNvGraphicFramePr>
-                    <a:graphicFrameLocks xmlns:a="http://schemas.openxmlformats.org/drawingml/2006/main" noChangeAspect="1"/>
-                  </wp:cNvGraphicFramePr>
-                  <a:graphic xmlns:a="http://schemas.openxmlformats.org/drawingml/2006/main">
-                    <a:graphicData uri="http://schemas.openxmlformats.org/drawingml/2006/picture">
-                      <pic:pic xmlns:pic="http://schemas.openxmlformats.org/drawingml/2006/picture">
-                        <pic:nvPicPr>
-                          <pic:cNvPr id="2099257775" name="Picture 1" descr="A screenshot of a computer&#10;&#10;Description automatically generated"/>
-                          <pic:cNvPicPr/>
-                        </pic:nvPicPr>
-                        <pic:blipFill>
-                          <a:blip r:embed="rId8"/>
-                          <a:stretch>
-                            <a:fillRect/>
-                          </a:stretch>
-                        </pic:blipFill>
-                        <pic:spPr>
-                          <a:xfrm>
-                            <a:off x="0" y="0"/>
-                            <a:ext cx="1527175" cy="1004570"/>
-                          </a:xfrm>
-                          <a:prstGeom prst="rect">
-                            <a:avLst/>
-                          </a:prstGeom>
-                        </pic:spPr>
-                      </pic:pic>
-                    </a:graphicData>
-                  </a:graphic>
-                </wp:inline>
-              </w:drawing>
-            </w:r>
-          </w:p>
-          <w:p>
-            <w:pPr>
-              <w:rPr>
-                <w:rFonts w:ascii="Calibri" w:hAnsi="Calibri" w:cs="Calibri"/>
-                <w:sz w:val="20"/>
-                <w:szCs w:val="20"/>
-              </w:rPr>
-            </w:pPr>
-            <w:r>
-              <w:rPr>
-                <w:rFonts w:ascii="Calibri" w:hAnsi="Calibri" w:cs="Calibri"/>
-                <w:sz w:val="20"/>
-                <w:szCs w:val="20"/>
-              </w:rPr>
-              <w:t>2. Fade in and out each end of the clip</w:t>
-            </w:r>
-          </w:p>
-        </w:tc>
-        <w:tc>
-          <w:tcPr>
-            <w:tcW w:w="2622" w:type="dxa"/>
-          </w:tcPr>
-          <w:p>
-            <w:pPr>
-              <w:rPr>
-                <w:rFonts w:ascii="Calibri" w:hAnsi="Calibri" w:cs="Calibri"/>
-                <w:sz w:val="20"/>
-                <w:szCs w:val="20"/>
-              </w:rPr>
-            </w:pPr>
-            <w:r>
-              <w:rPr>
-                <w:rFonts w:ascii="Calibri" w:hAnsi="Calibri" w:cs="Calibri"/>
-                <w:sz w:val="20"/>
-                <w:szCs w:val="20"/>
-              </w:rPr>
-              <w:t xml:space="preserve">Main grass footstep </w:t>
-            </w:r>
-          </w:p>
-          <w:p>
-            <w:pPr>
-              <w:rPr>
-                <w:rFonts w:ascii="Calibri" w:hAnsi="Calibri" w:cs="Calibri"/>
-                <w:sz w:val="20"/>
-                <w:szCs w:val="20"/>
-              </w:rPr>
-            </w:pPr>
-            <w:r>
-              <w:rPr>
-                <w:rFonts w:ascii="Calibri" w:hAnsi="Calibri" w:cs="Calibri"/>
-                <w:sz w:val="20"/>
-                <w:szCs w:val="20"/>
-              </w:rPr>
-              <w:t>Selected a single step that has a low impact thump but more grass material.</w:t>
-            </w:r>
-          </w:p>
-          <w:p>
-            <w:pPr>
-              <w:rPr>
-                <w:rFonts w:ascii="Calibri" w:hAnsi="Calibri" w:cs="Calibri"/>
-                <w:sz w:val="20"/>
-                <w:szCs w:val="20"/>
-              </w:rPr>
-            </w:pPr>
-            <w:r>
-              <w:rPr>
-                <w:rFonts w:ascii="Calibri" w:hAnsi="Calibri" w:cs="Calibri"/>
-                <w:sz w:val="20"/>
-                <w:szCs w:val="20"/>
-              </w:rPr>
-              <w:t>The loudest track in the mix.</w:t>
-            </w:r>
-          </w:p>
-        </w:tc>
-      </w:tr>
-      <w:tr>
-        <w:tc>
-          <w:tcPr>
-            <w:tcW w:w="2621" w:type="dxa"/>
-          </w:tcPr>
-          <w:p>
-            <w:pPr>
-              <w:rPr>
-                <w:rFonts w:ascii="Calibri" w:hAnsi="Calibri" w:cs="Calibri"/>
-                <w:b/>
-                <w:bCs/>
-                <w:sz w:val="20"/>
-                <w:szCs w:val="20"/>
-              </w:rPr>
-            </w:pPr>
-            <w:r>
-              <w:rPr>
-                <w:rFonts w:ascii="Calibri" w:hAnsi="Calibri" w:cs="Calibri"/>
-                <w:b/>
-                <w:bCs/>
-                <w:sz w:val="20"/>
-                <w:szCs w:val="20"/>
-              </w:rPr>
-              <w:t>foosteps_sneakers.aif</w:t>
-            </w:r>
-          </w:p>
-          <w:p>
-            <w:pPr>
-              <w:rPr>
-                <w:rFonts w:ascii="Calibri" w:hAnsi="Calibri" w:cs="Calibri"/>
-                <w:sz w:val="20"/>
-                <w:szCs w:val="20"/>
-              </w:rPr>
-            </w:pPr>
-            <w:r>
-              <w:rPr>
-                <w:rFonts w:ascii="Calibri" w:hAnsi="Calibri" w:cs="Calibri"/>
-                <w:sz w:val="20"/>
-                <w:szCs w:val="20"/>
-              </w:rPr>
-              <w:t>https://freesound.org/people/tim.kahn/sounds/44664/</w:t>
-            </w:r>
-          </w:p>
-        </w:tc>
-        <w:tc>
-          <w:tcPr>
-            <w:tcW w:w="2621" w:type="dxa"/>
-          </w:tcPr>
-          <w:p>
-            <w:pPr>
-              <w:rPr>
-                <w:rFonts w:ascii="Calibri" w:hAnsi="Calibri" w:cs="Calibri"/>
-                <w:sz w:val="20"/>
-                <w:szCs w:val="20"/>
-              </w:rPr>
-            </w:pPr>
-            <w:r>
-              <w:rPr>
-                <w:rFonts w:ascii="Calibri" w:hAnsi="Calibri" w:cs="Calibri"/>
-                <w:sz w:val="20"/>
-                <w:szCs w:val="20"/>
-              </w:rPr>
-              <w:t>Trimmed the walking sequence to a single step (Select and Delete)</w:t>
-            </w:r>
-            <w:r>
-              <w:rPr>
-                <w:rFonts w:ascii="Calibri" w:hAnsi="Calibri" w:cs="Calibri"/>
-                <w:sz w:val="20"/>
-                <w:szCs w:val="20"/>
-              </w:rPr>
-              <w:t>.</w:t>
-            </w:r>
-          </w:p>
-          <w:p>
-            <w:pPr>
-              <w:rPr>
-                <w:rFonts w:ascii="Calibri" w:hAnsi="Calibri" w:cs="Calibri"/>
-                <w:sz w:val="20"/>
-                <w:szCs w:val="20"/>
-              </w:rPr>
-            </w:pPr>
-            <w:r>
-              <w:rPr>
-                <w:rFonts w:ascii="Calibri" w:hAnsi="Calibri" w:cs="Calibri"/>
-                <w:sz w:val="20"/>
-                <w:szCs w:val="20"/>
-              </w:rPr>
-              <w:t>Moved the step thump to line up with the grass footstep on the timeline (using the Shift clip handle)</w:t>
-            </w:r>
-            <w:r>
-              <w:rPr>
-                <w:rFonts w:ascii="Calibri" w:hAnsi="Calibri" w:cs="Calibri"/>
-                <w:sz w:val="20"/>
-                <w:szCs w:val="20"/>
-              </w:rPr>
-              <w:t>.</w:t>
-            </w:r>
-          </w:p>
-          <w:p>
-            <w:pPr>
-              <w:rPr>
-                <w:rFonts w:ascii="Calibri" w:hAnsi="Calibri" w:cs="Calibri"/>
-                <w:sz w:val="20"/>
-                <w:szCs w:val="20"/>
-              </w:rPr>
-            </w:pPr>
-          </w:p>
-          <w:p>
-            <w:pPr>
-              <w:rPr>
-                <w:rFonts w:ascii="Calibri" w:hAnsi="Calibri" w:cs="Calibri"/>
-                <w:sz w:val="20"/>
-                <w:szCs w:val="20"/>
-              </w:rPr>
-            </w:pPr>
-          </w:p>
-        </w:tc>
-        <w:tc>
-          <w:tcPr>
-            <w:tcW w:w="2621" w:type="dxa"/>
-          </w:tcPr>
-          <w:p>
-            <w:pPr>
-              <w:rPr>
-                <w:rFonts w:ascii="Calibri" w:hAnsi="Calibri" w:cs="Calibri"/>
-                <w:sz w:val="20"/>
-                <w:szCs w:val="20"/>
-              </w:rPr>
-            </w:pPr>
-            <w:r>
-              <w:rPr>
-                <w:rFonts w:ascii="Calibri" w:hAnsi="Calibri" w:cs="Calibri"/>
-                <w:sz w:val="20"/>
-                <w:szCs w:val="20"/>
-              </w:rPr>
-              <w:t xml:space="preserve">1. Amplify </w:t>
-            </w:r>
-            <w:r>
-              <w:rPr>
-                <w:noProof/>
-              </w:rPr>
-              <w:drawing>
-                <wp:inline distT="0" distB="0" distL="0" distR="0" wp14:anchorId="150C64C5" wp14:editId="1782A446">
-                  <wp:extent cx="1527175" cy="1004570"/>
-                  <wp:effectExtent l="0" t="0" r="0" b="5080"/>
-                  <wp:docPr id="1455293698" name="Picture 1" descr="A screenshot of a computer&#10;&#10;Description automatically generated"/>
-                  <wp:cNvGraphicFramePr>
-                    <a:graphicFrameLocks xmlns:a="http://schemas.openxmlformats.org/drawingml/2006/main" noChangeAspect="1"/>
-                  </wp:cNvGraphicFramePr>
-                  <a:graphic xmlns:a="http://schemas.openxmlformats.org/drawingml/2006/main">
-                    <a:graphicData uri="http://schemas.openxmlformats.org/drawingml/2006/picture">
-                      <pic:pic xmlns:pic="http://schemas.openxmlformats.org/drawingml/2006/picture">
-                        <pic:nvPicPr>
-                          <pic:cNvPr id="1455293698" name="Picture 1" descr="A screenshot of a computer&#10;&#10;Description automatically generated"/>
-                          <pic:cNvPicPr/>
-                        </pic:nvPicPr>
-                        <pic:blipFill>
-                          <a:blip r:embed="rId9"/>
-                          <a:stretch>
-                            <a:fillRect/>
-                          </a:stretch>
-                        </pic:blipFill>
-                        <pic:spPr>
-                          <a:xfrm>
-                            <a:off x="0" y="0"/>
-                            <a:ext cx="1527175" cy="1004570"/>
-                          </a:xfrm>
-                          <a:prstGeom prst="rect">
-                            <a:avLst/>
-                          </a:prstGeom>
-                        </pic:spPr>
-                      </pic:pic>
-                    </a:graphicData>
-                  </a:graphic>
-                </wp:inline>
-              </w:drawing>
-            </w:r>
-          </w:p>
-          <w:p>
-            <w:pPr>
-              <w:rPr>
-                <w:rFonts w:ascii="Calibri" w:hAnsi="Calibri" w:cs="Calibri"/>
-                <w:sz w:val="20"/>
-                <w:szCs w:val="20"/>
-              </w:rPr>
-            </w:pPr>
-            <w:r>
-              <w:rPr>
-                <w:rFonts w:ascii="Calibri" w:hAnsi="Calibri" w:cs="Calibri"/>
-                <w:sz w:val="20"/>
-                <w:szCs w:val="20"/>
-              </w:rPr>
-              <w:t>2. Fade in and out each end of the clip.</w:t>
-            </w:r>
-          </w:p>
-          <w:p>
-            <w:pPr>
-              <w:rPr>
-                <w:rFonts w:ascii="Calibri" w:hAnsi="Calibri" w:cs="Calibri"/>
-                <w:sz w:val="20"/>
-                <w:szCs w:val="20"/>
-              </w:rPr>
-            </w:pPr>
-            <w:r>
-              <w:rPr>
-                <w:rFonts w:ascii="Calibri" w:hAnsi="Calibri" w:cs="Calibri"/>
-                <w:sz w:val="20"/>
-                <w:szCs w:val="20"/>
-              </w:rPr>
-              <w:t>3. Added Compression to reduce the attack.</w:t>
-            </w:r>
-          </w:p>
-          <w:p>
-            <w:pPr>
-              <w:rPr>
-                <w:rFonts w:ascii="Calibri" w:hAnsi="Calibri" w:cs="Calibri"/>
-                <w:sz w:val="20"/>
-                <w:szCs w:val="20"/>
-              </w:rPr>
-            </w:pPr>
-            <w:r>
-              <w:rPr>
-                <w:noProof/>
-              </w:rPr>
-              <w:drawing>
-                <wp:inline distT="0" distB="0" distL="0" distR="0" wp14:anchorId="09E4C895" wp14:editId="3EA78A78">
-                  <wp:extent cx="1527175" cy="1798320"/>
-                  <wp:effectExtent l="0" t="0" r="0" b="0"/>
-                  <wp:docPr id="1070101553" name="Picture 1" descr="A screen shot of a computer&#10;&#10;Description automatically generated"/>
-                  <wp:cNvGraphicFramePr>
-                    <a:graphicFrameLocks xmlns:a="http://schemas.openxmlformats.org/drawingml/2006/main" noChangeAspect="1"/>
-                  </wp:cNvGraphicFramePr>
-                  <a:graphic xmlns:a="http://schemas.openxmlformats.org/drawingml/2006/main">
-                    <a:graphicData uri="http://schemas.openxmlformats.org/drawingml/2006/picture">
-                      <pic:pic xmlns:pic="http://schemas.openxmlformats.org/drawingml/2006/picture">
-                        <pic:nvPicPr>
-                          <pic:cNvPr id="1070101553" name="Picture 1" descr="A screen shot of a computer&#10;&#10;Description automatically generated"/>
-                          <pic:cNvPicPr/>
-                        </pic:nvPicPr>
-                        <pic:blipFill>
-                          <a:blip r:embed="rId10"/>
-                          <a:stretch>
-                            <a:fillRect/>
-                          </a:stretch>
-                        </pic:blipFill>
-                        <pic:spPr>
-                          <a:xfrm>
-                            <a:off x="0" y="0"/>
-                            <a:ext cx="1527175" cy="1798320"/>
-                          </a:xfrm>
-                          <a:prstGeom prst="rect">
-                            <a:avLst/>
-                          </a:prstGeom>
-                        </pic:spPr>
-                      </pic:pic>
-                    </a:graphicData>
-                  </a:graphic>
-                </wp:inline>
-              </w:drawing>
-            </w:r>
-          </w:p>
-        </w:tc>
-        <w:tc>
-          <w:tcPr>
-            <w:tcW w:w="2622" w:type="dxa"/>
-          </w:tcPr>
-          <w:p>
-            <w:pPr>
-              <w:rPr>
-                <w:rFonts w:ascii="Calibri" w:hAnsi="Calibri" w:cs="Calibri"/>
-                <w:sz w:val="20"/>
-                <w:szCs w:val="20"/>
-              </w:rPr>
-            </w:pPr>
-            <w:r>
-              <w:rPr>
-                <w:rFonts w:ascii="Calibri" w:hAnsi="Calibri" w:cs="Calibri"/>
-                <w:sz w:val="20"/>
-                <w:szCs w:val="20"/>
-              </w:rPr>
-              <w:t>Sound of a training shoe step.</w:t>
-            </w:r>
-          </w:p>
-          <w:p>
-            <w:pPr>
-              <w:rPr>
-                <w:rFonts w:ascii="Calibri" w:hAnsi="Calibri" w:cs="Calibri"/>
-                <w:sz w:val="20"/>
-                <w:szCs w:val="20"/>
-              </w:rPr>
-            </w:pPr>
-            <w:r>
-              <w:rPr>
-                <w:rFonts w:ascii="Calibri" w:hAnsi="Calibri" w:cs="Calibri"/>
-                <w:sz w:val="20"/>
-                <w:szCs w:val="20"/>
-              </w:rPr>
-              <w:t>Selected a single step that has a low impact thump but with louder rubber squeak.</w:t>
-            </w:r>
-          </w:p>
-          <w:p>
-            <w:pPr>
-              <w:rPr>
-                <w:rFonts w:ascii="Calibri" w:hAnsi="Calibri" w:cs="Calibri"/>
-                <w:sz w:val="20"/>
-                <w:szCs w:val="20"/>
-              </w:rPr>
-            </w:pPr>
-            <w:r>
-              <w:rPr>
-                <w:rFonts w:ascii="Calibri" w:hAnsi="Calibri" w:cs="Calibri"/>
-                <w:sz w:val="20"/>
-                <w:szCs w:val="20"/>
-              </w:rPr>
-              <w:t>Lower in the mix than the grass footstep.</w:t>
-            </w:r>
-          </w:p>
-        </w:tc>
-      </w:tr>
-      <w:tr>
-        <w:tc>
-          <w:tcPr>
-            <w:tcW w:w="2621" w:type="dxa"/>
-          </w:tcPr>
-          <w:p>
-            <w:pPr>
-              <w:rPr>
-                <w:rFonts w:ascii="Calibri" w:hAnsi="Calibri" w:cs="Calibri"/>
-                <w:b/>
-                <w:bCs/>
-                <w:sz w:val="20"/>
-                <w:szCs w:val="20"/>
-              </w:rPr>
-            </w:pPr>
-            <w:r>
-              <w:rPr>
-                <w:rFonts w:ascii="Calibri" w:hAnsi="Calibri" w:cs="Calibri"/>
-                <w:b/>
-                <w:bCs/>
-                <w:sz w:val="20"/>
-                <w:szCs w:val="20"/>
-              </w:rPr>
-              <w:t>132585__rob10__kick-drum-e.wav</w:t>
-            </w:r>
-          </w:p>
-          <w:p>
-            <w:pPr>
-              <w:rPr>
-                <w:rFonts w:ascii="Calibri" w:hAnsi="Calibri" w:cs="Calibri"/>
-                <w:sz w:val="20"/>
-                <w:szCs w:val="20"/>
-              </w:rPr>
-            </w:pPr>
-            <w:r>
-              <w:rPr>
-                <w:rFonts w:ascii="Calibri" w:hAnsi="Calibri" w:cs="Calibri"/>
-                <w:sz w:val="20"/>
-                <w:szCs w:val="20"/>
-              </w:rPr>
-              <w:t>https://freesound.org/people/Rob10/sounds/132585/</w:t>
-            </w:r>
-          </w:p>
-        </w:tc>
-        <w:tc>
-          <w:tcPr>
-            <w:tcW w:w="2621" w:type="dxa"/>
-          </w:tcPr>
-          <w:p>
-            <w:pPr>
-              <w:rPr>
-                <w:rFonts w:ascii="Calibri" w:hAnsi="Calibri" w:cs="Calibri"/>
-                <w:sz w:val="20"/>
-                <w:szCs w:val="20"/>
-              </w:rPr>
-            </w:pPr>
-            <w:r>
-              <w:rPr>
-                <w:rFonts w:ascii="Calibri" w:hAnsi="Calibri" w:cs="Calibri"/>
-                <w:sz w:val="20"/>
-                <w:szCs w:val="20"/>
-              </w:rPr>
-              <w:t>Split clip to remove the second identical drum beat</w:t>
-            </w:r>
-            <w:r>
-              <w:rPr>
-                <w:rFonts w:ascii="Calibri" w:hAnsi="Calibri" w:cs="Calibri"/>
-                <w:sz w:val="20"/>
-                <w:szCs w:val="20"/>
-              </w:rPr>
-              <w:t>.</w:t>
-            </w:r>
-          </w:p>
-          <w:p>
-            <w:pPr>
-              <w:rPr>
-                <w:rFonts w:ascii="Calibri" w:hAnsi="Calibri" w:cs="Calibri"/>
-                <w:sz w:val="20"/>
-                <w:szCs w:val="20"/>
-              </w:rPr>
-            </w:pPr>
-            <w:r>
-              <w:rPr>
-                <w:rFonts w:ascii="Calibri" w:hAnsi="Calibri" w:cs="Calibri"/>
-                <w:sz w:val="20"/>
-                <w:szCs w:val="20"/>
-              </w:rPr>
-              <w:t xml:space="preserve">Moved </w:t>
-            </w:r>
-            <w:r>
-              <w:rPr>
-                <w:rFonts w:ascii="Calibri" w:hAnsi="Calibri" w:cs="Calibri"/>
-                <w:sz w:val="20"/>
-                <w:szCs w:val="20"/>
-              </w:rPr>
-              <w:t xml:space="preserve">the </w:t>
-            </w:r>
-            <w:r>
-              <w:rPr>
-                <w:rFonts w:ascii="Calibri" w:hAnsi="Calibri" w:cs="Calibri"/>
-                <w:sz w:val="20"/>
-                <w:szCs w:val="20"/>
-              </w:rPr>
-              <w:t>thump to line up with the grass and shoe on the timeline (Shift clip handle)</w:t>
-            </w:r>
-            <w:r>
-              <w:rPr>
-                <w:rFonts w:ascii="Calibri" w:hAnsi="Calibri" w:cs="Calibri"/>
-                <w:sz w:val="20"/>
-                <w:szCs w:val="20"/>
-              </w:rPr>
-              <w:t>.</w:t>
-            </w:r>
-          </w:p>
-          <w:p>
-            <w:pPr>
-              <w:rPr>
-                <w:rFonts w:ascii="Calibri" w:hAnsi="Calibri" w:cs="Calibri"/>
-                <w:sz w:val="20"/>
-                <w:szCs w:val="20"/>
-              </w:rPr>
-            </w:pPr>
-          </w:p>
-        </w:tc>
-        <w:tc>
-          <w:tcPr>
-            <w:tcW w:w="2621" w:type="dxa"/>
-          </w:tcPr>
-          <w:p>
-            <w:pPr>
-              <w:rPr>
-                <w:rFonts w:ascii="Calibri" w:hAnsi="Calibri" w:cs="Calibri"/>
-                <w:sz w:val="20"/>
-                <w:szCs w:val="20"/>
-              </w:rPr>
-            </w:pPr>
-            <w:r>
-              <w:rPr>
-                <w:rFonts w:ascii="Calibri" w:hAnsi="Calibri" w:cs="Calibri"/>
-                <w:sz w:val="20"/>
-                <w:szCs w:val="20"/>
-              </w:rPr>
-              <w:t>Did not need to Fade in and out each end of the clip as both sides were already at the minimum volume level.</w:t>
-            </w:r>
-          </w:p>
-          <w:p>
-            <w:pPr>
-              <w:rPr>
-                <w:rFonts w:ascii="Calibri" w:hAnsi="Calibri" w:cs="Calibri"/>
-                <w:sz w:val="20"/>
-                <w:szCs w:val="20"/>
-              </w:rPr>
-            </w:pPr>
-          </w:p>
-        </w:tc>
-        <w:tc>
-          <w:tcPr>
-            <w:tcW w:w="2622" w:type="dxa"/>
-          </w:tcPr>
-          <w:p>
-            <w:pPr>
-              <w:rPr>
-                <w:rFonts w:ascii="Calibri" w:hAnsi="Calibri" w:cs="Calibri"/>
-                <w:sz w:val="20"/>
-                <w:szCs w:val="20"/>
-              </w:rPr>
-            </w:pPr>
-            <w:r>
-              <w:rPr>
-                <w:rFonts w:ascii="Calibri" w:hAnsi="Calibri" w:cs="Calibri"/>
-                <w:sz w:val="20"/>
-                <w:szCs w:val="20"/>
-              </w:rPr>
-              <w:t>Step thump. Reinforces the impact of the step but lower in the mix than the grass step track so it will not be recognisable as drum.</w:t>
-            </w:r>
-          </w:p>
-        </w:tc>
-      </w:tr>
-      <w:tr>
-        <w:tc>
-          <w:tcPr>
-            <w:tcW w:w="2621" w:type="dxa"/>
-          </w:tcPr>
-          <w:p>
-            <w:pPr>
-              <w:rPr>
-                <w:rFonts w:ascii="Calibri" w:hAnsi="Calibri" w:cs="Calibri"/>
-                <w:b/>
-                <w:bCs/>
-                <w:sz w:val="20"/>
-                <w:szCs w:val="20"/>
-              </w:rPr>
-            </w:pPr>
-            <w:r>
-              <w:rPr>
-                <w:rFonts w:ascii="Calibri" w:hAnsi="Calibri" w:cs="Calibri"/>
-                <w:b/>
-                <w:bCs/>
-                <w:sz w:val="20"/>
-                <w:szCs w:val="20"/>
-              </w:rPr>
-              <w:t>Dirt_Slide_02.wav</w:t>
-            </w:r>
-          </w:p>
-          <w:p>
-            <w:pPr>
-              <w:rPr>
-                <w:rFonts w:ascii="Calibri" w:hAnsi="Calibri" w:cs="Calibri"/>
-                <w:sz w:val="20"/>
-                <w:szCs w:val="20"/>
-              </w:rPr>
-            </w:pPr>
-            <w:r>
-              <w:rPr>
-                <w:rFonts w:ascii="Calibri" w:hAnsi="Calibri" w:cs="Calibri"/>
-                <w:sz w:val="20"/>
-                <w:szCs w:val="20"/>
-              </w:rPr>
-              <w:t>https://freesound.org/people/dheming/sounds/240977/</w:t>
-            </w:r>
-          </w:p>
-        </w:tc>
-        <w:tc>
-          <w:tcPr>
-            <w:tcW w:w="2621" w:type="dxa"/>
-          </w:tcPr>
-          <w:p>
-            <w:pPr>
-              <w:rPr>
-                <w:rFonts w:ascii="Calibri" w:hAnsi="Calibri" w:cs="Calibri"/>
-                <w:sz w:val="20"/>
-                <w:szCs w:val="20"/>
-              </w:rPr>
-            </w:pPr>
-            <w:r>
-              <w:rPr>
-                <w:rFonts w:ascii="Calibri" w:hAnsi="Calibri" w:cs="Calibri"/>
-                <w:sz w:val="20"/>
-                <w:szCs w:val="20"/>
-              </w:rPr>
-              <w:t>Selected one section within the clip (</w:t>
-            </w:r>
-            <w:proofErr w:type="gramStart"/>
-            <w:r>
-              <w:rPr>
-                <w:rFonts w:ascii="Calibri" w:hAnsi="Calibri" w:cs="Calibri"/>
-                <w:sz w:val="20"/>
-                <w:szCs w:val="20"/>
-              </w:rPr>
-              <w:t>Select, and</w:t>
-            </w:r>
-            <w:proofErr w:type="gramEnd"/>
-            <w:r>
-              <w:rPr>
-                <w:rFonts w:ascii="Calibri" w:hAnsi="Calibri" w:cs="Calibri"/>
-                <w:sz w:val="20"/>
-                <w:szCs w:val="20"/>
-              </w:rPr>
-              <w:t xml:space="preserve"> Delete)</w:t>
-            </w:r>
-            <w:r>
-              <w:rPr>
-                <w:rFonts w:ascii="Calibri" w:hAnsi="Calibri" w:cs="Calibri"/>
-                <w:sz w:val="20"/>
-                <w:szCs w:val="20"/>
-              </w:rPr>
-              <w:t>.</w:t>
-            </w:r>
-          </w:p>
-          <w:p>
-            <w:pPr>
-              <w:rPr>
-                <w:rFonts w:ascii="Calibri" w:hAnsi="Calibri" w:cs="Calibri"/>
-                <w:sz w:val="20"/>
-                <w:szCs w:val="20"/>
-              </w:rPr>
-            </w:pPr>
-            <w:r>
-              <w:rPr>
-                <w:rFonts w:ascii="Calibri" w:hAnsi="Calibri" w:cs="Calibri"/>
-                <w:sz w:val="20"/>
-                <w:szCs w:val="20"/>
-              </w:rPr>
-              <w:t>Used The Envelope Tool to reduce the volume of the peaks</w:t>
-            </w:r>
-            <w:r>
-              <w:rPr>
-                <w:rFonts w:ascii="Calibri" w:hAnsi="Calibri" w:cs="Calibri"/>
-                <w:sz w:val="20"/>
-                <w:szCs w:val="20"/>
-              </w:rPr>
-              <w:t>.</w:t>
-            </w:r>
-          </w:p>
-          <w:p>
-            <w:pPr>
-              <w:rPr>
-                <w:rFonts w:ascii="Calibri" w:hAnsi="Calibri" w:cs="Calibri"/>
-                <w:sz w:val="20"/>
-                <w:szCs w:val="20"/>
-              </w:rPr>
-            </w:pPr>
-            <w:r>
-              <w:rPr>
-                <w:rFonts w:ascii="Calibri" w:hAnsi="Calibri" w:cs="Calibri"/>
-                <w:noProof/>
-                <w:sz w:val="20"/>
-                <w:szCs w:val="20"/>
-              </w:rPr>
-              <w:drawing>
-                <wp:inline distT="0" distB="0" distL="0" distR="0" wp14:anchorId="0C64B3AD" wp14:editId="0E4DAE12">
-                  <wp:extent cx="1527175" cy="137795"/>
-                  <wp:effectExtent l="0" t="0" r="0" b="0"/>
-                  <wp:docPr id="137400438" name="Picture 1"/>
-                  <wp:cNvGraphicFramePr>
-                    <a:graphicFrameLocks xmlns:a="http://schemas.openxmlformats.org/drawingml/2006/main" noChangeAspect="1"/>
-                  </wp:cNvGraphicFramePr>
-                  <a:graphic xmlns:a="http://schemas.openxmlformats.org/drawingml/2006/main">
-                    <a:graphicData uri="http://schemas.openxmlformats.org/drawingml/2006/picture">
-                      <pic:pic xmlns:pic="http://schemas.openxmlformats.org/drawingml/2006/picture">
-                        <pic:nvPicPr>
-                          <pic:cNvPr id="137400438" name=""/>
-                          <pic:cNvPicPr/>
-                        </pic:nvPicPr>
-                        <pic:blipFill>
-                          <a:blip r:embed="rId11"/>
-                          <a:stretch>
-                            <a:fillRect/>
-                          </a:stretch>
-                        </pic:blipFill>
-                        <pic:spPr>
-                          <a:xfrm>
-                            <a:off x="0" y="0"/>
-                            <a:ext cx="1527175" cy="137795"/>
-                          </a:xfrm>
-                          <a:prstGeom prst="rect">
-                            <a:avLst/>
-                          </a:prstGeom>
-                        </pic:spPr>
-                      </pic:pic>
-                    </a:graphicData>
-                  </a:graphic>
-                </wp:inline>
-              </w:drawing>
-            </w:r>
-          </w:p>
-          <w:p>
-            <w:pPr>
-              <w:rPr>
-                <w:rFonts w:ascii="Calibri" w:hAnsi="Calibri" w:cs="Calibri"/>
-                <w:sz w:val="20"/>
-                <w:szCs w:val="20"/>
-              </w:rPr>
-            </w:pPr>
-            <w:r>
-              <w:rPr>
-                <w:rFonts w:ascii="Calibri" w:hAnsi="Calibri" w:cs="Calibri"/>
-                <w:sz w:val="20"/>
-                <w:szCs w:val="20"/>
-              </w:rPr>
-              <w:t>Moved the loudest part to line up with the grass footstep on the timeline (Shift clip handle)</w:t>
-            </w:r>
-            <w:r>
-              <w:rPr>
-                <w:rFonts w:ascii="Calibri" w:hAnsi="Calibri" w:cs="Calibri"/>
-                <w:sz w:val="20"/>
-                <w:szCs w:val="20"/>
-              </w:rPr>
-              <w:t>.</w:t>
-            </w:r>
-          </w:p>
-          <w:p>
-            <w:pPr>
-              <w:rPr>
-                <w:rFonts w:ascii="Calibri" w:hAnsi="Calibri" w:cs="Calibri"/>
-                <w:sz w:val="20"/>
-                <w:szCs w:val="20"/>
-              </w:rPr>
-            </w:pPr>
-          </w:p>
-        </w:tc>
-        <w:tc>
-          <w:tcPr>
-            <w:tcW w:w="2621" w:type="dxa"/>
-          </w:tcPr>
-          <w:p>
-            <w:pPr>
-              <w:rPr>
-                <w:rFonts w:ascii="Calibri" w:hAnsi="Calibri" w:cs="Calibri"/>
-                <w:sz w:val="20"/>
-                <w:szCs w:val="20"/>
-              </w:rPr>
-            </w:pPr>
-            <w:r>
-              <w:rPr>
-                <w:rFonts w:ascii="Calibri" w:hAnsi="Calibri" w:cs="Calibri"/>
-                <w:sz w:val="20"/>
-                <w:szCs w:val="20"/>
-              </w:rPr>
-              <w:t xml:space="preserve">1. Amplify </w:t>
-            </w:r>
-          </w:p>
-          <w:p>
-            <w:pPr>
-              <w:rPr>
-                <w:rFonts w:ascii="Calibri" w:hAnsi="Calibri" w:cs="Calibri"/>
-                <w:sz w:val="20"/>
-                <w:szCs w:val="20"/>
-              </w:rPr>
-            </w:pPr>
-            <w:r>
-              <w:rPr>
-                <w:noProof/>
-              </w:rPr>
-              <w:drawing>
-                <wp:inline distT="0" distB="0" distL="0" distR="0" wp14:anchorId="551BA12F" wp14:editId="20036E34">
-                  <wp:extent cx="1527175" cy="1004570"/>
-                  <wp:effectExtent l="0" t="0" r="0" b="5080"/>
-                  <wp:docPr id="992807448" name="Picture 1" descr="A screenshot of a computer&#10;&#10;Description automatically generated"/>
-                  <wp:cNvGraphicFramePr>
-                    <a:graphicFrameLocks xmlns:a="http://schemas.openxmlformats.org/drawingml/2006/main" noChangeAspect="1"/>
-                  </wp:cNvGraphicFramePr>
-                  <a:graphic xmlns:a="http://schemas.openxmlformats.org/drawingml/2006/main">
-                    <a:graphicData uri="http://schemas.openxmlformats.org/drawingml/2006/picture">
-                      <pic:pic xmlns:pic="http://schemas.openxmlformats.org/drawingml/2006/picture">
-                        <pic:nvPicPr>
-                          <pic:cNvPr id="992807448" name="Picture 1" descr="A screenshot of a computer&#10;&#10;Description automatically generated"/>
-                          <pic:cNvPicPr/>
-                        </pic:nvPicPr>
-                        <pic:blipFill>
-                          <a:blip r:embed="rId12"/>
-                          <a:stretch>
-                            <a:fillRect/>
-                          </a:stretch>
-                        </pic:blipFill>
-                        <pic:spPr>
-                          <a:xfrm>
-                            <a:off x="0" y="0"/>
-                            <a:ext cx="1527175" cy="1004570"/>
-                          </a:xfrm>
-                          <a:prstGeom prst="rect">
-                            <a:avLst/>
-                          </a:prstGeom>
-                        </pic:spPr>
-                      </pic:pic>
-                    </a:graphicData>
-                  </a:graphic>
-                </wp:inline>
-              </w:drawing>
-            </w:r>
-          </w:p>
-          <w:p>
-            <w:pPr>
-              <w:rPr>
-                <w:rFonts w:ascii="Calibri" w:hAnsi="Calibri" w:cs="Calibri"/>
-                <w:sz w:val="20"/>
-                <w:szCs w:val="20"/>
-              </w:rPr>
-            </w:pPr>
-            <w:r>
-              <w:rPr>
-                <w:rFonts w:ascii="Calibri" w:hAnsi="Calibri" w:cs="Calibri"/>
-                <w:sz w:val="20"/>
-                <w:szCs w:val="20"/>
-              </w:rPr>
-              <w:t>2. Fade in and out each end of the clip.</w:t>
-            </w:r>
-          </w:p>
-        </w:tc>
-        <w:tc>
-          <w:tcPr>
-            <w:tcW w:w="2622" w:type="dxa"/>
-          </w:tcPr>
-          <w:p>
-            <w:pPr>
-              <w:rPr>
-                <w:rFonts w:ascii="Calibri" w:hAnsi="Calibri" w:cs="Calibri"/>
-                <w:sz w:val="20"/>
-                <w:szCs w:val="20"/>
-              </w:rPr>
-            </w:pPr>
-            <w:r>
-              <w:rPr>
-                <w:rFonts w:ascii="Calibri" w:hAnsi="Calibri" w:cs="Calibri"/>
-                <w:sz w:val="20"/>
-                <w:szCs w:val="20"/>
-              </w:rPr>
-              <w:t>Additional trailing noise (dirt).</w:t>
-            </w:r>
-          </w:p>
-          <w:p>
-            <w:pPr>
-              <w:rPr>
-                <w:rFonts w:ascii="Calibri" w:hAnsi="Calibri" w:cs="Calibri"/>
-                <w:sz w:val="20"/>
-                <w:szCs w:val="20"/>
-              </w:rPr>
-            </w:pPr>
-            <w:r>
-              <w:rPr>
-                <w:rFonts w:ascii="Calibri" w:hAnsi="Calibri" w:cs="Calibri"/>
-                <w:sz w:val="20"/>
-                <w:szCs w:val="20"/>
-              </w:rPr>
-              <w:t>Low in the mix.</w:t>
-            </w:r>
-          </w:p>
-          <w:p>
-            <w:pPr>
-              <w:rPr>
-                <w:rFonts w:ascii="Calibri" w:hAnsi="Calibri" w:cs="Calibri"/>
-                <w:sz w:val="20"/>
-                <w:szCs w:val="20"/>
-              </w:rPr>
-            </w:pPr>
-            <w:r>
-              <w:rPr>
-                <w:rFonts w:ascii="Calibri" w:hAnsi="Calibri" w:cs="Calibri"/>
-                <w:sz w:val="20"/>
-                <w:szCs w:val="20"/>
-              </w:rPr>
-              <w:t>Does not contribute to the impact but provides some real-world texture to the step does not cut off immediately</w:t>
-            </w:r>
-            <w:r>
-              <w:rPr>
-                <w:rFonts w:ascii="Calibri" w:hAnsi="Calibri" w:cs="Calibri"/>
-                <w:sz w:val="20"/>
-                <w:szCs w:val="20"/>
-              </w:rPr>
-              <w:t>.</w:t>
-            </w:r>
-          </w:p>
-        </w:tc>
-      </w:tr>
-    </w:tbl>
-    <w:p>
-      <w:pPr>
         <w:jc w:val="center"/>
         <w:rPr>
           <w:rFonts w:ascii="Calibri" w:hAnsi="Calibri" w:cs="Calibri"/>
         </w:rPr>
       </w:pPr>
-      <w:r>
-        <w:rPr>
-          <w:rFonts w:ascii="Calibri" w:hAnsi="Calibri" w:cs="Calibri"/>
-        </w:rPr>
-        <w:t xml:space="preserve"> </w:t>
-      </w:r>
     </w:p>
     <w:sectPr>
       <w:pgSz w:w="11906" w:h="16838"/>
@@ -3665,7 +2824,7 @@
   <w:style w:type="paragraph" w:default="1" w:styleId="Normal">
     <w:name w:val="Normal"/>
     <w:qFormat/>
-    <w:rsid w:val="00B9050E"/>
+    <w:rsid w:val="00973923"/>
   </w:style>
   <w:style w:type="paragraph" w:styleId="Heading1">
     <w:name w:val="heading 1"/>

--- a/Assessment/Track Sheet.docx
+++ b/Assessment/Track Sheet.docx
@@ -1013,6 +1013,74 @@
               <w:t>Trimmed clip down to one footstep (hitting ground and lifting up)</w:t>
             </w:r>
           </w:p>
+          <w:p>
+            <w:pPr>
+              <w:rPr>
+                <w:rFonts w:ascii="Calibri" w:hAnsi="Calibri" w:cs="Calibri"/>
+                <w:sz w:val="20"/>
+                <w:szCs w:val="20"/>
+              </w:rPr>
+            </w:pPr>
+          </w:p>
+          <w:p>
+            <w:pPr>
+              <w:rPr>
+                <w:rFonts w:ascii="Calibri" w:hAnsi="Calibri" w:cs="Calibri"/>
+                <w:sz w:val="20"/>
+                <w:szCs w:val="20"/>
+              </w:rPr>
+            </w:pPr>
+            <w:r>
+              <w:rPr>
+                <w:rFonts w:ascii="Calibri" w:hAnsi="Calibri" w:cs="Calibri"/>
+                <w:sz w:val="20"/>
+                <w:szCs w:val="20"/>
+              </w:rPr>
+              <w:t xml:space="preserve">Applied Envelope to the end of the clip to quieten background noise as the sound trails off </w:t>
+            </w:r>
+            <w:r>
+              <w:rPr>
+                <w:rFonts w:ascii="Calibri" w:hAnsi="Calibri" w:cs="Calibri"/>
+                <w:sz w:val="20"/>
+                <w:szCs w:val="20"/>
+              </w:rPr>
+              <w:drawing>
+                <wp:inline distT="0" distB="0" distL="0" distR="0" wp14:anchorId="1020206A" wp14:editId="3B884199">
+                  <wp:extent cx="1527175" cy="1302385"/>
+                  <wp:effectExtent l="0" t="0" r="0" b="0"/>
+                  <wp:docPr id="1349456476" name="Picture 1"/>
+                  <wp:cNvGraphicFramePr>
+                    <a:graphicFrameLocks xmlns:a="http://schemas.openxmlformats.org/drawingml/2006/main" noChangeAspect="1"/>
+                  </wp:cNvGraphicFramePr>
+                  <a:graphic xmlns:a="http://schemas.openxmlformats.org/drawingml/2006/main">
+                    <a:graphicData uri="http://schemas.openxmlformats.org/drawingml/2006/picture">
+                      <pic:pic xmlns:pic="http://schemas.openxmlformats.org/drawingml/2006/picture">
+                        <pic:nvPicPr>
+                          <pic:cNvPr id="1349456476" name=""/>
+                          <pic:cNvPicPr/>
+                        </pic:nvPicPr>
+                        <pic:blipFill>
+                          <a:blip r:embed="rId4"/>
+                          <a:stretch>
+                            <a:fillRect/>
+                          </a:stretch>
+                        </pic:blipFill>
+                        <pic:spPr>
+                          <a:xfrm>
+                            <a:off x="0" y="0"/>
+                            <a:ext cx="1527175" cy="1302385"/>
+                          </a:xfrm>
+                          <a:prstGeom prst="rect">
+                            <a:avLst/>
+                          </a:prstGeom>
+                        </pic:spPr>
+                      </pic:pic>
+                    </a:graphicData>
+                  </a:graphic>
+                </wp:inline>
+              </w:drawing>
+            </w:r>
+          </w:p>
         </w:tc>
         <w:tc>
           <w:tcPr>
@@ -1071,9 +1139,9 @@
                 <w:szCs w:val="20"/>
               </w:rPr>
               <w:drawing>
-                <wp:inline distT="0" distB="0" distL="0" distR="0" wp14:anchorId="7831DE66" wp14:editId="2C2DD9AE">
-                  <wp:extent cx="1527175" cy="1703705"/>
-                  <wp:effectExtent l="0" t="0" r="0" b="0"/>
+                <wp:inline distT="0" distB="0" distL="0" distR="0" wp14:anchorId="7831DE66" wp14:editId="6E5C014B">
+                  <wp:extent cx="1527175" cy="798830"/>
+                  <wp:effectExtent l="0" t="0" r="0" b="1270"/>
                   <wp:docPr id="917565260" name="Picture 1"/>
                   <wp:cNvGraphicFramePr>
                     <a:graphicFrameLocks xmlns:a="http://schemas.openxmlformats.org/drawingml/2006/main" noChangeAspect="1"/>
@@ -1085,8 +1153,188 @@
                           <pic:cNvPr id="917565260" name=""/>
                           <pic:cNvPicPr/>
                         </pic:nvPicPr>
+                        <pic:blipFill rotWithShape="1">
+                          <a:blip r:embed="rId5"/>
+                          <a:srcRect t="53112"/>
+                          <a:stretch>
+                            <a:fillRect/>
+                          </a:stretch>
+                        </pic:blipFill>
+                        <pic:spPr bwMode="auto">
+                          <a:xfrm>
+                            <a:off x="0" y="0"/>
+                            <a:ext cx="1527175" cy="798830"/>
+                          </a:xfrm>
+                          <a:prstGeom prst="rect">
+                            <a:avLst/>
+                          </a:prstGeom>
+                          <a:ln>
+                            <a:noFill/>
+                          </a:ln>
+                          <a:extLst>
+                            <a:ext uri="{53640926-AAD7-44D8-BBD7-CCE9431645EC}">
+                              <a14:shadowObscured xmlns:a14="http://schemas.microsoft.com/office/drawing/2010/main"/>
+                            </a:ext>
+                          </a:extLst>
+                        </pic:spPr>
+                      </pic:pic>
+                    </a:graphicData>
+                  </a:graphic>
+                </wp:inline>
+              </w:drawing>
+            </w:r>
+          </w:p>
+          <w:p>
+            <w:pPr>
+              <w:rPr>
+                <w:noProof/>
+              </w:rPr>
+            </w:pPr>
+          </w:p>
+          <w:p>
+            <w:pPr>
+              <w:rPr>
+                <w:rFonts w:ascii="Calibri" w:hAnsi="Calibri" w:cs="Calibri"/>
+                <w:sz w:val="20"/>
+                <w:szCs w:val="20"/>
+              </w:rPr>
+            </w:pPr>
+            <w:r>
+              <w:rPr>
+                <w:noProof/>
+              </w:rPr>
+              <w:t>Normalized percieved loudness  to -23dB to reduce volume.</w:t>
+            </w:r>
+          </w:p>
+        </w:tc>
+        <w:tc>
+          <w:tcPr>
+            <w:tcW w:w="2622" w:type="dxa"/>
+          </w:tcPr>
+          <w:p>
+            <w:pPr>
+              <w:rPr>
+                <w:rFonts w:ascii="Calibri" w:hAnsi="Calibri" w:cs="Calibri"/>
+                <w:sz w:val="20"/>
+                <w:szCs w:val="20"/>
+              </w:rPr>
+            </w:pPr>
+            <w:r>
+              <w:rPr>
+                <w:rFonts w:ascii="Calibri" w:hAnsi="Calibri" w:cs="Calibri"/>
+                <w:sz w:val="20"/>
+                <w:szCs w:val="20"/>
+              </w:rPr>
+              <w:t>Sound of a person walking over gravel / loose shingle. Used for the footsteps of the player walking on the forest path.</w:t>
+            </w:r>
+          </w:p>
+        </w:tc>
+      </w:tr>
+      <w:tr>
+        <w:tc>
+          <w:tcPr>
+            <w:tcW w:w="2621" w:type="dxa"/>
+          </w:tcPr>
+          <w:p>
+            <w:pPr>
+              <w:rPr>
+                <w:rFonts w:ascii="Calibri" w:hAnsi="Calibri" w:cs="Calibri"/>
+                <w:sz w:val="20"/>
+                <w:szCs w:val="20"/>
+              </w:rPr>
+            </w:pPr>
+            <w:r>
+              <w:rPr>
+                <w:rFonts w:ascii="Calibri" w:hAnsi="Calibri" w:cs="Calibri"/>
+                <w:sz w:val="20"/>
+                <w:szCs w:val="20"/>
+              </w:rPr>
+              <w:t>Thump m4a.</w:t>
+            </w:r>
+          </w:p>
+        </w:tc>
+        <w:tc>
+          <w:tcPr>
+            <w:tcW w:w="2621" w:type="dxa"/>
+          </w:tcPr>
+          <w:p>
+            <w:pPr>
+              <w:rPr>
+                <w:rFonts w:ascii="Calibri" w:hAnsi="Calibri" w:cs="Calibri"/>
+                <w:sz w:val="20"/>
+                <w:szCs w:val="20"/>
+              </w:rPr>
+            </w:pPr>
+            <w:r>
+              <w:rPr>
+                <w:rFonts w:ascii="Calibri" w:hAnsi="Calibri" w:cs="Calibri"/>
+                <w:sz w:val="20"/>
+                <w:szCs w:val="20"/>
+              </w:rPr>
+              <w:t>Trimmed clipped to just 2 beats.</w:t>
+            </w:r>
+          </w:p>
+        </w:tc>
+        <w:tc>
+          <w:tcPr>
+            <w:tcW w:w="2621" w:type="dxa"/>
+          </w:tcPr>
+          <w:p>
+            <w:pPr>
+              <w:rPr>
+                <w:rFonts w:ascii="Calibri" w:hAnsi="Calibri" w:cs="Calibri"/>
+                <w:sz w:val="20"/>
+                <w:szCs w:val="20"/>
+              </w:rPr>
+            </w:pPr>
+            <w:r>
+              <w:rPr>
+                <w:rFonts w:ascii="Calibri" w:hAnsi="Calibri" w:cs="Calibri"/>
+                <w:sz w:val="20"/>
+                <w:szCs w:val="20"/>
+              </w:rPr>
+              <w:t>Amplified by 17dB.</w:t>
+            </w:r>
+          </w:p>
+          <w:p>
+            <w:pPr>
+              <w:rPr>
+                <w:rFonts w:ascii="Calibri" w:hAnsi="Calibri" w:cs="Calibri"/>
+                <w:sz w:val="20"/>
+                <w:szCs w:val="20"/>
+              </w:rPr>
+            </w:pPr>
+            <w:r>
+              <w:rPr>
+                <w:rFonts w:ascii="Calibri" w:hAnsi="Calibri" w:cs="Calibri"/>
+                <w:sz w:val="20"/>
+                <w:szCs w:val="20"/>
+              </w:rPr>
+              <w:t>Compressed sound to increase impact</w:t>
+            </w:r>
+            <w:r>
+              <w:rPr>
+                <w:rFonts w:ascii="Calibri" w:hAnsi="Calibri" w:cs="Calibri"/>
+                <w:sz w:val="20"/>
+                <w:szCs w:val="20"/>
+              </w:rPr>
+              <w:drawing>
+                <wp:inline distT="0" distB="0" distL="0" distR="0" wp14:anchorId="76E58383" wp14:editId="5DF31CFE">
+                  <wp:extent cx="1527175" cy="1762125"/>
+                  <wp:effectExtent l="0" t="0" r="0" b="9525"/>
+                  <wp:docPr id="804485242" name="Picture 1"/>
+                  <wp:cNvGraphicFramePr>
+                    <a:graphicFrameLocks xmlns:a="http://schemas.openxmlformats.org/drawingml/2006/main" noChangeAspect="1"/>
+                  </wp:cNvGraphicFramePr>
+                  <a:graphic xmlns:a="http://schemas.openxmlformats.org/drawingml/2006/main">
+                    <a:graphicData uri="http://schemas.openxmlformats.org/drawingml/2006/picture">
+                      <pic:pic xmlns:pic="http://schemas.openxmlformats.org/drawingml/2006/picture">
+                        <pic:nvPicPr>
+                          <pic:cNvPr id="804485242" name=""/>
+                          <pic:cNvPicPr/>
+                        </pic:nvPicPr>
                         <pic:blipFill>
-                          <a:blip r:embed="rId4"/>
+                          <a:blip r:embed="rId6"/>
                           <a:stretch>
                             <a:fillRect/>
                           </a:stretch>
@@ -1094,7 +1342,7 @@
                         <pic:spPr>
                           <a:xfrm>
                             <a:off x="0" y="0"/>
-                            <a:ext cx="1527175" cy="1703705"/>
+                            <a:ext cx="1527175" cy="1762125"/>
                           </a:xfrm>
                           <a:prstGeom prst="rect">
                             <a:avLst/>
@@ -1110,24 +1358,64 @@
           <w:p>
             <w:pPr>
               <w:rPr>
-                <w:noProof/>
-              </w:rPr>
-            </w:pPr>
-          </w:p>
-          <w:p>
-            <w:pPr>
-              <w:rPr>
-                <w:rFonts w:ascii="Calibri" w:hAnsi="Calibri" w:cs="Calibri"/>
-                <w:sz w:val="20"/>
-                <w:szCs w:val="20"/>
-              </w:rPr>
-            </w:pPr>
-            <w:r>
-              <w:rPr>
-                <w:noProof/>
-              </w:rPr>
-              <w:t>Normalized percieved loudness  to -23dB to reduce volume.</w:t>
-            </w:r>
+                <w:rFonts w:ascii="Calibri" w:hAnsi="Calibri" w:cs="Calibri"/>
+                <w:sz w:val="20"/>
+                <w:szCs w:val="20"/>
+              </w:rPr>
+            </w:pPr>
+          </w:p>
+          <w:p>
+            <w:pPr>
+              <w:rPr>
+                <w:rFonts w:ascii="Calibri" w:hAnsi="Calibri" w:cs="Calibri"/>
+                <w:sz w:val="20"/>
+                <w:szCs w:val="20"/>
+              </w:rPr>
+            </w:pPr>
+            <w:r>
+              <w:rPr>
+                <w:rFonts w:ascii="Calibri" w:hAnsi="Calibri" w:cs="Calibri"/>
+                <w:sz w:val="20"/>
+                <w:szCs w:val="20"/>
+              </w:rPr>
+              <w:t xml:space="preserve">Normalised perceived loudness to -30dB to make </w:t>
+            </w:r>
+            <w:r>
+              <w:rPr>
+                <w:rFonts w:ascii="Calibri" w:hAnsi="Calibri" w:cs="Calibri"/>
+                <w:sz w:val="20"/>
+                <w:szCs w:val="20"/>
+              </w:rPr>
+              <w:lastRenderedPageBreak/>
+              <w:t>the thumping sound quieter than the rest of the audio.</w:t>
+            </w:r>
+          </w:p>
+          <w:p>
+            <w:pPr>
+              <w:rPr>
+                <w:rFonts w:ascii="Calibri" w:hAnsi="Calibri" w:cs="Calibri"/>
+                <w:sz w:val="20"/>
+                <w:szCs w:val="20"/>
+              </w:rPr>
+            </w:pPr>
+          </w:p>
+          <w:p>
+            <w:pPr>
+              <w:rPr>
+                <w:rFonts w:ascii="Calibri" w:hAnsi="Calibri" w:cs="Calibri"/>
+                <w:sz w:val="20"/>
+                <w:szCs w:val="20"/>
+              </w:rPr>
+            </w:pPr>
+          </w:p>
+          <w:p>
+            <w:pPr>
+              <w:rPr>
+                <w:rFonts w:ascii="Calibri" w:hAnsi="Calibri" w:cs="Calibri"/>
+                <w:sz w:val="20"/>
+                <w:szCs w:val="20"/>
+              </w:rPr>
+            </w:pPr>
           </w:p>
         </w:tc>
         <w:tc>
@@ -1142,64 +1430,15 @@
                 <w:szCs w:val="20"/>
               </w:rPr>
             </w:pPr>
-          </w:p>
-        </w:tc>
-      </w:tr>
-      <w:tr>
-        <w:tc>
-          <w:tcPr>
-            <w:tcW w:w="2621" w:type="dxa"/>
-          </w:tcPr>
-          <w:p>
-            <w:pPr>
-              <w:rPr>
-                <w:rFonts w:ascii="Calibri" w:hAnsi="Calibri" w:cs="Calibri"/>
-                <w:sz w:val="20"/>
-                <w:szCs w:val="20"/>
-              </w:rPr>
-            </w:pPr>
-          </w:p>
-        </w:tc>
-        <w:tc>
-          <w:tcPr>
-            <w:tcW w:w="2621" w:type="dxa"/>
-          </w:tcPr>
-          <w:p>
-            <w:pPr>
-              <w:rPr>
-                <w:rFonts w:ascii="Calibri" w:hAnsi="Calibri" w:cs="Calibri"/>
-                <w:sz w:val="20"/>
-                <w:szCs w:val="20"/>
-              </w:rPr>
-            </w:pPr>
-          </w:p>
-        </w:tc>
-        <w:tc>
-          <w:tcPr>
-            <w:tcW w:w="2621" w:type="dxa"/>
-          </w:tcPr>
-          <w:p>
-            <w:pPr>
-              <w:rPr>
-                <w:rFonts w:ascii="Calibri" w:hAnsi="Calibri" w:cs="Calibri"/>
-                <w:sz w:val="20"/>
-                <w:szCs w:val="20"/>
-              </w:rPr>
-            </w:pPr>
-          </w:p>
-        </w:tc>
-        <w:tc>
-          <w:tcPr>
-            <w:tcW w:w="2622" w:type="dxa"/>
-          </w:tcPr>
-          <w:p>
-            <w:pPr>
-              <w:rPr>
-                <w:rFonts w:ascii="Calibri" w:hAnsi="Calibri" w:cs="Calibri"/>
-                <w:sz w:val="20"/>
-                <w:szCs w:val="20"/>
-              </w:rPr>
-            </w:pPr>
+            <w:r>
+              <w:rPr>
+                <w:rFonts w:ascii="Calibri" w:hAnsi="Calibri" w:cs="Calibri"/>
+                <w:sz w:val="20"/>
+                <w:szCs w:val="20"/>
+              </w:rPr>
+              <w:lastRenderedPageBreak/>
+              <w:t>Low thumping sound which adds weight to the players footsteps.</w:t>
+            </w:r>
           </w:p>
         </w:tc>
       </w:tr>
@@ -1697,7 +1936,7 @@
                           <pic:cNvPicPr/>
                         </pic:nvPicPr>
                         <pic:blipFill>
-                          <a:blip r:embed="rId5"/>
+                          <a:blip r:embed="rId7"/>
                           <a:stretch>
                             <a:fillRect/>
                           </a:stretch>
@@ -1818,7 +2057,7 @@
                           <pic:cNvPicPr/>
                         </pic:nvPicPr>
                         <pic:blipFill>
-                          <a:blip r:embed="rId6"/>
+                          <a:blip r:embed="rId8"/>
                           <a:stretch>
                             <a:fillRect/>
                           </a:stretch>
@@ -1930,6 +2169,7 @@
                 <w:sz w:val="20"/>
                 <w:szCs w:val="20"/>
               </w:rPr>
+              <w:lastRenderedPageBreak/>
               <w:t>Enveloped start of clip to lower volume at the start.</w:t>
             </w:r>
             <w:r>
@@ -1961,7 +2201,7 @@
                           <pic:cNvPicPr/>
                         </pic:nvPicPr>
                         <pic:blipFill>
-                          <a:blip r:embed="rId7"/>
+                          <a:blip r:embed="rId9"/>
                           <a:stretch>
                             <a:fillRect/>
                           </a:stretch>
@@ -2001,6 +2241,7 @@
                 <w:sz w:val="20"/>
                 <w:szCs w:val="20"/>
               </w:rPr>
+              <w:lastRenderedPageBreak/>
               <w:t>Amplified by 4 decibels</w:t>
             </w:r>
           </w:p>
@@ -2117,7 +2358,7 @@
                           <pic:cNvPicPr/>
                         </pic:nvPicPr>
                         <pic:blipFill>
-                          <a:blip r:embed="rId8"/>
+                          <a:blip r:embed="rId10"/>
                           <a:stretch>
                             <a:fillRect/>
                           </a:stretch>

--- a/Assessment/Track Sheet.docx
+++ b/Assessment/Track Sheet.docx
@@ -300,7 +300,6 @@
               </w:rPr>
               <w:t xml:space="preserve">Duplicated pen click.mp3 to make 3 sound files </w:t>
             </w:r>
-            <w:proofErr w:type="spellStart"/>
             <w:r>
               <w:rPr>
                 <w:rFonts w:ascii="Calibri" w:hAnsi="Calibri" w:cs="Calibri"/>
@@ -309,7 +308,6 @@
               </w:rPr>
               <w:t>ButtonDown</w:t>
             </w:r>
-            <w:proofErr w:type="spellEnd"/>
             <w:r>
               <w:rPr>
                 <w:rFonts w:ascii="Calibri" w:hAnsi="Calibri" w:cs="Calibri"/>
@@ -318,7 +316,6 @@
               </w:rPr>
               <w:t xml:space="preserve">, </w:t>
             </w:r>
-            <w:proofErr w:type="spellStart"/>
             <w:r>
               <w:rPr>
                 <w:rFonts w:ascii="Calibri" w:hAnsi="Calibri" w:cs="Calibri"/>
@@ -327,7 +324,6 @@
               </w:rPr>
               <w:t>ButtonUp</w:t>
             </w:r>
-            <w:proofErr w:type="spellEnd"/>
             <w:r>
               <w:rPr>
                 <w:rFonts w:ascii="Calibri" w:hAnsi="Calibri" w:cs="Calibri"/>
@@ -1041,6 +1037,7 @@
             <w:r>
               <w:rPr>
                 <w:rFonts w:ascii="Calibri" w:hAnsi="Calibri" w:cs="Calibri"/>
+                <w:noProof/>
                 <w:sz w:val="20"/>
                 <w:szCs w:val="20"/>
               </w:rPr>
@@ -1135,6 +1132,7 @@
             <w:r>
               <w:rPr>
                 <w:rFonts w:ascii="Calibri" w:hAnsi="Calibri" w:cs="Calibri"/>
+                <w:noProof/>
                 <w:sz w:val="20"/>
                 <w:szCs w:val="20"/>
               </w:rPr>
@@ -1315,6 +1313,7 @@
             <w:r>
               <w:rPr>
                 <w:rFonts w:ascii="Calibri" w:hAnsi="Calibri" w:cs="Calibri"/>
+                <w:noProof/>
                 <w:sz w:val="20"/>
                 <w:szCs w:val="20"/>
               </w:rPr>
@@ -1455,34 +1454,256 @@
                 <w:szCs w:val="20"/>
               </w:rPr>
             </w:pPr>
-          </w:p>
-        </w:tc>
-        <w:tc>
-          <w:tcPr>
-            <w:tcW w:w="2621" w:type="dxa"/>
-          </w:tcPr>
-          <w:p>
-            <w:pPr>
-              <w:rPr>
-                <w:rFonts w:ascii="Calibri" w:hAnsi="Calibri" w:cs="Calibri"/>
-                <w:sz w:val="20"/>
-                <w:szCs w:val="20"/>
-              </w:rPr>
-            </w:pPr>
-          </w:p>
-        </w:tc>
-        <w:tc>
-          <w:tcPr>
-            <w:tcW w:w="2621" w:type="dxa"/>
-          </w:tcPr>
-          <w:p>
-            <w:pPr>
-              <w:rPr>
-                <w:rFonts w:ascii="Calibri" w:hAnsi="Calibri" w:cs="Calibri"/>
-                <w:sz w:val="20"/>
-                <w:szCs w:val="20"/>
-              </w:rPr>
-            </w:pPr>
+            <w:r>
+              <w:rPr>
+                <w:rFonts w:ascii="Calibri" w:hAnsi="Calibri" w:cs="Calibri"/>
+                <w:sz w:val="20"/>
+                <w:szCs w:val="20"/>
+              </w:rPr>
+              <w:t>GrassWalk.m4a</w:t>
+            </w:r>
+          </w:p>
+        </w:tc>
+        <w:tc>
+          <w:tcPr>
+            <w:tcW w:w="2621" w:type="dxa"/>
+          </w:tcPr>
+          <w:p>
+            <w:pPr>
+              <w:rPr>
+                <w:rFonts w:ascii="Calibri" w:hAnsi="Calibri" w:cs="Calibri"/>
+                <w:sz w:val="20"/>
+                <w:szCs w:val="20"/>
+              </w:rPr>
+            </w:pPr>
+            <w:r>
+              <w:rPr>
+                <w:rFonts w:ascii="Calibri" w:hAnsi="Calibri" w:cs="Calibri"/>
+                <w:sz w:val="20"/>
+                <w:szCs w:val="20"/>
+              </w:rPr>
+              <w:t>Trimmed down to one foot step.</w:t>
+            </w:r>
+          </w:p>
+          <w:p>
+            <w:pPr>
+              <w:rPr>
+                <w:rFonts w:ascii="Calibri" w:hAnsi="Calibri" w:cs="Calibri"/>
+                <w:sz w:val="20"/>
+                <w:szCs w:val="20"/>
+              </w:rPr>
+            </w:pPr>
+          </w:p>
+          <w:p>
+            <w:pPr>
+              <w:rPr>
+                <w:rFonts w:ascii="Calibri" w:hAnsi="Calibri" w:cs="Calibri"/>
+                <w:sz w:val="20"/>
+                <w:szCs w:val="20"/>
+              </w:rPr>
+            </w:pPr>
+          </w:p>
+        </w:tc>
+        <w:tc>
+          <w:tcPr>
+            <w:tcW w:w="2621" w:type="dxa"/>
+          </w:tcPr>
+          <w:p>
+            <w:pPr>
+              <w:rPr>
+                <w:rFonts w:ascii="Calibri" w:hAnsi="Calibri" w:cs="Calibri"/>
+                <w:sz w:val="20"/>
+                <w:szCs w:val="20"/>
+              </w:rPr>
+            </w:pPr>
+            <w:r>
+              <w:rPr>
+                <w:rFonts w:ascii="Calibri" w:hAnsi="Calibri" w:cs="Calibri"/>
+                <w:sz w:val="20"/>
+                <w:szCs w:val="20"/>
+              </w:rPr>
+              <w:t>Amplified by 5dB.</w:t>
+            </w:r>
+          </w:p>
+          <w:p>
+            <w:pPr>
+              <w:rPr>
+                <w:rFonts w:ascii="Calibri" w:hAnsi="Calibri" w:cs="Calibri"/>
+                <w:sz w:val="20"/>
+                <w:szCs w:val="20"/>
+              </w:rPr>
+            </w:pPr>
+          </w:p>
+          <w:p>
+            <w:pPr>
+              <w:rPr>
+                <w:rFonts w:ascii="Calibri" w:hAnsi="Calibri" w:cs="Calibri"/>
+                <w:sz w:val="20"/>
+                <w:szCs w:val="20"/>
+              </w:rPr>
+            </w:pPr>
+            <w:r>
+              <w:rPr>
+                <w:rFonts w:ascii="Calibri" w:hAnsi="Calibri" w:cs="Calibri"/>
+                <w:sz w:val="20"/>
+                <w:szCs w:val="20"/>
+              </w:rPr>
+              <w:t>Compressed to increase impact.</w:t>
+            </w:r>
+          </w:p>
+          <w:p>
+            <w:pPr>
+              <w:rPr>
+                <w:rFonts w:ascii="Calibri" w:hAnsi="Calibri" w:cs="Calibri"/>
+                <w:sz w:val="20"/>
+                <w:szCs w:val="20"/>
+              </w:rPr>
+            </w:pPr>
+          </w:p>
+          <w:p>
+            <w:pPr>
+              <w:rPr>
+                <w:rFonts w:ascii="Calibri" w:hAnsi="Calibri" w:cs="Calibri"/>
+                <w:sz w:val="20"/>
+                <w:szCs w:val="20"/>
+              </w:rPr>
+            </w:pPr>
+            <w:r>
+              <w:rPr>
+                <w:rFonts w:ascii="Calibri" w:hAnsi="Calibri" w:cs="Calibri"/>
+                <w:sz w:val="20"/>
+                <w:szCs w:val="20"/>
+              </w:rPr>
+              <w:drawing>
+                <wp:inline distT="0" distB="0" distL="0" distR="0" wp14:anchorId="0F7701CB" wp14:editId="638C7C38">
+                  <wp:extent cx="1527175" cy="688340"/>
+                  <wp:effectExtent l="0" t="0" r="0" b="0"/>
+                  <wp:docPr id="254925694" name="Picture 1"/>
+                  <wp:cNvGraphicFramePr>
+                    <a:graphicFrameLocks xmlns:a="http://schemas.openxmlformats.org/drawingml/2006/main" noChangeAspect="1"/>
+                  </wp:cNvGraphicFramePr>
+                  <a:graphic xmlns:a="http://schemas.openxmlformats.org/drawingml/2006/main">
+                    <a:graphicData uri="http://schemas.openxmlformats.org/drawingml/2006/picture">
+                      <pic:pic xmlns:pic="http://schemas.openxmlformats.org/drawingml/2006/picture">
+                        <pic:nvPicPr>
+                          <pic:cNvPr id="254925694" name=""/>
+                          <pic:cNvPicPr/>
+                        </pic:nvPicPr>
+                        <pic:blipFill>
+                          <a:blip r:embed="rId7"/>
+                          <a:stretch>
+                            <a:fillRect/>
+                          </a:stretch>
+                        </pic:blipFill>
+                        <pic:spPr>
+                          <a:xfrm>
+                            <a:off x="0" y="0"/>
+                            <a:ext cx="1527175" cy="688340"/>
+                          </a:xfrm>
+                          <a:prstGeom prst="rect">
+                            <a:avLst/>
+                          </a:prstGeom>
+                        </pic:spPr>
+                      </pic:pic>
+                    </a:graphicData>
+                  </a:graphic>
+                </wp:inline>
+              </w:drawing>
+            </w:r>
+          </w:p>
+          <w:p>
+            <w:pPr>
+              <w:rPr>
+                <w:rFonts w:ascii="Calibri" w:hAnsi="Calibri" w:cs="Calibri"/>
+                <w:sz w:val="20"/>
+                <w:szCs w:val="20"/>
+              </w:rPr>
+            </w:pPr>
+          </w:p>
+          <w:p>
+            <w:pPr>
+              <w:rPr>
+                <w:rFonts w:ascii="Calibri" w:hAnsi="Calibri" w:cs="Calibri"/>
+                <w:sz w:val="20"/>
+                <w:szCs w:val="20"/>
+              </w:rPr>
+            </w:pPr>
+            <w:r>
+              <w:rPr>
+                <w:rFonts w:ascii="Calibri" w:hAnsi="Calibri" w:cs="Calibri"/>
+                <w:sz w:val="20"/>
+                <w:szCs w:val="20"/>
+              </w:rPr>
+              <w:t>High pass EQ at 120 Hz cutoff with a 12 dB roll off to remove low frequency and emphasise the crunch of the grass.</w:t>
+            </w:r>
+          </w:p>
+          <w:p>
+            <w:pPr>
+              <w:rPr>
+                <w:rFonts w:ascii="Calibri" w:hAnsi="Calibri" w:cs="Calibri"/>
+                <w:sz w:val="20"/>
+                <w:szCs w:val="20"/>
+              </w:rPr>
+            </w:pPr>
+          </w:p>
+          <w:p>
+            <w:pPr>
+              <w:rPr>
+                <w:rFonts w:ascii="Calibri" w:hAnsi="Calibri" w:cs="Calibri"/>
+                <w:sz w:val="20"/>
+                <w:szCs w:val="20"/>
+              </w:rPr>
+            </w:pPr>
+            <w:r>
+              <w:rPr>
+                <w:rFonts w:ascii="Calibri" w:hAnsi="Calibri" w:cs="Calibri"/>
+                <w:sz w:val="20"/>
+                <w:szCs w:val="20"/>
+              </w:rPr>
+              <w:t xml:space="preserve">Noise reduction to remove sound of car passing in the background. </w:t>
+            </w:r>
+            <w:r>
+              <w:rPr>
+                <w:rFonts w:ascii="Calibri" w:hAnsi="Calibri" w:cs="Calibri"/>
+                <w:sz w:val="20"/>
+                <w:szCs w:val="20"/>
+              </w:rPr>
+              <w:drawing>
+                <wp:inline distT="0" distB="0" distL="0" distR="0" wp14:anchorId="7D5A8D95" wp14:editId="15F67715">
+                  <wp:extent cx="1527175" cy="474980"/>
+                  <wp:effectExtent l="0" t="0" r="0" b="1270"/>
+                  <wp:docPr id="1837328450" name="Picture 1"/>
+                  <wp:cNvGraphicFramePr>
+                    <a:graphicFrameLocks xmlns:a="http://schemas.openxmlformats.org/drawingml/2006/main" noChangeAspect="1"/>
+                  </wp:cNvGraphicFramePr>
+                  <a:graphic xmlns:a="http://schemas.openxmlformats.org/drawingml/2006/main">
+                    <a:graphicData uri="http://schemas.openxmlformats.org/drawingml/2006/picture">
+                      <pic:pic xmlns:pic="http://schemas.openxmlformats.org/drawingml/2006/picture">
+                        <pic:nvPicPr>
+                          <pic:cNvPr id="1837328450" name=""/>
+                          <pic:cNvPicPr/>
+                        </pic:nvPicPr>
+                        <pic:blipFill>
+                          <a:blip r:embed="rId8"/>
+                          <a:stretch>
+                            <a:fillRect/>
+                          </a:stretch>
+                        </pic:blipFill>
+                        <pic:spPr>
+                          <a:xfrm>
+                            <a:off x="0" y="0"/>
+                            <a:ext cx="1527175" cy="474980"/>
+                          </a:xfrm>
+                          <a:prstGeom prst="rect">
+                            <a:avLst/>
+                          </a:prstGeom>
+                        </pic:spPr>
+                      </pic:pic>
+                    </a:graphicData>
+                  </a:graphic>
+                </wp:inline>
+              </w:drawing>
+            </w:r>
           </w:p>
         </w:tc>
         <w:tc>
@@ -1497,6 +1718,46 @@
                 <w:szCs w:val="20"/>
               </w:rPr>
             </w:pPr>
+            <w:r>
+              <w:rPr>
+                <w:rFonts w:ascii="Calibri" w:hAnsi="Calibri" w:cs="Calibri"/>
+                <w:sz w:val="20"/>
+                <w:szCs w:val="20"/>
+              </w:rPr>
+              <w:t xml:space="preserve">Sound of a person walking over grass. </w:t>
+            </w:r>
+            <w:r>
+              <w:rPr>
+                <w:rFonts w:ascii="Calibri" w:hAnsi="Calibri" w:cs="Calibri"/>
+                <w:sz w:val="20"/>
+                <w:szCs w:val="20"/>
+              </w:rPr>
+              <w:t xml:space="preserve">Used for the footsteps of the player walking on the </w:t>
+            </w:r>
+            <w:r>
+              <w:rPr>
+                <w:rFonts w:ascii="Calibri" w:hAnsi="Calibri" w:cs="Calibri"/>
+                <w:sz w:val="20"/>
+                <w:szCs w:val="20"/>
+              </w:rPr>
+              <w:t>grass / shrub</w:t>
+            </w:r>
+            <w:r>
+              <w:rPr>
+                <w:rFonts w:ascii="Calibri" w:hAnsi="Calibri" w:cs="Calibri"/>
+                <w:sz w:val="20"/>
+                <w:szCs w:val="20"/>
+              </w:rPr>
+              <w:t>s</w:t>
+            </w:r>
+            <w:r>
+              <w:rPr>
+                <w:rFonts w:ascii="Calibri" w:hAnsi="Calibri" w:cs="Calibri"/>
+                <w:sz w:val="20"/>
+                <w:szCs w:val="20"/>
+              </w:rPr>
+              <w:t>.</w:t>
+            </w:r>
           </w:p>
         </w:tc>
       </w:tr>
@@ -1824,6 +2085,7 @@
                 <w:sz w:val="20"/>
                 <w:szCs w:val="20"/>
               </w:rPr>
+              <w:lastRenderedPageBreak/>
               <w:t>Coin Pick Up.mp3</w:t>
             </w:r>
           </w:p>
@@ -1936,7 +2198,7 @@
                           <pic:cNvPicPr/>
                         </pic:nvPicPr>
                         <pic:blipFill>
-                          <a:blip r:embed="rId7"/>
+                          <a:blip r:embed="rId9"/>
                           <a:stretch>
                             <a:fillRect/>
                           </a:stretch>
@@ -2057,7 +2319,7 @@
                           <pic:cNvPicPr/>
                         </pic:nvPicPr>
                         <pic:blipFill>
-                          <a:blip r:embed="rId8"/>
+                          <a:blip r:embed="rId10"/>
                           <a:stretch>
                             <a:fillRect/>
                           </a:stretch>
@@ -2169,7 +2431,6 @@
                 <w:sz w:val="20"/>
                 <w:szCs w:val="20"/>
               </w:rPr>
-              <w:lastRenderedPageBreak/>
               <w:t>Enveloped start of clip to lower volume at the start.</w:t>
             </w:r>
             <w:r>
@@ -2201,7 +2462,7 @@
                           <pic:cNvPicPr/>
                         </pic:nvPicPr>
                         <pic:blipFill>
-                          <a:blip r:embed="rId9"/>
+                          <a:blip r:embed="rId11"/>
                           <a:stretch>
                             <a:fillRect/>
                           </a:stretch>
@@ -2241,7 +2502,6 @@
                 <w:sz w:val="20"/>
                 <w:szCs w:val="20"/>
               </w:rPr>
-              <w:lastRenderedPageBreak/>
               <w:t>Amplified by 4 decibels</w:t>
             </w:r>
           </w:p>
@@ -2358,7 +2618,7 @@
                           <pic:cNvPicPr/>
                         </pic:nvPicPr>
                         <pic:blipFill>
-                          <a:blip r:embed="rId10"/>
+                          <a:blip r:embed="rId12"/>
                           <a:stretch>
                             <a:fillRect/>
                           </a:stretch>

--- a/Assessment/Track Sheet.docx
+++ b/Assessment/Track Sheet.docx
@@ -300,6 +300,7 @@
               </w:rPr>
               <w:t xml:space="preserve">Duplicated pen click.mp3 to make 3 sound files </w:t>
             </w:r>
+            <w:proofErr w:type="spellStart"/>
             <w:r>
               <w:rPr>
                 <w:rFonts w:ascii="Calibri" w:hAnsi="Calibri" w:cs="Calibri"/>
@@ -308,6 +309,7 @@
               </w:rPr>
               <w:t>ButtonDown</w:t>
             </w:r>
+            <w:proofErr w:type="spellEnd"/>
             <w:r>
               <w:rPr>
                 <w:rFonts w:ascii="Calibri" w:hAnsi="Calibri" w:cs="Calibri"/>
@@ -316,6 +318,7 @@
               </w:rPr>
               <w:t xml:space="preserve">, </w:t>
             </w:r>
+            <w:proofErr w:type="spellStart"/>
             <w:r>
               <w:rPr>
                 <w:rFonts w:ascii="Calibri" w:hAnsi="Calibri" w:cs="Calibri"/>
@@ -324,6 +327,7 @@
               </w:rPr>
               <w:t>ButtonUp</w:t>
             </w:r>
+            <w:proofErr w:type="spellEnd"/>
             <w:r>
               <w:rPr>
                 <w:rFonts w:ascii="Calibri" w:hAnsi="Calibri" w:cs="Calibri"/>
@@ -876,6 +880,13 @@
                 <w:color w:val="000000" w:themeColor="text1"/>
               </w:rPr>
             </w:pPr>
+            <w:r>
+              <w:rPr>
+                <w:rFonts w:ascii="Calibri" w:hAnsi="Calibri" w:cs="Calibri"/>
+                <w:color w:val="000000" w:themeColor="text1"/>
+              </w:rPr>
+              <w:t>The sound effects used to create the players footsteps on 3 distinct materials (grass, path and rock)</w:t>
+            </w:r>
           </w:p>
         </w:tc>
       </w:tr>
@@ -1057,7 +1068,7 @@
                           <pic:cNvPicPr/>
                         </pic:nvPicPr>
                         <pic:blipFill>
-                          <a:blip r:embed="rId4"/>
+                          <a:blip r:embed="rId6"/>
                           <a:stretch>
                             <a:fillRect/>
                           </a:stretch>
@@ -1152,7 +1163,7 @@
                           <pic:cNvPicPr/>
                         </pic:nvPicPr>
                         <pic:blipFill rotWithShape="1">
-                          <a:blip r:embed="rId5"/>
+                          <a:blip r:embed="rId7"/>
                           <a:srcRect t="53112"/>
                           <a:stretch>
                             <a:fillRect/>
@@ -1272,6 +1283,32 @@
               <w:t>Trimmed clipped to just 2 beats.</w:t>
             </w:r>
           </w:p>
+          <w:p>
+            <w:pPr>
+              <w:rPr>
+                <w:rFonts w:ascii="Calibri" w:hAnsi="Calibri" w:cs="Calibri"/>
+                <w:sz w:val="20"/>
+                <w:szCs w:val="20"/>
+              </w:rPr>
+            </w:pPr>
+          </w:p>
+          <w:p>
+            <w:pPr>
+              <w:rPr>
+                <w:rFonts w:ascii="Calibri" w:hAnsi="Calibri" w:cs="Calibri"/>
+                <w:sz w:val="20"/>
+                <w:szCs w:val="20"/>
+              </w:rPr>
+            </w:pPr>
+            <w:r>
+              <w:rPr>
+                <w:rFonts w:ascii="Calibri" w:hAnsi="Calibri" w:cs="Calibri"/>
+                <w:sz w:val="20"/>
+                <w:szCs w:val="20"/>
+              </w:rPr>
+              <w:t>Lowered pitch by 9dB specifically for ConcreteWalk.m4a</w:t>
+            </w:r>
+          </w:p>
         </w:tc>
         <w:tc>
           <w:tcPr>
@@ -1333,7 +1370,7 @@
                           <pic:cNvPicPr/>
                         </pic:nvPicPr>
                         <pic:blipFill>
-                          <a:blip r:embed="rId6"/>
+                          <a:blip r:embed="rId8"/>
                           <a:stretch>
                             <a:fillRect/>
                           </a:stretch>
@@ -1482,7 +1519,25 @@
                 <w:sz w:val="20"/>
                 <w:szCs w:val="20"/>
               </w:rPr>
-              <w:t>Trimmed down to one foot step.</w:t>
+              <w:t xml:space="preserve">Trimmed down to one </w:t>
+            </w:r>
+            <w:proofErr w:type="gramStart"/>
+            <w:r>
+              <w:rPr>
+                <w:rFonts w:ascii="Calibri" w:hAnsi="Calibri" w:cs="Calibri"/>
+                <w:sz w:val="20"/>
+                <w:szCs w:val="20"/>
+              </w:rPr>
+              <w:t>foot step</w:t>
+            </w:r>
+            <w:proofErr w:type="gramEnd"/>
+            <w:r>
+              <w:rPr>
+                <w:rFonts w:ascii="Calibri" w:hAnsi="Calibri" w:cs="Calibri"/>
+                <w:sz w:val="20"/>
+                <w:szCs w:val="20"/>
+              </w:rPr>
+              <w:t>.</w:t>
             </w:r>
           </w:p>
           <w:p>
@@ -1571,6 +1626,7 @@
             <w:r>
               <w:rPr>
                 <w:rFonts w:ascii="Calibri" w:hAnsi="Calibri" w:cs="Calibri"/>
+                <w:noProof/>
                 <w:sz w:val="20"/>
                 <w:szCs w:val="20"/>
               </w:rPr>
@@ -1590,7 +1646,7 @@
                           <pic:cNvPicPr/>
                         </pic:nvPicPr>
                         <pic:blipFill>
-                          <a:blip r:embed="rId7"/>
+                          <a:blip r:embed="rId9"/>
                           <a:stretch>
                             <a:fillRect/>
                           </a:stretch>
@@ -1665,6 +1721,7 @@
             <w:r>
               <w:rPr>
                 <w:rFonts w:ascii="Calibri" w:hAnsi="Calibri" w:cs="Calibri"/>
+                <w:noProof/>
                 <w:sz w:val="20"/>
                 <w:szCs w:val="20"/>
               </w:rPr>
@@ -1684,7 +1741,7 @@
                           <pic:cNvPicPr/>
                         </pic:nvPicPr>
                         <pic:blipFill>
-                          <a:blip r:embed="rId8"/>
+                          <a:blip r:embed="rId10"/>
                           <a:stretch>
                             <a:fillRect/>
                           </a:stretch>
@@ -1724,23 +1781,7 @@
                 <w:sz w:val="20"/>
                 <w:szCs w:val="20"/>
               </w:rPr>
-              <w:t xml:space="preserve">Sound of a person walking over grass. </w:t>
-            </w:r>
-            <w:r>
-              <w:rPr>
-                <w:rFonts w:ascii="Calibri" w:hAnsi="Calibri" w:cs="Calibri"/>
-                <w:sz w:val="20"/>
-                <w:szCs w:val="20"/>
-              </w:rPr>
-              <w:t xml:space="preserve">Used for the footsteps of the player walking on the </w:t>
-            </w:r>
-            <w:r>
-              <w:rPr>
-                <w:rFonts w:ascii="Calibri" w:hAnsi="Calibri" w:cs="Calibri"/>
-                <w:sz w:val="20"/>
-                <w:szCs w:val="20"/>
-              </w:rPr>
-              <w:t>grass / shrub</w:t>
+              <w:t>Sound of a person walking over grass. Used for the footsteps of the player walking on the grass / shrub</w:t>
             </w:r>
             <w:r>
               <w:rPr>
@@ -1774,26 +1815,172 @@
                 <w:szCs w:val="20"/>
               </w:rPr>
             </w:pPr>
-          </w:p>
-        </w:tc>
-        <w:tc>
-          <w:tcPr>
-            <w:tcW w:w="2621" w:type="dxa"/>
-          </w:tcPr>
-          <w:p>
-            <w:pPr>
-              <w:rPr>
-                <w:rFonts w:ascii="Calibri" w:hAnsi="Calibri" w:cs="Calibri"/>
-                <w:sz w:val="20"/>
-                <w:szCs w:val="20"/>
-              </w:rPr>
-            </w:pPr>
-          </w:p>
-        </w:tc>
-        <w:tc>
-          <w:tcPr>
-            <w:tcW w:w="2621" w:type="dxa"/>
-          </w:tcPr>
+            <w:r>
+              <w:rPr>
+                <w:rFonts w:ascii="Calibri" w:hAnsi="Calibri" w:cs="Calibri"/>
+                <w:sz w:val="20"/>
+                <w:szCs w:val="20"/>
+              </w:rPr>
+              <w:t>ConcreteWalk.m4a</w:t>
+            </w:r>
+          </w:p>
+        </w:tc>
+        <w:tc>
+          <w:tcPr>
+            <w:tcW w:w="2621" w:type="dxa"/>
+          </w:tcPr>
+          <w:p>
+            <w:pPr>
+              <w:rPr>
+                <w:rFonts w:ascii="Calibri" w:hAnsi="Calibri" w:cs="Calibri"/>
+                <w:sz w:val="20"/>
+                <w:szCs w:val="20"/>
+              </w:rPr>
+            </w:pPr>
+            <w:r>
+              <w:rPr>
+                <w:rFonts w:ascii="Calibri" w:hAnsi="Calibri" w:cs="Calibri"/>
+                <w:sz w:val="20"/>
+                <w:szCs w:val="20"/>
+              </w:rPr>
+              <w:t>Trimmed clip down to only one footstep.</w:t>
+            </w:r>
+          </w:p>
+          <w:p>
+            <w:pPr>
+              <w:rPr>
+                <w:rFonts w:ascii="Calibri" w:hAnsi="Calibri" w:cs="Calibri"/>
+                <w:sz w:val="20"/>
+                <w:szCs w:val="20"/>
+              </w:rPr>
+            </w:pPr>
+          </w:p>
+          <w:p>
+            <w:pPr>
+              <w:rPr>
+                <w:rFonts w:ascii="Calibri" w:hAnsi="Calibri" w:cs="Calibri"/>
+                <w:sz w:val="20"/>
+                <w:szCs w:val="20"/>
+              </w:rPr>
+            </w:pPr>
+          </w:p>
+        </w:tc>
+        <w:tc>
+          <w:tcPr>
+            <w:tcW w:w="2621" w:type="dxa"/>
+          </w:tcPr>
+          <w:p>
+            <w:pPr>
+              <w:rPr>
+                <w:rFonts w:ascii="Calibri" w:hAnsi="Calibri" w:cs="Calibri"/>
+                <w:sz w:val="20"/>
+                <w:szCs w:val="20"/>
+              </w:rPr>
+            </w:pPr>
+            <w:r>
+              <w:rPr>
+                <w:rFonts w:ascii="Calibri" w:hAnsi="Calibri" w:cs="Calibri"/>
+                <w:sz w:val="20"/>
+                <w:szCs w:val="20"/>
+              </w:rPr>
+              <w:t>Amplified audio clip by 13dB.</w:t>
+            </w:r>
+          </w:p>
+          <w:p>
+            <w:pPr>
+              <w:rPr>
+                <w:rFonts w:ascii="Calibri" w:hAnsi="Calibri" w:cs="Calibri"/>
+                <w:sz w:val="20"/>
+                <w:szCs w:val="20"/>
+              </w:rPr>
+            </w:pPr>
+          </w:p>
+          <w:p>
+            <w:pPr>
+              <w:rPr>
+                <w:rFonts w:ascii="Calibri" w:hAnsi="Calibri" w:cs="Calibri"/>
+                <w:sz w:val="20"/>
+                <w:szCs w:val="20"/>
+              </w:rPr>
+            </w:pPr>
+            <w:r>
+              <w:rPr>
+                <w:rFonts w:ascii="Calibri" w:hAnsi="Calibri" w:cs="Calibri"/>
+                <w:sz w:val="20"/>
+                <w:szCs w:val="20"/>
+              </w:rPr>
+              <w:t>Used a low pass filter with cutoff at 900 Hz with a 6 dB roll off to birds tweeting and grass noises.</w:t>
+            </w:r>
+          </w:p>
+          <w:p>
+            <w:pPr>
+              <w:rPr>
+                <w:rFonts w:ascii="Calibri" w:hAnsi="Calibri" w:cs="Calibri"/>
+                <w:sz w:val="20"/>
+                <w:szCs w:val="20"/>
+              </w:rPr>
+            </w:pPr>
+          </w:p>
+          <w:p>
+            <w:pPr>
+              <w:rPr>
+                <w:rFonts w:ascii="Calibri" w:hAnsi="Calibri" w:cs="Calibri"/>
+                <w:sz w:val="20"/>
+                <w:szCs w:val="20"/>
+              </w:rPr>
+            </w:pPr>
+            <w:r>
+              <w:rPr>
+                <w:rFonts w:ascii="Calibri" w:hAnsi="Calibri" w:cs="Calibri"/>
+                <w:sz w:val="20"/>
+                <w:szCs w:val="20"/>
+              </w:rPr>
+              <w:t xml:space="preserve">Use noise reduction to remove any remaining bird tweets </w:t>
+            </w:r>
+            <w:r>
+              <w:rPr>
+                <w:rFonts w:ascii="Calibri" w:hAnsi="Calibri" w:cs="Calibri"/>
+                <w:noProof/>
+                <w:sz w:val="20"/>
+                <w:szCs w:val="20"/>
+              </w:rPr>
+              <w:drawing>
+                <wp:inline distT="0" distB="0" distL="0" distR="0" wp14:anchorId="12E666B3" wp14:editId="2BFEADC1">
+                  <wp:extent cx="1527175" cy="452755"/>
+                  <wp:effectExtent l="0" t="0" r="0" b="4445"/>
+                  <wp:docPr id="1218659631" name="Picture 1"/>
+                  <wp:cNvGraphicFramePr>
+                    <a:graphicFrameLocks xmlns:a="http://schemas.openxmlformats.org/drawingml/2006/main" noChangeAspect="1"/>
+                  </wp:cNvGraphicFramePr>
+                  <a:graphic xmlns:a="http://schemas.openxmlformats.org/drawingml/2006/main">
+                    <a:graphicData uri="http://schemas.openxmlformats.org/drawingml/2006/picture">
+                      <pic:pic xmlns:pic="http://schemas.openxmlformats.org/drawingml/2006/picture">
+                        <pic:nvPicPr>
+                          <pic:cNvPr id="1218659631" name=""/>
+                          <pic:cNvPicPr/>
+                        </pic:nvPicPr>
+                        <pic:blipFill>
+                          <a:blip r:embed="rId11"/>
+                          <a:stretch>
+                            <a:fillRect/>
+                          </a:stretch>
+                        </pic:blipFill>
+                        <pic:spPr>
+                          <a:xfrm>
+                            <a:off x="0" y="0"/>
+                            <a:ext cx="1527175" cy="452755"/>
+                          </a:xfrm>
+                          <a:prstGeom prst="rect">
+                            <a:avLst/>
+                          </a:prstGeom>
+                        </pic:spPr>
+                      </pic:pic>
+                    </a:graphicData>
+                  </a:graphic>
+                </wp:inline>
+              </w:drawing>
+            </w:r>
+          </w:p>
           <w:p>
             <w:pPr>
               <w:rPr>
@@ -1816,6 +2003,14 @@
                 <w:szCs w:val="20"/>
               </w:rPr>
             </w:pPr>
+            <w:r>
+              <w:rPr>
+                <w:rFonts w:ascii="Calibri" w:hAnsi="Calibri" w:cs="Calibri"/>
+                <w:sz w:val="20"/>
+                <w:szCs w:val="20"/>
+              </w:rPr>
+              <w:t>Sound of a person walking on concrete garden slabs.</w:t>
+            </w:r>
           </w:p>
         </w:tc>
       </w:tr>
@@ -1938,6 +2133,7 @@
                 <w:sz w:val="32"/>
                 <w:szCs w:val="32"/>
               </w:rPr>
+              <w:lastRenderedPageBreak/>
               <w:t>Pick up SFXs</w:t>
             </w:r>
           </w:p>
@@ -2085,7 +2281,6 @@
                 <w:sz w:val="20"/>
                 <w:szCs w:val="20"/>
               </w:rPr>
-              <w:lastRenderedPageBreak/>
               <w:t>Coin Pick Up.mp3</w:t>
             </w:r>
           </w:p>
@@ -2198,7 +2393,7 @@
                           <pic:cNvPicPr/>
                         </pic:nvPicPr>
                         <pic:blipFill>
-                          <a:blip r:embed="rId9"/>
+                          <a:blip r:embed="rId12"/>
                           <a:stretch>
                             <a:fillRect/>
                           </a:stretch>
@@ -2319,7 +2514,7 @@
                           <pic:cNvPicPr/>
                         </pic:nvPicPr>
                         <pic:blipFill>
-                          <a:blip r:embed="rId10"/>
+                          <a:blip r:embed="rId13"/>
                           <a:stretch>
                             <a:fillRect/>
                           </a:stretch>
@@ -2462,7 +2657,7 @@
                           <pic:cNvPicPr/>
                         </pic:nvPicPr>
                         <pic:blipFill>
-                          <a:blip r:embed="rId11"/>
+                          <a:blip r:embed="rId14"/>
                           <a:stretch>
                             <a:fillRect/>
                           </a:stretch>
@@ -2618,7 +2813,7 @@
                           <pic:cNvPicPr/>
                         </pic:nvPicPr>
                         <pic:blipFill>
-                          <a:blip r:embed="rId12"/>
+                          <a:blip r:embed="rId15"/>
                           <a:stretch>
                             <a:fillRect/>
                           </a:stretch>
@@ -2668,6 +2863,39 @@
       <w:pPr>
         <w:rPr>
           <w:rFonts w:ascii="Calibri" w:hAnsi="Calibri" w:cs="Calibri"/>
+        </w:rPr>
+      </w:pPr>
+    </w:p>
+    <w:p>
+      <w:pPr>
+        <w:rPr>
+          <w:rFonts w:ascii="Calibri" w:hAnsi="Calibri" w:cs="Calibri"/>
+          <w:b/>
+          <w:bCs/>
+          <w:sz w:val="40"/>
+          <w:szCs w:val="40"/>
+        </w:rPr>
+      </w:pPr>
+    </w:p>
+    <w:p>
+      <w:pPr>
+        <w:rPr>
+          <w:rFonts w:ascii="Calibri" w:hAnsi="Calibri" w:cs="Calibri"/>
+          <w:b/>
+          <w:bCs/>
+          <w:sz w:val="40"/>
+          <w:szCs w:val="40"/>
+        </w:rPr>
+      </w:pPr>
+    </w:p>
+    <w:p>
+      <w:pPr>
+        <w:rPr>
+          <w:rFonts w:ascii="Calibri" w:hAnsi="Calibri" w:cs="Calibri"/>
+          <w:b/>
+          <w:bCs/>
+          <w:sz w:val="40"/>
+          <w:szCs w:val="40"/>
         </w:rPr>
       </w:pPr>
     </w:p>
@@ -2698,6 +2926,986 @@
       <w:tr>
         <w:tc>
           <w:tcPr>
+            <w:tcW w:w="10485" w:type="dxa"/>
+            <w:gridSpan w:val="4"/>
+            <w:shd w:val="clear" w:color="auto" w:fill="DAE9F7" w:themeFill="text2" w:themeFillTint="1A"/>
+          </w:tcPr>
+          <w:p>
+            <w:pPr>
+              <w:jc w:val="center"/>
+              <w:rPr>
+                <w:rFonts w:ascii="Calibri" w:hAnsi="Calibri" w:cs="Calibri"/>
+                <w:b/>
+                <w:bCs/>
+                <w:color w:val="215E99" w:themeColor="text2" w:themeTint="BF"/>
+                <w:sz w:val="32"/>
+                <w:szCs w:val="32"/>
+              </w:rPr>
+            </w:pPr>
+            <w:r>
+              <w:rPr>
+                <w:rFonts w:ascii="Calibri" w:hAnsi="Calibri" w:cs="Calibri"/>
+                <w:b/>
+                <w:bCs/>
+                <w:color w:val="215E99" w:themeColor="text2" w:themeTint="BF"/>
+                <w:sz w:val="32"/>
+                <w:szCs w:val="32"/>
+              </w:rPr>
+              <w:t>HUD SFXs</w:t>
+            </w:r>
+          </w:p>
+        </w:tc>
+      </w:tr>
+      <w:tr>
+        <w:tc>
+          <w:tcPr>
+            <w:tcW w:w="10485" w:type="dxa"/>
+            <w:gridSpan w:val="4"/>
+          </w:tcPr>
+          <w:p>
+            <w:pPr>
+              <w:rPr>
+                <w:rFonts w:ascii="Calibri" w:hAnsi="Calibri" w:cs="Calibri"/>
+                <w:color w:val="000000" w:themeColor="text1"/>
+              </w:rPr>
+            </w:pPr>
+          </w:p>
+        </w:tc>
+      </w:tr>
+      <w:tr>
+        <w:tc>
+          <w:tcPr>
+            <w:tcW w:w="2621" w:type="dxa"/>
+            <w:shd w:val="clear" w:color="auto" w:fill="DAE9F7" w:themeFill="text2" w:themeFillTint="1A"/>
+          </w:tcPr>
+          <w:p>
+            <w:pPr>
+              <w:rPr>
+                <w:rFonts w:ascii="Calibri" w:hAnsi="Calibri" w:cs="Calibri"/>
+                <w:color w:val="215E99" w:themeColor="text2" w:themeTint="BF"/>
+              </w:rPr>
+            </w:pPr>
+            <w:r>
+              <w:rPr>
+                <w:rFonts w:ascii="Calibri" w:hAnsi="Calibri" w:cs="Calibri"/>
+                <w:color w:val="215E99" w:themeColor="text2" w:themeTint="BF"/>
+              </w:rPr>
+              <w:t>Source files</w:t>
+            </w:r>
+          </w:p>
+        </w:tc>
+        <w:tc>
+          <w:tcPr>
+            <w:tcW w:w="2621" w:type="dxa"/>
+            <w:shd w:val="clear" w:color="auto" w:fill="DAE9F7" w:themeFill="text2" w:themeFillTint="1A"/>
+          </w:tcPr>
+          <w:p>
+            <w:pPr>
+              <w:rPr>
+                <w:rFonts w:ascii="Calibri" w:hAnsi="Calibri" w:cs="Calibri"/>
+                <w:color w:val="215E99" w:themeColor="text2" w:themeTint="BF"/>
+              </w:rPr>
+            </w:pPr>
+            <w:r>
+              <w:rPr>
+                <w:rFonts w:ascii="Calibri" w:hAnsi="Calibri" w:cs="Calibri"/>
+                <w:color w:val="215E99" w:themeColor="text2" w:themeTint="BF"/>
+              </w:rPr>
+              <w:t>Editing performed</w:t>
+            </w:r>
+          </w:p>
+        </w:tc>
+        <w:tc>
+          <w:tcPr>
+            <w:tcW w:w="2621" w:type="dxa"/>
+            <w:shd w:val="clear" w:color="auto" w:fill="DAE9F7" w:themeFill="text2" w:themeFillTint="1A"/>
+          </w:tcPr>
+          <w:p>
+            <w:pPr>
+              <w:rPr>
+                <w:rFonts w:ascii="Calibri" w:hAnsi="Calibri" w:cs="Calibri"/>
+                <w:color w:val="215E99" w:themeColor="text2" w:themeTint="BF"/>
+              </w:rPr>
+            </w:pPr>
+            <w:r>
+              <w:rPr>
+                <w:rFonts w:ascii="Calibri" w:hAnsi="Calibri" w:cs="Calibri"/>
+                <w:color w:val="215E99" w:themeColor="text2" w:themeTint="BF"/>
+              </w:rPr>
+              <w:t>Effects applied</w:t>
+            </w:r>
+          </w:p>
+        </w:tc>
+        <w:tc>
+          <w:tcPr>
+            <w:tcW w:w="2622" w:type="dxa"/>
+            <w:shd w:val="clear" w:color="auto" w:fill="DAE9F7" w:themeFill="text2" w:themeFillTint="1A"/>
+          </w:tcPr>
+          <w:p>
+            <w:pPr>
+              <w:rPr>
+                <w:rFonts w:ascii="Calibri" w:hAnsi="Calibri" w:cs="Calibri"/>
+                <w:color w:val="215E99" w:themeColor="text2" w:themeTint="BF"/>
+              </w:rPr>
+            </w:pPr>
+            <w:r>
+              <w:rPr>
+                <w:rFonts w:ascii="Calibri" w:hAnsi="Calibri" w:cs="Calibri"/>
+                <w:color w:val="215E99" w:themeColor="text2" w:themeTint="BF"/>
+              </w:rPr>
+              <w:t>Comments</w:t>
+            </w:r>
+          </w:p>
+        </w:tc>
+      </w:tr>
+      <w:tr>
+        <w:tc>
+          <w:tcPr>
+            <w:tcW w:w="2621" w:type="dxa"/>
+          </w:tcPr>
+          <w:p>
+            <w:pPr>
+              <w:rPr>
+                <w:rFonts w:ascii="Calibri" w:hAnsi="Calibri" w:cs="Calibri"/>
+                <w:sz w:val="20"/>
+                <w:szCs w:val="20"/>
+              </w:rPr>
+            </w:pPr>
+            <w:r>
+              <w:rPr>
+                <w:rFonts w:ascii="Calibri" w:hAnsi="Calibri" w:cs="Calibri"/>
+                <w:sz w:val="20"/>
+                <w:szCs w:val="20"/>
+              </w:rPr>
+              <w:t>Flannel.m4a</w:t>
+            </w:r>
+          </w:p>
+        </w:tc>
+        <w:tc>
+          <w:tcPr>
+            <w:tcW w:w="2621" w:type="dxa"/>
+          </w:tcPr>
+          <w:p>
+            <w:pPr>
+              <w:rPr>
+                <w:rFonts w:ascii="Calibri" w:hAnsi="Calibri" w:cs="Calibri"/>
+                <w:sz w:val="20"/>
+                <w:szCs w:val="20"/>
+              </w:rPr>
+            </w:pPr>
+            <w:r>
+              <w:rPr>
+                <w:rFonts w:ascii="Calibri" w:hAnsi="Calibri" w:cs="Calibri"/>
+                <w:sz w:val="20"/>
+                <w:szCs w:val="20"/>
+              </w:rPr>
+              <w:t>Trimmed down to around 20 seconds of sound.</w:t>
+            </w:r>
+          </w:p>
+        </w:tc>
+        <w:tc>
+          <w:tcPr>
+            <w:tcW w:w="2621" w:type="dxa"/>
+          </w:tcPr>
+          <w:p>
+            <w:pPr>
+              <w:rPr>
+                <w:rFonts w:ascii="Calibri" w:hAnsi="Calibri" w:cs="Calibri"/>
+                <w:sz w:val="20"/>
+                <w:szCs w:val="20"/>
+              </w:rPr>
+            </w:pPr>
+            <w:r>
+              <w:rPr>
+                <w:rFonts w:ascii="Calibri" w:hAnsi="Calibri" w:cs="Calibri"/>
+                <w:sz w:val="20"/>
+                <w:szCs w:val="20"/>
+              </w:rPr>
+              <w:t>Amplified by 7 dB</w:t>
+            </w:r>
+          </w:p>
+          <w:p>
+            <w:pPr>
+              <w:rPr>
+                <w:rFonts w:ascii="Calibri" w:hAnsi="Calibri" w:cs="Calibri"/>
+                <w:sz w:val="20"/>
+                <w:szCs w:val="20"/>
+              </w:rPr>
+            </w:pPr>
+          </w:p>
+          <w:p>
+            <w:pPr>
+              <w:rPr>
+                <w:rFonts w:ascii="Calibri" w:hAnsi="Calibri" w:cs="Calibri"/>
+                <w:sz w:val="20"/>
+                <w:szCs w:val="20"/>
+              </w:rPr>
+            </w:pPr>
+            <w:r>
+              <w:rPr>
+                <w:rFonts w:ascii="Calibri" w:hAnsi="Calibri" w:cs="Calibri"/>
+                <w:sz w:val="20"/>
+                <w:szCs w:val="20"/>
+              </w:rPr>
+              <w:t>Low pass filter at cutoff 7000 Hz by with a 24 dB roll off to remove high pitch squeaks.</w:t>
+            </w:r>
+          </w:p>
+          <w:p>
+            <w:pPr>
+              <w:rPr>
+                <w:rFonts w:ascii="Calibri" w:hAnsi="Calibri" w:cs="Calibri"/>
+                <w:sz w:val="20"/>
+                <w:szCs w:val="20"/>
+              </w:rPr>
+            </w:pPr>
+          </w:p>
+          <w:p>
+            <w:pPr>
+              <w:rPr>
+                <w:rFonts w:ascii="Calibri" w:hAnsi="Calibri" w:cs="Calibri"/>
+                <w:sz w:val="20"/>
+                <w:szCs w:val="20"/>
+              </w:rPr>
+            </w:pPr>
+            <w:r>
+              <w:rPr>
+                <w:rFonts w:ascii="Calibri" w:hAnsi="Calibri" w:cs="Calibri"/>
+                <w:sz w:val="20"/>
+                <w:szCs w:val="20"/>
+              </w:rPr>
+              <w:t xml:space="preserve">Adjusted tempo by -10% to give a thicker, </w:t>
+            </w:r>
+            <w:r>
+              <w:rPr>
+                <w:rFonts w:ascii="Calibri" w:hAnsi="Calibri" w:cs="Calibri"/>
+                <w:sz w:val="20"/>
+                <w:szCs w:val="20"/>
+              </w:rPr>
+              <w:t>slimier</w:t>
+            </w:r>
+            <w:r>
+              <w:rPr>
+                <w:rFonts w:ascii="Calibri" w:hAnsi="Calibri" w:cs="Calibri"/>
+                <w:sz w:val="20"/>
+                <w:szCs w:val="20"/>
+              </w:rPr>
+              <w:t xml:space="preserve"> feel.</w:t>
+            </w:r>
+          </w:p>
+          <w:p>
+            <w:pPr>
+              <w:rPr>
+                <w:rFonts w:ascii="Calibri" w:hAnsi="Calibri" w:cs="Calibri"/>
+                <w:sz w:val="20"/>
+                <w:szCs w:val="20"/>
+              </w:rPr>
+            </w:pPr>
+          </w:p>
+          <w:p>
+            <w:pPr>
+              <w:rPr>
+                <w:rFonts w:ascii="Calibri" w:hAnsi="Calibri" w:cs="Calibri"/>
+                <w:sz w:val="20"/>
+                <w:szCs w:val="20"/>
+              </w:rPr>
+            </w:pPr>
+            <w:r>
+              <w:rPr>
+                <w:rFonts w:ascii="Calibri" w:hAnsi="Calibri" w:cs="Calibri"/>
+                <w:sz w:val="20"/>
+                <w:szCs w:val="20"/>
+              </w:rPr>
+              <w:t xml:space="preserve">Added a small amount of reverb </w:t>
+            </w:r>
+            <w:r>
+              <w:rPr>
+                <w:rFonts w:ascii="Calibri" w:hAnsi="Calibri" w:cs="Calibri"/>
+                <w:sz w:val="20"/>
+                <w:szCs w:val="20"/>
+              </w:rPr>
+              <w:drawing>
+                <wp:inline distT="0" distB="0" distL="0" distR="0" wp14:anchorId="535552A5" wp14:editId="0B506700">
+                  <wp:extent cx="1527175" cy="1913890"/>
+                  <wp:effectExtent l="0" t="0" r="0" b="0"/>
+                  <wp:docPr id="1136222727" name="Picture 1"/>
+                  <wp:cNvGraphicFramePr>
+                    <a:graphicFrameLocks xmlns:a="http://schemas.openxmlformats.org/drawingml/2006/main" noChangeAspect="1"/>
+                  </wp:cNvGraphicFramePr>
+                  <a:graphic xmlns:a="http://schemas.openxmlformats.org/drawingml/2006/main">
+                    <a:graphicData uri="http://schemas.openxmlformats.org/drawingml/2006/picture">
+                      <pic:pic xmlns:pic="http://schemas.openxmlformats.org/drawingml/2006/picture">
+                        <pic:nvPicPr>
+                          <pic:cNvPr id="1136222727" name=""/>
+                          <pic:cNvPicPr/>
+                        </pic:nvPicPr>
+                        <pic:blipFill>
+                          <a:blip r:embed="rId16"/>
+                          <a:stretch>
+                            <a:fillRect/>
+                          </a:stretch>
+                        </pic:blipFill>
+                        <pic:spPr>
+                          <a:xfrm>
+                            <a:off x="0" y="0"/>
+                            <a:ext cx="1527175" cy="1913890"/>
+                          </a:xfrm>
+                          <a:prstGeom prst="rect">
+                            <a:avLst/>
+                          </a:prstGeom>
+                        </pic:spPr>
+                      </pic:pic>
+                    </a:graphicData>
+                  </a:graphic>
+                </wp:inline>
+              </w:drawing>
+            </w:r>
+          </w:p>
+        </w:tc>
+        <w:tc>
+          <w:tcPr>
+            <w:tcW w:w="2622" w:type="dxa"/>
+          </w:tcPr>
+          <w:p>
+            <w:pPr>
+              <w:rPr>
+                <w:rFonts w:ascii="Calibri" w:hAnsi="Calibri" w:cs="Calibri"/>
+                <w:sz w:val="20"/>
+                <w:szCs w:val="20"/>
+              </w:rPr>
+            </w:pPr>
+            <w:r>
+              <w:rPr>
+                <w:rFonts w:ascii="Calibri" w:hAnsi="Calibri" w:cs="Calibri"/>
+                <w:sz w:val="20"/>
+                <w:szCs w:val="20"/>
+              </w:rPr>
+              <w:t>The sound of  a</w:t>
+            </w:r>
+            <w:r>
+              <w:rPr>
+                <w:rFonts w:ascii="Calibri" w:hAnsi="Calibri" w:cs="Calibri"/>
+                <w:sz w:val="20"/>
+                <w:szCs w:val="20"/>
+              </w:rPr>
+              <w:t xml:space="preserve"> wet</w:t>
+            </w:r>
+            <w:r>
+              <w:rPr>
+                <w:rFonts w:ascii="Calibri" w:hAnsi="Calibri" w:cs="Calibri"/>
+                <w:sz w:val="20"/>
+                <w:szCs w:val="20"/>
+              </w:rPr>
+              <w:t xml:space="preserve"> flannel being squeezed</w:t>
+            </w:r>
+            <w:r>
+              <w:rPr>
+                <w:rFonts w:ascii="Calibri" w:hAnsi="Calibri" w:cs="Calibri"/>
+                <w:sz w:val="20"/>
+                <w:szCs w:val="20"/>
+              </w:rPr>
+              <w:t>.</w:t>
+            </w:r>
+          </w:p>
+        </w:tc>
+      </w:tr>
+      <w:tr>
+        <w:tc>
+          <w:tcPr>
+            <w:tcW w:w="2621" w:type="dxa"/>
+          </w:tcPr>
+          <w:p>
+            <w:pPr>
+              <w:rPr>
+                <w:rFonts w:ascii="Calibri" w:hAnsi="Calibri" w:cs="Calibri"/>
+                <w:sz w:val="20"/>
+                <w:szCs w:val="20"/>
+              </w:rPr>
+            </w:pPr>
+            <w:r>
+              <w:rPr>
+                <w:rFonts w:ascii="Calibri" w:hAnsi="Calibri" w:cs="Calibri"/>
+                <w:sz w:val="20"/>
+                <w:szCs w:val="20"/>
+              </w:rPr>
+              <w:t>Water.m4a</w:t>
+            </w:r>
+          </w:p>
+        </w:tc>
+        <w:tc>
+          <w:tcPr>
+            <w:tcW w:w="2621" w:type="dxa"/>
+          </w:tcPr>
+          <w:p>
+            <w:pPr>
+              <w:rPr>
+                <w:rFonts w:ascii="Calibri" w:hAnsi="Calibri" w:cs="Calibri"/>
+                <w:sz w:val="20"/>
+                <w:szCs w:val="20"/>
+              </w:rPr>
+            </w:pPr>
+            <w:r>
+              <w:rPr>
+                <w:rFonts w:ascii="Calibri" w:hAnsi="Calibri" w:cs="Calibri"/>
+                <w:sz w:val="20"/>
+                <w:szCs w:val="20"/>
+              </w:rPr>
+              <w:t>Trimmed down to around 20 seconds of sound.</w:t>
+            </w:r>
+          </w:p>
+          <w:p>
+            <w:pPr>
+              <w:rPr>
+                <w:rFonts w:ascii="Calibri" w:hAnsi="Calibri" w:cs="Calibri"/>
+                <w:sz w:val="20"/>
+                <w:szCs w:val="20"/>
+              </w:rPr>
+            </w:pPr>
+          </w:p>
+          <w:p>
+            <w:pPr>
+              <w:rPr>
+                <w:rFonts w:ascii="Calibri" w:hAnsi="Calibri" w:cs="Calibri"/>
+                <w:sz w:val="20"/>
+                <w:szCs w:val="20"/>
+              </w:rPr>
+            </w:pPr>
+            <w:r>
+              <w:rPr>
+                <w:rFonts w:ascii="Calibri" w:hAnsi="Calibri" w:cs="Calibri"/>
+                <w:sz w:val="20"/>
+                <w:szCs w:val="20"/>
+              </w:rPr>
+              <w:t>Moved in a way which the ripple peaks match on average slightly after the flannel peaks.</w:t>
+            </w:r>
+          </w:p>
+        </w:tc>
+        <w:tc>
+          <w:tcPr>
+            <w:tcW w:w="2621" w:type="dxa"/>
+          </w:tcPr>
+          <w:p>
+            <w:pPr>
+              <w:rPr>
+                <w:rFonts w:ascii="Calibri" w:hAnsi="Calibri" w:cs="Calibri"/>
+                <w:sz w:val="20"/>
+                <w:szCs w:val="20"/>
+              </w:rPr>
+            </w:pPr>
+            <w:r>
+              <w:rPr>
+                <w:rFonts w:ascii="Calibri" w:hAnsi="Calibri" w:cs="Calibri"/>
+                <w:sz w:val="20"/>
+                <w:szCs w:val="20"/>
+              </w:rPr>
+              <w:t xml:space="preserve">Applied Filter Curve EQ to make water sound “slimier” by removing low and high pitches. </w:t>
+            </w:r>
+            <w:r>
+              <w:rPr>
+                <w:rFonts w:ascii="Calibri" w:hAnsi="Calibri" w:cs="Calibri"/>
+                <w:sz w:val="20"/>
+                <w:szCs w:val="20"/>
+              </w:rPr>
+              <w:drawing>
+                <wp:inline distT="0" distB="0" distL="0" distR="0" wp14:anchorId="3EAAB72B" wp14:editId="3641CE54">
+                  <wp:extent cx="1527175" cy="819150"/>
+                  <wp:effectExtent l="0" t="0" r="0" b="0"/>
+                  <wp:docPr id="833951028" name="Picture 1"/>
+                  <wp:cNvGraphicFramePr>
+                    <a:graphicFrameLocks xmlns:a="http://schemas.openxmlformats.org/drawingml/2006/main" noChangeAspect="1"/>
+                  </wp:cNvGraphicFramePr>
+                  <a:graphic xmlns:a="http://schemas.openxmlformats.org/drawingml/2006/main">
+                    <a:graphicData uri="http://schemas.openxmlformats.org/drawingml/2006/picture">
+                      <pic:pic xmlns:pic="http://schemas.openxmlformats.org/drawingml/2006/picture">
+                        <pic:nvPicPr>
+                          <pic:cNvPr id="833951028" name=""/>
+                          <pic:cNvPicPr/>
+                        </pic:nvPicPr>
+                        <pic:blipFill>
+                          <a:blip r:embed="rId17"/>
+                          <a:stretch>
+                            <a:fillRect/>
+                          </a:stretch>
+                        </pic:blipFill>
+                        <pic:spPr>
+                          <a:xfrm>
+                            <a:off x="0" y="0"/>
+                            <a:ext cx="1527175" cy="819150"/>
+                          </a:xfrm>
+                          <a:prstGeom prst="rect">
+                            <a:avLst/>
+                          </a:prstGeom>
+                        </pic:spPr>
+                      </pic:pic>
+                    </a:graphicData>
+                  </a:graphic>
+                </wp:inline>
+              </w:drawing>
+            </w:r>
+          </w:p>
+          <w:p>
+            <w:pPr>
+              <w:rPr>
+                <w:rFonts w:ascii="Calibri" w:hAnsi="Calibri" w:cs="Calibri"/>
+                <w:sz w:val="20"/>
+                <w:szCs w:val="20"/>
+              </w:rPr>
+            </w:pPr>
+          </w:p>
+          <w:p>
+            <w:pPr>
+              <w:rPr>
+                <w:rFonts w:ascii="Calibri" w:hAnsi="Calibri" w:cs="Calibri"/>
+                <w:sz w:val="20"/>
+                <w:szCs w:val="20"/>
+              </w:rPr>
+            </w:pPr>
+            <w:r>
+              <w:rPr>
+                <w:rFonts w:ascii="Calibri" w:hAnsi="Calibri" w:cs="Calibri"/>
+                <w:sz w:val="20"/>
+                <w:szCs w:val="20"/>
+              </w:rPr>
+              <w:t>Amplified by 2dB to keep water quiet but hearable.</w:t>
+            </w:r>
+          </w:p>
+        </w:tc>
+        <w:tc>
+          <w:tcPr>
+            <w:tcW w:w="2622" w:type="dxa"/>
+          </w:tcPr>
+          <w:p>
+            <w:pPr>
+              <w:rPr>
+                <w:rFonts w:ascii="Calibri" w:hAnsi="Calibri" w:cs="Calibri"/>
+                <w:sz w:val="20"/>
+                <w:szCs w:val="20"/>
+              </w:rPr>
+            </w:pPr>
+            <w:r>
+              <w:rPr>
+                <w:rFonts w:ascii="Calibri" w:hAnsi="Calibri" w:cs="Calibri"/>
+                <w:sz w:val="20"/>
+                <w:szCs w:val="20"/>
+              </w:rPr>
+              <w:t>Sound of ripples across a water surface.</w:t>
+            </w:r>
+          </w:p>
+        </w:tc>
+      </w:tr>
+      <w:tr>
+        <w:tc>
+          <w:tcPr>
+            <w:tcW w:w="2621" w:type="dxa"/>
+          </w:tcPr>
+          <w:p>
+            <w:pPr>
+              <w:rPr>
+                <w:rFonts w:ascii="Calibri" w:hAnsi="Calibri" w:cs="Calibri"/>
+                <w:sz w:val="20"/>
+                <w:szCs w:val="20"/>
+              </w:rPr>
+            </w:pPr>
+            <w:r>
+              <w:rPr>
+                <w:rFonts w:ascii="Calibri" w:hAnsi="Calibri" w:cs="Calibri"/>
+                <w:sz w:val="20"/>
+                <w:szCs w:val="20"/>
+              </w:rPr>
+              <w:t>Laugh.ogg</w:t>
+            </w:r>
+          </w:p>
+          <w:p>
+            <w:pPr>
+              <w:rPr>
+                <w:rFonts w:ascii="Calibri" w:hAnsi="Calibri" w:cs="Calibri"/>
+                <w:sz w:val="20"/>
+                <w:szCs w:val="20"/>
+              </w:rPr>
+            </w:pPr>
+            <w:hyperlink r:id="rId18" w:history="1">
+              <w:r>
+                <w:rPr>
+                  <w:rStyle w:val="Hyperlink"/>
+                  <w:rFonts w:ascii="Calibri" w:hAnsi="Calibri" w:cs="Calibri"/>
+                  <w:sz w:val="20"/>
+                  <w:szCs w:val="20"/>
+                </w:rPr>
+                <w:t>https://opengameart.org/content/tiny-creatures-sounds</w:t>
+              </w:r>
+            </w:hyperlink>
+          </w:p>
+          <w:p>
+            <w:pPr>
+              <w:rPr>
+                <w:rFonts w:ascii="Calibri" w:hAnsi="Calibri" w:cs="Calibri"/>
+                <w:sz w:val="20"/>
+                <w:szCs w:val="20"/>
+              </w:rPr>
+            </w:pPr>
+          </w:p>
+        </w:tc>
+        <w:tc>
+          <w:tcPr>
+            <w:tcW w:w="2621" w:type="dxa"/>
+          </w:tcPr>
+          <w:p>
+            <w:pPr>
+              <w:rPr>
+                <w:rFonts w:ascii="Calibri" w:hAnsi="Calibri" w:cs="Calibri"/>
+                <w:sz w:val="20"/>
+                <w:szCs w:val="20"/>
+              </w:rPr>
+            </w:pPr>
+            <w:r>
+              <w:rPr>
+                <w:rFonts w:ascii="Calibri" w:hAnsi="Calibri" w:cs="Calibri"/>
+                <w:sz w:val="20"/>
+                <w:szCs w:val="20"/>
+              </w:rPr>
+              <w:t xml:space="preserve">Duplicated and reversed audio, then trimmed to add smaller unique giggles. </w:t>
+            </w:r>
+          </w:p>
+          <w:p>
+            <w:pPr>
+              <w:rPr>
+                <w:rFonts w:ascii="Calibri" w:hAnsi="Calibri" w:cs="Calibri"/>
+                <w:sz w:val="20"/>
+                <w:szCs w:val="20"/>
+              </w:rPr>
+            </w:pPr>
+          </w:p>
+          <w:p>
+            <w:pPr>
+              <w:rPr>
+                <w:rFonts w:ascii="Calibri" w:hAnsi="Calibri" w:cs="Calibri"/>
+                <w:sz w:val="20"/>
+                <w:szCs w:val="20"/>
+              </w:rPr>
+            </w:pPr>
+          </w:p>
+          <w:p>
+            <w:pPr>
+              <w:rPr>
+                <w:rFonts w:ascii="Calibri" w:hAnsi="Calibri" w:cs="Calibri"/>
+                <w:sz w:val="20"/>
+                <w:szCs w:val="20"/>
+              </w:rPr>
+            </w:pPr>
+            <w:r>
+              <w:rPr>
+                <w:rFonts w:ascii="Calibri" w:hAnsi="Calibri" w:cs="Calibri"/>
+                <w:sz w:val="20"/>
+                <w:szCs w:val="20"/>
+              </w:rPr>
+              <w:t>Duplicated again and altered pitch by -1 semitones.</w:t>
+            </w:r>
+          </w:p>
+          <w:p>
+            <w:pPr>
+              <w:rPr>
+                <w:rFonts w:ascii="Calibri" w:hAnsi="Calibri" w:cs="Calibri"/>
+                <w:sz w:val="20"/>
+                <w:szCs w:val="20"/>
+              </w:rPr>
+            </w:pPr>
+          </w:p>
+          <w:p>
+            <w:pPr>
+              <w:rPr>
+                <w:rFonts w:ascii="Calibri" w:hAnsi="Calibri" w:cs="Calibri"/>
+                <w:sz w:val="20"/>
+                <w:szCs w:val="20"/>
+              </w:rPr>
+            </w:pPr>
+            <w:r>
+              <w:rPr>
+                <w:rFonts w:ascii="Calibri" w:hAnsi="Calibri" w:cs="Calibri"/>
+                <w:sz w:val="20"/>
+                <w:szCs w:val="20"/>
+              </w:rPr>
+              <w:t>Duplicated longer laugh and inverted it and adjusted pitch</w:t>
+            </w:r>
+            <w:r>
+              <w:rPr>
+                <w:rFonts w:ascii="Calibri" w:hAnsi="Calibri" w:cs="Calibri"/>
+                <w:sz w:val="20"/>
+                <w:szCs w:val="20"/>
+              </w:rPr>
+              <w:t xml:space="preserve"> up</w:t>
+            </w:r>
+            <w:r>
+              <w:rPr>
+                <w:rFonts w:ascii="Calibri" w:hAnsi="Calibri" w:cs="Calibri"/>
+                <w:sz w:val="20"/>
+                <w:szCs w:val="20"/>
+              </w:rPr>
+              <w:t xml:space="preserve"> by 0.5 semitones.</w:t>
+            </w:r>
+          </w:p>
+          <w:p>
+            <w:pPr>
+              <w:rPr>
+                <w:rFonts w:ascii="Calibri" w:hAnsi="Calibri" w:cs="Calibri"/>
+                <w:sz w:val="20"/>
+                <w:szCs w:val="20"/>
+              </w:rPr>
+            </w:pPr>
+          </w:p>
+          <w:p>
+            <w:pPr>
+              <w:rPr>
+                <w:rFonts w:ascii="Calibri" w:hAnsi="Calibri" w:cs="Calibri"/>
+                <w:sz w:val="20"/>
+                <w:szCs w:val="20"/>
+              </w:rPr>
+            </w:pPr>
+            <w:r>
+              <w:rPr>
+                <w:rFonts w:ascii="Calibri" w:hAnsi="Calibri" w:cs="Calibri"/>
+                <w:sz w:val="20"/>
+                <w:szCs w:val="20"/>
+              </w:rPr>
+              <w:t xml:space="preserve">Enveloped one of the laughs which sounded too harsh: </w:t>
+            </w:r>
+          </w:p>
+          <w:p>
+            <w:pPr>
+              <w:rPr>
+                <w:rFonts w:ascii="Calibri" w:hAnsi="Calibri" w:cs="Calibri"/>
+                <w:sz w:val="20"/>
+                <w:szCs w:val="20"/>
+              </w:rPr>
+            </w:pPr>
+            <w:r>
+              <w:rPr>
+                <w:rFonts w:ascii="Calibri" w:hAnsi="Calibri" w:cs="Calibri"/>
+                <w:sz w:val="20"/>
+                <w:szCs w:val="20"/>
+              </w:rPr>
+              <w:drawing>
+                <wp:inline distT="0" distB="0" distL="0" distR="0" wp14:anchorId="7E58B6A1" wp14:editId="39BD09C5">
+                  <wp:extent cx="1527175" cy="857250"/>
+                  <wp:effectExtent l="0" t="0" r="0" b="0"/>
+                  <wp:docPr id="1566759894" name="Picture 1"/>
+                  <wp:cNvGraphicFramePr>
+                    <a:graphicFrameLocks xmlns:a="http://schemas.openxmlformats.org/drawingml/2006/main" noChangeAspect="1"/>
+                  </wp:cNvGraphicFramePr>
+                  <a:graphic xmlns:a="http://schemas.openxmlformats.org/drawingml/2006/main">
+                    <a:graphicData uri="http://schemas.openxmlformats.org/drawingml/2006/picture">
+                      <pic:pic xmlns:pic="http://schemas.openxmlformats.org/drawingml/2006/picture">
+                        <pic:nvPicPr>
+                          <pic:cNvPr id="1566759894" name=""/>
+                          <pic:cNvPicPr/>
+                        </pic:nvPicPr>
+                        <pic:blipFill rotWithShape="1">
+                          <a:blip r:embed="rId19"/>
+                          <a:srcRect t="21136" b="17501"/>
+                          <a:stretch>
+                            <a:fillRect/>
+                          </a:stretch>
+                        </pic:blipFill>
+                        <pic:spPr bwMode="auto">
+                          <a:xfrm>
+                            <a:off x="0" y="0"/>
+                            <a:ext cx="1527175" cy="857250"/>
+                          </a:xfrm>
+                          <a:prstGeom prst="rect">
+                            <a:avLst/>
+                          </a:prstGeom>
+                          <a:ln>
+                            <a:noFill/>
+                          </a:ln>
+                          <a:extLst>
+                            <a:ext uri="{53640926-AAD7-44D8-BBD7-CCE9431645EC}">
+                              <a14:shadowObscured xmlns:a14="http://schemas.microsoft.com/office/drawing/2010/main"/>
+                            </a:ext>
+                          </a:extLst>
+                        </pic:spPr>
+                      </pic:pic>
+                    </a:graphicData>
+                  </a:graphic>
+                </wp:inline>
+              </w:drawing>
+            </w:r>
+          </w:p>
+        </w:tc>
+        <w:tc>
+          <w:tcPr>
+            <w:tcW w:w="2621" w:type="dxa"/>
+          </w:tcPr>
+          <w:p>
+            <w:pPr>
+              <w:rPr>
+                <w:rFonts w:ascii="Calibri" w:hAnsi="Calibri" w:cs="Calibri"/>
+                <w:sz w:val="20"/>
+                <w:szCs w:val="20"/>
+              </w:rPr>
+            </w:pPr>
+            <w:r>
+              <w:rPr>
+                <w:rFonts w:ascii="Calibri" w:hAnsi="Calibri" w:cs="Calibri"/>
+                <w:sz w:val="20"/>
+                <w:szCs w:val="20"/>
+              </w:rPr>
+              <w:t>Slowed tempo down by 30%.</w:t>
+            </w:r>
+          </w:p>
+          <w:p>
+            <w:pPr>
+              <w:rPr>
+                <w:rFonts w:ascii="Calibri" w:hAnsi="Calibri" w:cs="Calibri"/>
+                <w:sz w:val="20"/>
+                <w:szCs w:val="20"/>
+              </w:rPr>
+            </w:pPr>
+          </w:p>
+          <w:p>
+            <w:pPr>
+              <w:rPr>
+                <w:rFonts w:ascii="Calibri" w:hAnsi="Calibri" w:cs="Calibri"/>
+                <w:sz w:val="20"/>
+                <w:szCs w:val="20"/>
+              </w:rPr>
+            </w:pPr>
+            <w:r>
+              <w:rPr>
+                <w:rFonts w:ascii="Calibri" w:hAnsi="Calibri" w:cs="Calibri"/>
+                <w:sz w:val="20"/>
+                <w:szCs w:val="20"/>
+              </w:rPr>
+              <w:t xml:space="preserve">Filter Curve EQ to boost middling pitches </w:t>
+            </w:r>
+            <w:r>
+              <w:rPr>
+                <w:rFonts w:ascii="Calibri" w:hAnsi="Calibri" w:cs="Calibri"/>
+                <w:sz w:val="20"/>
+                <w:szCs w:val="20"/>
+              </w:rPr>
+              <w:drawing>
+                <wp:inline distT="0" distB="0" distL="0" distR="0" wp14:anchorId="3EEF67DF" wp14:editId="0170A810">
+                  <wp:extent cx="1527175" cy="824230"/>
+                  <wp:effectExtent l="0" t="0" r="0" b="0"/>
+                  <wp:docPr id="1051650876" name="Picture 1"/>
+                  <wp:cNvGraphicFramePr>
+                    <a:graphicFrameLocks xmlns:a="http://schemas.openxmlformats.org/drawingml/2006/main" noChangeAspect="1"/>
+                  </wp:cNvGraphicFramePr>
+                  <a:graphic xmlns:a="http://schemas.openxmlformats.org/drawingml/2006/main">
+                    <a:graphicData uri="http://schemas.openxmlformats.org/drawingml/2006/picture">
+                      <pic:pic xmlns:pic="http://schemas.openxmlformats.org/drawingml/2006/picture">
+                        <pic:nvPicPr>
+                          <pic:cNvPr id="1051650876" name=""/>
+                          <pic:cNvPicPr/>
+                        </pic:nvPicPr>
+                        <pic:blipFill>
+                          <a:blip r:embed="rId20"/>
+                          <a:stretch>
+                            <a:fillRect/>
+                          </a:stretch>
+                        </pic:blipFill>
+                        <pic:spPr>
+                          <a:xfrm>
+                            <a:off x="0" y="0"/>
+                            <a:ext cx="1527175" cy="824230"/>
+                          </a:xfrm>
+                          <a:prstGeom prst="rect">
+                            <a:avLst/>
+                          </a:prstGeom>
+                        </pic:spPr>
+                      </pic:pic>
+                    </a:graphicData>
+                  </a:graphic>
+                </wp:inline>
+              </w:drawing>
+            </w:r>
+          </w:p>
+          <w:p>
+            <w:pPr>
+              <w:rPr>
+                <w:rFonts w:ascii="Calibri" w:hAnsi="Calibri" w:cs="Calibri"/>
+                <w:sz w:val="20"/>
+                <w:szCs w:val="20"/>
+              </w:rPr>
+            </w:pPr>
+          </w:p>
+          <w:p>
+            <w:pPr>
+              <w:rPr>
+                <w:rFonts w:ascii="Calibri" w:hAnsi="Calibri" w:cs="Calibri"/>
+                <w:sz w:val="20"/>
+                <w:szCs w:val="20"/>
+              </w:rPr>
+            </w:pPr>
+            <w:r>
+              <w:rPr>
+                <w:rFonts w:ascii="Calibri" w:hAnsi="Calibri" w:cs="Calibri"/>
+                <w:sz w:val="20"/>
+                <w:szCs w:val="20"/>
+              </w:rPr>
+              <w:t xml:space="preserve">Amplified the quieter giggles by 3 </w:t>
+            </w:r>
+            <w:proofErr w:type="spellStart"/>
+            <w:r>
+              <w:rPr>
+                <w:rFonts w:ascii="Calibri" w:hAnsi="Calibri" w:cs="Calibri"/>
+                <w:sz w:val="20"/>
+                <w:szCs w:val="20"/>
+              </w:rPr>
+              <w:t>d</w:t>
+            </w:r>
+            <w:r>
+              <w:rPr>
+                <w:rFonts w:ascii="Calibri" w:hAnsi="Calibri" w:cs="Calibri"/>
+                <w:sz w:val="20"/>
+                <w:szCs w:val="20"/>
+              </w:rPr>
+              <w:t>B</w:t>
+            </w:r>
+            <w:r>
+              <w:rPr>
+                <w:rFonts w:ascii="Calibri" w:hAnsi="Calibri" w:cs="Calibri"/>
+                <w:sz w:val="20"/>
+                <w:szCs w:val="20"/>
+              </w:rPr>
+              <w:t>.</w:t>
+            </w:r>
+            <w:proofErr w:type="spellEnd"/>
+          </w:p>
+          <w:p>
+            <w:pPr>
+              <w:rPr>
+                <w:rFonts w:ascii="Calibri" w:hAnsi="Calibri" w:cs="Calibri"/>
+                <w:sz w:val="20"/>
+                <w:szCs w:val="20"/>
+              </w:rPr>
+            </w:pPr>
+          </w:p>
+        </w:tc>
+        <w:tc>
+          <w:tcPr>
+            <w:tcW w:w="2622" w:type="dxa"/>
+          </w:tcPr>
+          <w:p>
+            <w:pPr>
+              <w:rPr>
+                <w:rFonts w:ascii="Calibri" w:hAnsi="Calibri" w:cs="Calibri"/>
+                <w:sz w:val="20"/>
+                <w:szCs w:val="20"/>
+              </w:rPr>
+            </w:pPr>
+            <w:r>
+              <w:rPr>
+                <w:rFonts w:ascii="Calibri" w:hAnsi="Calibri" w:cs="Calibri"/>
+                <w:sz w:val="20"/>
+                <w:szCs w:val="20"/>
+              </w:rPr>
+              <w:t>Sound of a “tiny creature” laughing</w:t>
+            </w:r>
+          </w:p>
+        </w:tc>
+      </w:tr>
+      <w:tr>
+        <w:tc>
+          <w:tcPr>
             <w:tcW w:w="2621" w:type="dxa"/>
           </w:tcPr>
           <w:p>
@@ -2720,6 +3928,7 @@
                 <w:sz w:val="20"/>
                 <w:szCs w:val="20"/>
               </w:rPr>
+              <w:lastRenderedPageBreak/>
               <w:t xml:space="preserve">Identify the source of the file (include a URL to the original file). </w:t>
             </w:r>
           </w:p>
@@ -2923,6 +4132,56 @@
     </w:sectPr>
   </w:body>
 </w:document>
+</file>
+
+<file path=word/endnotes.xml><?xml version="1.0" encoding="utf-8"?>
+<w:endnotes xmlns:wpc="http://schemas.microsoft.com/office/word/2010/wordprocessingCanvas" xmlns:cx="http://schemas.microsoft.com/office/drawing/2014/chartex" xmlns:cx1="http://schemas.microsoft.com/office/drawing/2015/9/8/chartex" xmlns:cx2="http://schemas.microsoft.com/office/drawing/2015/10/21/chartex" xmlns:cx3="http://schemas.microsoft.com/office/drawing/2016/5/9/chartex" xmlns:cx4="http://schemas.microsoft.com/office/drawing/2016/5/10/chartex" xmlns:cx5="http://schemas.microsoft.com/office/drawing/2016/5/11/chartex" xmlns:cx6="http://schemas.microsoft.com/office/drawing/2016/5/12/chartex" xmlns:cx7="http://schemas.microsoft.com/office/drawing/2016/5/13/chartex" xmlns:cx8="http://schemas.microsoft.com/office/drawing/2016/5/14/chartex" xmlns:mc="http://schemas.openxmlformats.org/markup-compatibility/2006" xmlns:aink="http://schemas.microsoft.com/office/drawing/2016/ink" xmlns:am3d="http://schemas.microsoft.com/office/drawing/2017/model3d" xmlns:o="urn:schemas-microsoft-com:office:office" xmlns:oel="http://schemas.microsoft.com/office/2019/extlst" xmlns:r="http://schemas.openxmlformats.org/officeDocument/2006/relationships" xmlns:m="http://schemas.openxmlformats.org/officeDocument/2006/math" xmlns:v="urn:schemas-microsoft-com:vml" xmlns:wp14="http://schemas.microsoft.com/office/word/2010/wordprocessingDrawing" xmlns:wp="http://schemas.openxmlformats.org/drawingml/2006/wordprocessingDrawing" xmlns:w10="urn:schemas-microsoft-com:office:word" xmlns:w="http://schemas.openxmlformats.org/wordprocessingml/2006/main" xmlns:w14="http://schemas.microsoft.com/office/word/2010/wordml" xmlns:w15="http://schemas.microsoft.com/office/word/2012/wordml" xmlns:w16cex="http://schemas.microsoft.com/office/word/2018/wordml/cex" xmlns:w16cid="http://schemas.microsoft.com/office/word/2016/wordml/cid" xmlns:w16="http://schemas.microsoft.com/office/word/2018/wordml" xmlns:w16du="http://schemas.microsoft.com/office/word/2023/wordml/word16du" xmlns:w16sdtdh="http://schemas.microsoft.com/office/word/2020/wordml/sdtdatahash" xmlns:w16sdtfl="http://schemas.microsoft.com/office/word/2024/wordml/sdtformatlock" xmlns:w16se="http://schemas.microsoft.com/office/word/2015/wordml/symex" xmlns:wpg="http://schemas.microsoft.com/office/word/2010/wordprocessingGroup" xmlns:wpi="http://schemas.microsoft.com/office/word/2010/wordprocessingInk" xmlns:wne="http://schemas.microsoft.com/office/word/2006/wordml" xmlns:wps="http://schemas.microsoft.com/office/word/2010/wordprocessingShape" mc:Ignorable="w14 w15 w16se w16cid w16 w16cex w16sdtdh w16sdtfl w16du wp14">
+  <w:endnote w:type="separator" w:id="-1">
+    <w:p>
+      <w:pPr>
+        <w:spacing w:after="0" w:line="240" w:lineRule="auto"/>
+      </w:pPr>
+      <w:r>
+        <w:separator/>
+      </w:r>
+    </w:p>
+  </w:endnote>
+  <w:endnote w:type="continuationSeparator" w:id="0">
+    <w:p>
+      <w:pPr>
+        <w:spacing w:after="0" w:line="240" w:lineRule="auto"/>
+      </w:pPr>
+      <w:r>
+        <w:continuationSeparator/>
+      </w:r>
+    </w:p>
+  </w:endnote>
+</w:endnotes>
+</file>
+
+<file path=word/footnotes.xml><?xml version="1.0" encoding="utf-8"?>
+<w:footnotes xmlns:wpc="http://schemas.microsoft.com/office/word/2010/wordprocessingCanvas" xmlns:cx="http://schemas.microsoft.com/office/drawing/2014/chartex" xmlns:cx1="http://schemas.microsoft.com/office/drawing/2015/9/8/chartex" xmlns:cx2="http://schemas.microsoft.com/office/drawing/2015/10/21/chartex" xmlns:cx3="http://schemas.microsoft.com/office/drawing/2016/5/9/chartex" xmlns:cx4="http://schemas.microsoft.com/office/drawing/2016/5/10/chartex" xmlns:cx5="http://schemas.microsoft.com/office/drawing/2016/5/11/chartex" xmlns:cx6="http://schemas.microsoft.com/office/drawing/2016/5/12/chartex" xmlns:cx7="http://schemas.microsoft.com/office/drawing/2016/5/13/chartex" xmlns:cx8="http://schemas.microsoft.com/office/drawing/2016/5/14/chartex" xmlns:mc="http://schemas.openxmlformats.org/markup-compatibility/2006" xmlns:aink="http://schemas.microsoft.com/office/drawing/2016/ink" xmlns:am3d="http://schemas.microsoft.com/office/drawing/2017/model3d" xmlns:o="urn:schemas-microsoft-com:office:office" xmlns:oel="http://schemas.microsoft.com/office/2019/extlst" xmlns:r="http://schemas.openxmlformats.org/officeDocument/2006/relationships" xmlns:m="http://schemas.openxmlformats.org/officeDocument/2006/math" xmlns:v="urn:schemas-microsoft-com:vml" xmlns:wp14="http://schemas.microsoft.com/office/word/2010/wordprocessingDrawing" xmlns:wp="http://schemas.openxmlformats.org/drawingml/2006/wordprocessingDrawing" xmlns:w10="urn:schemas-microsoft-com:office:word" xmlns:w="http://schemas.openxmlformats.org/wordprocessingml/2006/main" xmlns:w14="http://schemas.microsoft.com/office/word/2010/wordml" xmlns:w15="http://schemas.microsoft.com/office/word/2012/wordml" xmlns:w16cex="http://schemas.microsoft.com/office/word/2018/wordml/cex" xmlns:w16cid="http://schemas.microsoft.com/office/word/2016/wordml/cid" xmlns:w16="http://schemas.microsoft.com/office/word/2018/wordml" xmlns:w16du="http://schemas.microsoft.com/office/word/2023/wordml/word16du" xmlns:w16sdtdh="http://schemas.microsoft.com/office/word/2020/wordml/sdtdatahash" xmlns:w16sdtfl="http://schemas.microsoft.com/office/word/2024/wordml/sdtformatlock" xmlns:w16se="http://schemas.microsoft.com/office/word/2015/wordml/symex" xmlns:wpg="http://schemas.microsoft.com/office/word/2010/wordprocessingGroup" xmlns:wpi="http://schemas.microsoft.com/office/word/2010/wordprocessingInk" xmlns:wne="http://schemas.microsoft.com/office/word/2006/wordml" xmlns:wps="http://schemas.microsoft.com/office/word/2010/wordprocessingShape" mc:Ignorable="w14 w15 w16se w16cid w16 w16cex w16sdtdh w16sdtfl w16du wp14">
+  <w:footnote w:type="separator" w:id="-1">
+    <w:p>
+      <w:pPr>
+        <w:spacing w:after="0" w:line="240" w:lineRule="auto"/>
+      </w:pPr>
+      <w:r>
+        <w:separator/>
+      </w:r>
+    </w:p>
+  </w:footnote>
+  <w:footnote w:type="continuationSeparator" w:id="0">
+    <w:p>
+      <w:pPr>
+        <w:spacing w:after="0" w:line="240" w:lineRule="auto"/>
+      </w:pPr>
+      <w:r>
+        <w:continuationSeparator/>
+      </w:r>
+    </w:p>
+  </w:footnote>
+</w:footnotes>
 </file>
 
 <file path=word/styles.xml><?xml version="1.0" encoding="utf-8"?>
@@ -3325,7 +4584,7 @@
   <w:style w:type="paragraph" w:default="1" w:styleId="Normal">
     <w:name w:val="Normal"/>
     <w:qFormat/>
-    <w:rsid w:val="00973923"/>
+    <w:rsid w:val="00A639B8"/>
   </w:style>
   <w:style w:type="paragraph" w:styleId="Heading1">
     <w:name w:val="heading 1"/>
@@ -3862,6 +5121,73 @@
       </w:tblBorders>
     </w:tblPr>
   </w:style>
+  <w:style w:type="paragraph" w:styleId="Header">
+    <w:name w:val="header"/>
+    <w:basedOn w:val="Normal"/>
+    <w:link w:val="HeaderChar"/>
+    <w:uiPriority w:val="99"/>
+    <w:unhideWhenUsed/>
+    <w:rsid w:val="00A639B8"/>
+    <w:pPr>
+      <w:tabs>
+        <w:tab w:val="center" w:pos="4513"/>
+        <w:tab w:val="right" w:pos="9026"/>
+      </w:tabs>
+      <w:spacing w:after="0" w:line="240" w:lineRule="auto"/>
+    </w:pPr>
+  </w:style>
+  <w:style w:type="character" w:customStyle="1" w:styleId="HeaderChar">
+    <w:name w:val="Header Char"/>
+    <w:basedOn w:val="DefaultParagraphFont"/>
+    <w:link w:val="Header"/>
+    <w:uiPriority w:val="99"/>
+    <w:rsid w:val="00A639B8"/>
+  </w:style>
+  <w:style w:type="paragraph" w:styleId="Footer">
+    <w:name w:val="footer"/>
+    <w:basedOn w:val="Normal"/>
+    <w:link w:val="FooterChar"/>
+    <w:uiPriority w:val="99"/>
+    <w:unhideWhenUsed/>
+    <w:rsid w:val="00A639B8"/>
+    <w:pPr>
+      <w:tabs>
+        <w:tab w:val="center" w:pos="4513"/>
+        <w:tab w:val="right" w:pos="9026"/>
+      </w:tabs>
+      <w:spacing w:after="0" w:line="240" w:lineRule="auto"/>
+    </w:pPr>
+  </w:style>
+  <w:style w:type="character" w:customStyle="1" w:styleId="FooterChar">
+    <w:name w:val="Footer Char"/>
+    <w:basedOn w:val="DefaultParagraphFont"/>
+    <w:link w:val="Footer"/>
+    <w:uiPriority w:val="99"/>
+    <w:rsid w:val="00A639B8"/>
+  </w:style>
+  <w:style w:type="character" w:styleId="Hyperlink">
+    <w:name w:val="Hyperlink"/>
+    <w:basedOn w:val="DefaultParagraphFont"/>
+    <w:uiPriority w:val="99"/>
+    <w:unhideWhenUsed/>
+    <w:rsid w:val="00311BA9"/>
+    <w:rPr>
+      <w:color w:val="467886" w:themeColor="hyperlink"/>
+      <w:u w:val="single"/>
+    </w:rPr>
+  </w:style>
+  <w:style w:type="character" w:styleId="UnresolvedMention">
+    <w:name w:val="Unresolved Mention"/>
+    <w:basedOn w:val="DefaultParagraphFont"/>
+    <w:uiPriority w:val="99"/>
+    <w:semiHidden/>
+    <w:unhideWhenUsed/>
+    <w:rsid w:val="00311BA9"/>
+    <w:rPr>
+      <w:color w:val="605E5C"/>
+      <w:shd w:val="clear" w:color="auto" w:fill="E1DFDD"/>
+    </w:rPr>
+  </w:style>
 </w:styles>
 </file>
 

--- a/Assessment/Track Sheet.docx
+++ b/Assessment/Track Sheet.docx
@@ -300,7 +300,6 @@
               </w:rPr>
               <w:t xml:space="preserve">Duplicated pen click.mp3 to make 3 sound files </w:t>
             </w:r>
-            <w:proofErr w:type="spellStart"/>
             <w:r>
               <w:rPr>
                 <w:rFonts w:ascii="Calibri" w:hAnsi="Calibri" w:cs="Calibri"/>
@@ -309,7 +308,6 @@
               </w:rPr>
               <w:t>ButtonDown</w:t>
             </w:r>
-            <w:proofErr w:type="spellEnd"/>
             <w:r>
               <w:rPr>
                 <w:rFonts w:ascii="Calibri" w:hAnsi="Calibri" w:cs="Calibri"/>
@@ -318,7 +316,6 @@
               </w:rPr>
               <w:t xml:space="preserve">, </w:t>
             </w:r>
-            <w:proofErr w:type="spellStart"/>
             <w:r>
               <w:rPr>
                 <w:rFonts w:ascii="Calibri" w:hAnsi="Calibri" w:cs="Calibri"/>
@@ -327,7 +324,6 @@
               </w:rPr>
               <w:t>ButtonUp</w:t>
             </w:r>
-            <w:proofErr w:type="spellEnd"/>
             <w:r>
               <w:rPr>
                 <w:rFonts w:ascii="Calibri" w:hAnsi="Calibri" w:cs="Calibri"/>
@@ -1519,25 +1515,7 @@
                 <w:sz w:val="20"/>
                 <w:szCs w:val="20"/>
               </w:rPr>
-              <w:t xml:space="preserve">Trimmed down to one </w:t>
-            </w:r>
-            <w:proofErr w:type="gramStart"/>
-            <w:r>
-              <w:rPr>
-                <w:rFonts w:ascii="Calibri" w:hAnsi="Calibri" w:cs="Calibri"/>
-                <w:sz w:val="20"/>
-                <w:szCs w:val="20"/>
-              </w:rPr>
-              <w:t>foot step</w:t>
-            </w:r>
-            <w:proofErr w:type="gramEnd"/>
-            <w:r>
-              <w:rPr>
-                <w:rFonts w:ascii="Calibri" w:hAnsi="Calibri" w:cs="Calibri"/>
-                <w:sz w:val="20"/>
-                <w:szCs w:val="20"/>
-              </w:rPr>
-              <w:t>.</w:t>
+              <w:t>Trimmed down to one foot step.</w:t>
             </w:r>
           </w:p>
           <w:p>
@@ -2919,8 +2897,8 @@
       </w:tblPr>
       <w:tblGrid>
         <w:gridCol w:w="2621"/>
-        <w:gridCol w:w="2621"/>
-        <w:gridCol w:w="2621"/>
+        <w:gridCol w:w="2477"/>
+        <w:gridCol w:w="2765"/>
         <w:gridCol w:w="2622"/>
       </w:tblGrid>
       <w:tr>
@@ -2951,7 +2929,18 @@
                 <w:sz w:val="32"/>
                 <w:szCs w:val="32"/>
               </w:rPr>
-              <w:t>HUD SFXs</w:t>
+              <w:t xml:space="preserve">Slime </w:t>
+            </w:r>
+            <w:r>
+              <w:rPr>
+                <w:rFonts w:ascii="Calibri" w:hAnsi="Calibri" w:cs="Calibri"/>
+                <w:b/>
+                <w:bCs/>
+                <w:color w:val="215E99" w:themeColor="text2" w:themeTint="BF"/>
+                <w:sz w:val="32"/>
+                <w:szCs w:val="32"/>
+              </w:rPr>
+              <w:t>SFXs</w:t>
             </w:r>
           </w:p>
         </w:tc>
@@ -2969,6 +2958,13 @@
                 <w:color w:val="000000" w:themeColor="text1"/>
               </w:rPr>
             </w:pPr>
+            <w:r>
+              <w:rPr>
+                <w:rFonts w:ascii="Calibri" w:hAnsi="Calibri" w:cs="Calibri"/>
+                <w:color w:val="000000" w:themeColor="text1"/>
+              </w:rPr>
+              <w:t>Sound effects which make up the slime creature.</w:t>
+            </w:r>
           </w:p>
         </w:tc>
       </w:tr>
@@ -2996,7 +2992,7 @@
         </w:tc>
         <w:tc>
           <w:tcPr>
-            <w:tcW w:w="2621" w:type="dxa"/>
+            <w:tcW w:w="2477" w:type="dxa"/>
             <w:shd w:val="clear" w:color="auto" w:fill="DAE9F7" w:themeFill="text2" w:themeFillTint="1A"/>
           </w:tcPr>
           <w:p>
@@ -3017,7 +3013,7 @@
         </w:tc>
         <w:tc>
           <w:tcPr>
-            <w:tcW w:w="2621" w:type="dxa"/>
+            <w:tcW w:w="2765" w:type="dxa"/>
             <w:shd w:val="clear" w:color="auto" w:fill="DAE9F7" w:themeFill="text2" w:themeFillTint="1A"/>
           </w:tcPr>
           <w:p>
@@ -3083,7 +3079,7 @@
         </w:tc>
         <w:tc>
           <w:tcPr>
-            <w:tcW w:w="2621" w:type="dxa"/>
+            <w:tcW w:w="2477" w:type="dxa"/>
           </w:tcPr>
           <w:p>
             <w:pPr>
@@ -3105,7 +3101,7 @@
         </w:tc>
         <w:tc>
           <w:tcPr>
-            <w:tcW w:w="2621" w:type="dxa"/>
+            <w:tcW w:w="2765" w:type="dxa"/>
           </w:tcPr>
           <w:p>
             <w:pPr>
@@ -3220,6 +3216,7 @@
             <w:r>
               <w:rPr>
                 <w:rFonts w:ascii="Calibri" w:hAnsi="Calibri" w:cs="Calibri"/>
+                <w:noProof/>
                 <w:sz w:val="20"/>
                 <w:szCs w:val="20"/>
               </w:rPr>
@@ -3333,7 +3330,7 @@
         </w:tc>
         <w:tc>
           <w:tcPr>
-            <w:tcW w:w="2621" w:type="dxa"/>
+            <w:tcW w:w="2477" w:type="dxa"/>
           </w:tcPr>
           <w:p>
             <w:pPr>
@@ -3381,7 +3378,7 @@
         </w:tc>
         <w:tc>
           <w:tcPr>
-            <w:tcW w:w="2621" w:type="dxa"/>
+            <w:tcW w:w="2765" w:type="dxa"/>
           </w:tcPr>
           <w:p>
             <w:pPr>
@@ -3402,6 +3399,7 @@
             <w:r>
               <w:rPr>
                 <w:rFonts w:ascii="Calibri" w:hAnsi="Calibri" w:cs="Calibri"/>
+                <w:noProof/>
                 <w:sz w:val="20"/>
                 <w:szCs w:val="20"/>
               </w:rPr>
@@ -3546,7 +3544,7 @@
         </w:tc>
         <w:tc>
           <w:tcPr>
-            <w:tcW w:w="2621" w:type="dxa"/>
+            <w:tcW w:w="2477" w:type="dxa"/>
           </w:tcPr>
           <w:p>
             <w:pPr>
@@ -3679,9 +3677,11 @@
             <w:r>
               <w:rPr>
                 <w:rFonts w:ascii="Calibri" w:hAnsi="Calibri" w:cs="Calibri"/>
-                <w:sz w:val="20"/>
-                <w:szCs w:val="20"/>
-              </w:rPr>
+                <w:noProof/>
+                <w:sz w:val="20"/>
+                <w:szCs w:val="20"/>
+              </w:rPr>
+              <w:lastRenderedPageBreak/>
               <w:drawing>
                 <wp:inline distT="0" distB="0" distL="0" distR="0" wp14:anchorId="7E58B6A1" wp14:editId="39BD09C5">
                   <wp:extent cx="1527175" cy="857250"/>
@@ -3731,22 +3731,23 @@
         </w:tc>
         <w:tc>
           <w:tcPr>
-            <w:tcW w:w="2621" w:type="dxa"/>
-          </w:tcPr>
-          <w:p>
-            <w:pPr>
-              <w:rPr>
-                <w:rFonts w:ascii="Calibri" w:hAnsi="Calibri" w:cs="Calibri"/>
-                <w:sz w:val="20"/>
-                <w:szCs w:val="20"/>
-              </w:rPr>
-            </w:pPr>
-            <w:r>
-              <w:rPr>
-                <w:rFonts w:ascii="Calibri" w:hAnsi="Calibri" w:cs="Calibri"/>
-                <w:sz w:val="20"/>
-                <w:szCs w:val="20"/>
-              </w:rPr>
+            <w:tcW w:w="2765" w:type="dxa"/>
+          </w:tcPr>
+          <w:p>
+            <w:pPr>
+              <w:rPr>
+                <w:rFonts w:ascii="Calibri" w:hAnsi="Calibri" w:cs="Calibri"/>
+                <w:sz w:val="20"/>
+                <w:szCs w:val="20"/>
+              </w:rPr>
+            </w:pPr>
+            <w:r>
+              <w:rPr>
+                <w:rFonts w:ascii="Calibri" w:hAnsi="Calibri" w:cs="Calibri"/>
+                <w:sz w:val="20"/>
+                <w:szCs w:val="20"/>
+              </w:rPr>
+              <w:lastRenderedPageBreak/>
               <w:t>Slowed tempo down by 30%.</w:t>
             </w:r>
           </w:p>
@@ -3778,6 +3779,7 @@
             <w:r>
               <w:rPr>
                 <w:rFonts w:ascii="Calibri" w:hAnsi="Calibri" w:cs="Calibri"/>
+                <w:noProof/>
                 <w:sz w:val="20"/>
                 <w:szCs w:val="20"/>
               </w:rPr>
@@ -3841,34 +3843,8 @@
                 <w:sz w:val="20"/>
                 <w:szCs w:val="20"/>
               </w:rPr>
-              <w:t xml:space="preserve">Amplified the quieter giggles by 3 </w:t>
-            </w:r>
-            <w:proofErr w:type="spellStart"/>
-            <w:r>
-              <w:rPr>
-                <w:rFonts w:ascii="Calibri" w:hAnsi="Calibri" w:cs="Calibri"/>
-                <w:sz w:val="20"/>
-                <w:szCs w:val="20"/>
-              </w:rPr>
-              <w:t>d</w:t>
-            </w:r>
-            <w:r>
-              <w:rPr>
-                <w:rFonts w:ascii="Calibri" w:hAnsi="Calibri" w:cs="Calibri"/>
-                <w:sz w:val="20"/>
-                <w:szCs w:val="20"/>
-              </w:rPr>
-              <w:t>B</w:t>
-            </w:r>
-            <w:r>
-              <w:rPr>
-                <w:rFonts w:ascii="Calibri" w:hAnsi="Calibri" w:cs="Calibri"/>
-                <w:sz w:val="20"/>
-                <w:szCs w:val="20"/>
-              </w:rPr>
-              <w:t>.</w:t>
-            </w:r>
-            <w:proofErr w:type="spellEnd"/>
+              <w:t>Amplified the quieter giggles by 3 dB.</w:t>
+            </w:r>
           </w:p>
           <w:p>
             <w:pPr>
@@ -3928,7 +3904,6 @@
                 <w:sz w:val="20"/>
                 <w:szCs w:val="20"/>
               </w:rPr>
-              <w:lastRenderedPageBreak/>
               <w:t xml:space="preserve">Identify the source of the file (include a URL to the original file). </w:t>
             </w:r>
           </w:p>
@@ -3972,7 +3947,7 @@
         </w:tc>
         <w:tc>
           <w:tcPr>
-            <w:tcW w:w="2621" w:type="dxa"/>
+            <w:tcW w:w="2477" w:type="dxa"/>
           </w:tcPr>
           <w:p>
             <w:pPr>
@@ -4004,7 +3979,7 @@
         </w:tc>
         <w:tc>
           <w:tcPr>
-            <w:tcW w:w="2621" w:type="dxa"/>
+            <w:tcW w:w="2765" w:type="dxa"/>
           </w:tcPr>
           <w:p>
             <w:pPr>
@@ -4112,6 +4087,1774 @@
                 <w:szCs w:val="20"/>
               </w:rPr>
             </w:pPr>
+          </w:p>
+        </w:tc>
+      </w:tr>
+    </w:tbl>
+    <w:p>
+      <w:pPr>
+        <w:jc w:val="center"/>
+        <w:rPr>
+          <w:rFonts w:ascii="Calibri" w:hAnsi="Calibri" w:cs="Calibri"/>
+        </w:rPr>
+      </w:pPr>
+    </w:p>
+    <w:tbl>
+      <w:tblPr>
+        <w:tblStyle w:val="TableGrid"/>
+        <w:tblW w:w="10485" w:type="dxa"/>
+        <w:tblLayout w:type="fixed"/>
+        <w:tblLook w:val="04A0" w:firstRow="1" w:lastRow="0" w:firstColumn="1" w:lastColumn="0" w:noHBand="0" w:noVBand="1"/>
+      </w:tblPr>
+      <w:tblGrid>
+        <w:gridCol w:w="2621"/>
+        <w:gridCol w:w="2621"/>
+        <w:gridCol w:w="2621"/>
+        <w:gridCol w:w="2622"/>
+      </w:tblGrid>
+      <w:tr>
+        <w:tc>
+          <w:tcPr>
+            <w:tcW w:w="10485" w:type="dxa"/>
+            <w:gridSpan w:val="4"/>
+            <w:shd w:val="clear" w:color="auto" w:fill="DAE9F7" w:themeFill="text2" w:themeFillTint="1A"/>
+          </w:tcPr>
+          <w:p>
+            <w:pPr>
+              <w:jc w:val="center"/>
+              <w:rPr>
+                <w:rFonts w:ascii="Calibri" w:hAnsi="Calibri" w:cs="Calibri"/>
+                <w:b/>
+                <w:bCs/>
+                <w:color w:val="215E99" w:themeColor="text2" w:themeTint="BF"/>
+                <w:sz w:val="32"/>
+                <w:szCs w:val="32"/>
+              </w:rPr>
+            </w:pPr>
+            <w:r>
+              <w:rPr>
+                <w:rFonts w:ascii="Calibri" w:hAnsi="Calibri" w:cs="Calibri"/>
+                <w:b/>
+                <w:bCs/>
+                <w:color w:val="215E99" w:themeColor="text2" w:themeTint="BF"/>
+                <w:sz w:val="32"/>
+                <w:szCs w:val="32"/>
+              </w:rPr>
+              <w:t>Character</w:t>
+            </w:r>
+            <w:r>
+              <w:rPr>
+                <w:rFonts w:ascii="Calibri" w:hAnsi="Calibri" w:cs="Calibri"/>
+                <w:b/>
+                <w:bCs/>
+                <w:color w:val="215E99" w:themeColor="text2" w:themeTint="BF"/>
+                <w:sz w:val="32"/>
+                <w:szCs w:val="32"/>
+              </w:rPr>
+              <w:t xml:space="preserve"> SFXs</w:t>
+            </w:r>
+          </w:p>
+        </w:tc>
+      </w:tr>
+      <w:tr>
+        <w:tc>
+          <w:tcPr>
+            <w:tcW w:w="10485" w:type="dxa"/>
+            <w:gridSpan w:val="4"/>
+          </w:tcPr>
+          <w:p>
+            <w:pPr>
+              <w:rPr>
+                <w:rFonts w:ascii="Calibri" w:hAnsi="Calibri" w:cs="Calibri"/>
+                <w:color w:val="000000" w:themeColor="text1"/>
+              </w:rPr>
+            </w:pPr>
+            <w:r>
+              <w:rPr>
+                <w:rFonts w:ascii="Calibri" w:hAnsi="Calibri" w:cs="Calibri"/>
+                <w:color w:val="000000" w:themeColor="text1"/>
+              </w:rPr>
+              <w:t>Audacity project for the dialogue between the two main characters</w:t>
+            </w:r>
+          </w:p>
+        </w:tc>
+      </w:tr>
+      <w:tr>
+        <w:tc>
+          <w:tcPr>
+            <w:tcW w:w="2621" w:type="dxa"/>
+            <w:shd w:val="clear" w:color="auto" w:fill="DAE9F7" w:themeFill="text2" w:themeFillTint="1A"/>
+          </w:tcPr>
+          <w:p>
+            <w:pPr>
+              <w:rPr>
+                <w:rFonts w:ascii="Calibri" w:hAnsi="Calibri" w:cs="Calibri"/>
+                <w:color w:val="215E99" w:themeColor="text2" w:themeTint="BF"/>
+              </w:rPr>
+            </w:pPr>
+            <w:r>
+              <w:rPr>
+                <w:rFonts w:ascii="Calibri" w:hAnsi="Calibri" w:cs="Calibri"/>
+                <w:color w:val="215E99" w:themeColor="text2" w:themeTint="BF"/>
+              </w:rPr>
+              <w:t>Source files</w:t>
+            </w:r>
+          </w:p>
+        </w:tc>
+        <w:tc>
+          <w:tcPr>
+            <w:tcW w:w="2621" w:type="dxa"/>
+            <w:shd w:val="clear" w:color="auto" w:fill="DAE9F7" w:themeFill="text2" w:themeFillTint="1A"/>
+          </w:tcPr>
+          <w:p>
+            <w:pPr>
+              <w:rPr>
+                <w:rFonts w:ascii="Calibri" w:hAnsi="Calibri" w:cs="Calibri"/>
+                <w:color w:val="215E99" w:themeColor="text2" w:themeTint="BF"/>
+              </w:rPr>
+            </w:pPr>
+            <w:r>
+              <w:rPr>
+                <w:rFonts w:ascii="Calibri" w:hAnsi="Calibri" w:cs="Calibri"/>
+                <w:color w:val="215E99" w:themeColor="text2" w:themeTint="BF"/>
+              </w:rPr>
+              <w:t>Editing performed</w:t>
+            </w:r>
+          </w:p>
+        </w:tc>
+        <w:tc>
+          <w:tcPr>
+            <w:tcW w:w="2621" w:type="dxa"/>
+            <w:shd w:val="clear" w:color="auto" w:fill="DAE9F7" w:themeFill="text2" w:themeFillTint="1A"/>
+          </w:tcPr>
+          <w:p>
+            <w:pPr>
+              <w:rPr>
+                <w:rFonts w:ascii="Calibri" w:hAnsi="Calibri" w:cs="Calibri"/>
+                <w:color w:val="215E99" w:themeColor="text2" w:themeTint="BF"/>
+              </w:rPr>
+            </w:pPr>
+            <w:r>
+              <w:rPr>
+                <w:rFonts w:ascii="Calibri" w:hAnsi="Calibri" w:cs="Calibri"/>
+                <w:color w:val="215E99" w:themeColor="text2" w:themeTint="BF"/>
+              </w:rPr>
+              <w:t>Effects applied</w:t>
+            </w:r>
+          </w:p>
+        </w:tc>
+        <w:tc>
+          <w:tcPr>
+            <w:tcW w:w="2622" w:type="dxa"/>
+            <w:shd w:val="clear" w:color="auto" w:fill="DAE9F7" w:themeFill="text2" w:themeFillTint="1A"/>
+          </w:tcPr>
+          <w:p>
+            <w:pPr>
+              <w:rPr>
+                <w:rFonts w:ascii="Calibri" w:hAnsi="Calibri" w:cs="Calibri"/>
+                <w:color w:val="215E99" w:themeColor="text2" w:themeTint="BF"/>
+              </w:rPr>
+            </w:pPr>
+            <w:r>
+              <w:rPr>
+                <w:rFonts w:ascii="Calibri" w:hAnsi="Calibri" w:cs="Calibri"/>
+                <w:color w:val="215E99" w:themeColor="text2" w:themeTint="BF"/>
+              </w:rPr>
+              <w:t>Comments</w:t>
+            </w:r>
+          </w:p>
+        </w:tc>
+      </w:tr>
+      <w:tr>
+        <w:tc>
+          <w:tcPr>
+            <w:tcW w:w="2621" w:type="dxa"/>
+          </w:tcPr>
+          <w:p>
+            <w:pPr>
+              <w:rPr>
+                <w:rFonts w:ascii="Calibri" w:hAnsi="Calibri" w:cs="Calibri"/>
+                <w:sz w:val="20"/>
+                <w:szCs w:val="20"/>
+              </w:rPr>
+            </w:pPr>
+            <w:r>
+              <w:rPr>
+                <w:rFonts w:ascii="Calibri" w:hAnsi="Calibri" w:cs="Calibri"/>
+                <w:sz w:val="20"/>
+                <w:szCs w:val="20"/>
+              </w:rPr>
+              <w:t>The Troll Studio Dialogue.wav</w:t>
+            </w:r>
+          </w:p>
+        </w:tc>
+        <w:tc>
+          <w:tcPr>
+            <w:tcW w:w="2621" w:type="dxa"/>
+          </w:tcPr>
+          <w:p>
+            <w:pPr>
+              <w:rPr>
+                <w:rFonts w:ascii="Calibri" w:hAnsi="Calibri" w:cs="Calibri"/>
+                <w:sz w:val="20"/>
+                <w:szCs w:val="20"/>
+              </w:rPr>
+            </w:pPr>
+            <w:r>
+              <w:rPr>
+                <w:rFonts w:ascii="Calibri" w:hAnsi="Calibri" w:cs="Calibri"/>
+                <w:sz w:val="20"/>
+                <w:szCs w:val="20"/>
+              </w:rPr>
+              <w:t xml:space="preserve">Cut off unnecessary audio </w:t>
+            </w:r>
+          </w:p>
+          <w:p>
+            <w:pPr>
+              <w:rPr>
+                <w:rFonts w:ascii="Calibri" w:hAnsi="Calibri" w:cs="Calibri"/>
+                <w:sz w:val="20"/>
+                <w:szCs w:val="20"/>
+              </w:rPr>
+            </w:pPr>
+          </w:p>
+          <w:p>
+            <w:pPr>
+              <w:rPr>
+                <w:rFonts w:ascii="Calibri" w:hAnsi="Calibri" w:cs="Calibri"/>
+                <w:sz w:val="20"/>
+                <w:szCs w:val="20"/>
+              </w:rPr>
+            </w:pPr>
+            <w:r>
+              <w:rPr>
+                <w:rFonts w:ascii="Calibri" w:hAnsi="Calibri" w:cs="Calibri"/>
+                <w:sz w:val="20"/>
+                <w:szCs w:val="20"/>
+              </w:rPr>
+              <w:t>Created a new stereo file for the male voice.</w:t>
+            </w:r>
+          </w:p>
+          <w:p>
+            <w:pPr>
+              <w:rPr>
+                <w:rFonts w:ascii="Calibri" w:hAnsi="Calibri" w:cs="Calibri"/>
+                <w:sz w:val="20"/>
+                <w:szCs w:val="20"/>
+              </w:rPr>
+            </w:pPr>
+          </w:p>
+          <w:p>
+            <w:pPr>
+              <w:rPr>
+                <w:rFonts w:ascii="Calibri" w:hAnsi="Calibri" w:cs="Calibri"/>
+                <w:sz w:val="20"/>
+                <w:szCs w:val="20"/>
+              </w:rPr>
+            </w:pPr>
+            <w:r>
+              <w:rPr>
+                <w:rFonts w:ascii="Calibri" w:hAnsi="Calibri" w:cs="Calibri"/>
+                <w:sz w:val="20"/>
+                <w:szCs w:val="20"/>
+              </w:rPr>
+              <w:t>Split the audio into two audio files. (Troll.wav and Queen.wav)</w:t>
+            </w:r>
+          </w:p>
+        </w:tc>
+        <w:tc>
+          <w:tcPr>
+            <w:tcW w:w="2621" w:type="dxa"/>
+          </w:tcPr>
+          <w:p>
+            <w:pPr>
+              <w:rPr>
+                <w:rFonts w:ascii="Calibri" w:hAnsi="Calibri" w:cs="Calibri"/>
+                <w:sz w:val="20"/>
+                <w:szCs w:val="20"/>
+              </w:rPr>
+            </w:pPr>
+            <w:r>
+              <w:rPr>
+                <w:rFonts w:ascii="Calibri" w:hAnsi="Calibri" w:cs="Calibri"/>
+                <w:sz w:val="20"/>
+                <w:szCs w:val="20"/>
+              </w:rPr>
+              <w:t xml:space="preserve">Applied Voice Isolation to lower background noise and switched from stereo to mono to remove directional sound (since we can create that effect in Unity) </w:t>
+            </w:r>
+            <w:r>
+              <w:rPr>
+                <w:rFonts w:ascii="Calibri" w:hAnsi="Calibri" w:cs="Calibri"/>
+                <w:noProof/>
+                <w:sz w:val="20"/>
+                <w:szCs w:val="20"/>
+              </w:rPr>
+              <w:drawing>
+                <wp:inline distT="0" distB="0" distL="0" distR="0" wp14:anchorId="5EC93525" wp14:editId="6808A48E">
+                  <wp:extent cx="1527175" cy="732155"/>
+                  <wp:effectExtent l="0" t="0" r="0" b="0"/>
+                  <wp:docPr id="1051582967" name="Picture 1"/>
+                  <wp:cNvGraphicFramePr>
+                    <a:graphicFrameLocks xmlns:a="http://schemas.openxmlformats.org/drawingml/2006/main" noChangeAspect="1"/>
+                  </wp:cNvGraphicFramePr>
+                  <a:graphic xmlns:a="http://schemas.openxmlformats.org/drawingml/2006/main">
+                    <a:graphicData uri="http://schemas.openxmlformats.org/drawingml/2006/picture">
+                      <pic:pic xmlns:pic="http://schemas.openxmlformats.org/drawingml/2006/picture">
+                        <pic:nvPicPr>
+                          <pic:cNvPr id="1051582967" name=""/>
+                          <pic:cNvPicPr/>
+                        </pic:nvPicPr>
+                        <pic:blipFill>
+                          <a:blip r:embed="rId21"/>
+                          <a:stretch>
+                            <a:fillRect/>
+                          </a:stretch>
+                        </pic:blipFill>
+                        <pic:spPr>
+                          <a:xfrm>
+                            <a:off x="0" y="0"/>
+                            <a:ext cx="1527175" cy="732155"/>
+                          </a:xfrm>
+                          <a:prstGeom prst="rect">
+                            <a:avLst/>
+                          </a:prstGeom>
+                        </pic:spPr>
+                      </pic:pic>
+                    </a:graphicData>
+                  </a:graphic>
+                </wp:inline>
+              </w:drawing>
+            </w:r>
+          </w:p>
+        </w:tc>
+        <w:tc>
+          <w:tcPr>
+            <w:tcW w:w="2622" w:type="dxa"/>
+          </w:tcPr>
+          <w:p>
+            <w:pPr>
+              <w:rPr>
+                <w:rFonts w:ascii="Calibri" w:hAnsi="Calibri" w:cs="Calibri"/>
+                <w:sz w:val="20"/>
+                <w:szCs w:val="20"/>
+              </w:rPr>
+            </w:pPr>
+            <w:r>
+              <w:rPr>
+                <w:rFonts w:ascii="Calibri" w:hAnsi="Calibri" w:cs="Calibri"/>
+                <w:sz w:val="20"/>
+                <w:szCs w:val="20"/>
+              </w:rPr>
+              <w:t>The initial audio file before being split into two parts.</w:t>
+            </w:r>
+          </w:p>
+        </w:tc>
+      </w:tr>
+      <w:tr>
+        <w:tc>
+          <w:tcPr>
+            <w:tcW w:w="2621" w:type="dxa"/>
+          </w:tcPr>
+          <w:p>
+            <w:pPr>
+              <w:rPr>
+                <w:rFonts w:ascii="Calibri" w:hAnsi="Calibri" w:cs="Calibri"/>
+                <w:sz w:val="20"/>
+                <w:szCs w:val="20"/>
+              </w:rPr>
+            </w:pPr>
+            <w:r>
+              <w:rPr>
+                <w:rFonts w:ascii="Calibri" w:hAnsi="Calibri" w:cs="Calibri"/>
+                <w:sz w:val="20"/>
+                <w:szCs w:val="20"/>
+              </w:rPr>
+              <w:t>Queen.wav</w:t>
+            </w:r>
+          </w:p>
+        </w:tc>
+        <w:tc>
+          <w:tcPr>
+            <w:tcW w:w="2621" w:type="dxa"/>
+          </w:tcPr>
+          <w:p>
+            <w:pPr>
+              <w:rPr>
+                <w:rFonts w:ascii="Calibri" w:hAnsi="Calibri" w:cs="Calibri"/>
+                <w:sz w:val="20"/>
+                <w:szCs w:val="20"/>
+              </w:rPr>
+            </w:pPr>
+          </w:p>
+        </w:tc>
+        <w:tc>
+          <w:tcPr>
+            <w:tcW w:w="2621" w:type="dxa"/>
+          </w:tcPr>
+          <w:p>
+            <w:pPr>
+              <w:rPr>
+                <w:rFonts w:ascii="Calibri" w:hAnsi="Calibri" w:cs="Calibri"/>
+                <w:sz w:val="20"/>
+                <w:szCs w:val="20"/>
+              </w:rPr>
+            </w:pPr>
+            <w:r>
+              <w:rPr>
+                <w:rFonts w:ascii="Calibri" w:hAnsi="Calibri" w:cs="Calibri"/>
+                <w:sz w:val="20"/>
+                <w:szCs w:val="20"/>
+              </w:rPr>
+              <w:t>Graphic EQ used to enhance the female voice and remove any remaining low rumbles in the background.</w:t>
+            </w:r>
+            <w:r>
+              <w:rPr>
+                <w:rFonts w:ascii="Calibri" w:hAnsi="Calibri" w:cs="Calibri"/>
+                <w:noProof/>
+                <w:sz w:val="20"/>
+                <w:szCs w:val="20"/>
+              </w:rPr>
+              <w:drawing>
+                <wp:inline distT="0" distB="0" distL="0" distR="0" wp14:anchorId="46F01B88" wp14:editId="045D1AF5">
+                  <wp:extent cx="1527175" cy="730885"/>
+                  <wp:effectExtent l="0" t="0" r="0" b="0"/>
+                  <wp:docPr id="1131585224" name="Picture 1"/>
+                  <wp:cNvGraphicFramePr>
+                    <a:graphicFrameLocks xmlns:a="http://schemas.openxmlformats.org/drawingml/2006/main" noChangeAspect="1"/>
+                  </wp:cNvGraphicFramePr>
+                  <a:graphic xmlns:a="http://schemas.openxmlformats.org/drawingml/2006/main">
+                    <a:graphicData uri="http://schemas.openxmlformats.org/drawingml/2006/picture">
+                      <pic:pic xmlns:pic="http://schemas.openxmlformats.org/drawingml/2006/picture">
+                        <pic:nvPicPr>
+                          <pic:cNvPr id="1131585224" name=""/>
+                          <pic:cNvPicPr/>
+                        </pic:nvPicPr>
+                        <pic:blipFill>
+                          <a:blip r:embed="rId22"/>
+                          <a:stretch>
+                            <a:fillRect/>
+                          </a:stretch>
+                        </pic:blipFill>
+                        <pic:spPr>
+                          <a:xfrm>
+                            <a:off x="0" y="0"/>
+                            <a:ext cx="1527175" cy="730885"/>
+                          </a:xfrm>
+                          <a:prstGeom prst="rect">
+                            <a:avLst/>
+                          </a:prstGeom>
+                        </pic:spPr>
+                      </pic:pic>
+                    </a:graphicData>
+                  </a:graphic>
+                </wp:inline>
+              </w:drawing>
+            </w:r>
+          </w:p>
+          <w:p>
+            <w:pPr>
+              <w:rPr>
+                <w:rFonts w:ascii="Calibri" w:hAnsi="Calibri" w:cs="Calibri"/>
+                <w:sz w:val="20"/>
+                <w:szCs w:val="20"/>
+              </w:rPr>
+            </w:pPr>
+          </w:p>
+          <w:p>
+            <w:pPr>
+              <w:rPr>
+                <w:rFonts w:ascii="Calibri" w:hAnsi="Calibri" w:cs="Calibri"/>
+                <w:sz w:val="20"/>
+                <w:szCs w:val="20"/>
+              </w:rPr>
+            </w:pPr>
+            <w:r>
+              <w:rPr>
+                <w:rFonts w:ascii="Calibri" w:hAnsi="Calibri" w:cs="Calibri"/>
+                <w:sz w:val="20"/>
+                <w:szCs w:val="20"/>
+              </w:rPr>
+              <w:t>Compressed the volume of the loud parts of the audio file to avoid microphone peaks.</w:t>
+            </w:r>
+            <w:r>
+              <w:rPr>
+                <w:rFonts w:ascii="Calibri" w:hAnsi="Calibri" w:cs="Calibri"/>
+                <w:noProof/>
+                <w:sz w:val="20"/>
+                <w:szCs w:val="20"/>
+              </w:rPr>
+              <w:drawing>
+                <wp:inline distT="0" distB="0" distL="0" distR="0" wp14:anchorId="4CEFE25F" wp14:editId="29CC421C">
+                  <wp:extent cx="1527175" cy="1798955"/>
+                  <wp:effectExtent l="0" t="0" r="0" b="0"/>
+                  <wp:docPr id="639571841" name="Picture 1"/>
+                  <wp:cNvGraphicFramePr>
+                    <a:graphicFrameLocks xmlns:a="http://schemas.openxmlformats.org/drawingml/2006/main" noChangeAspect="1"/>
+                  </wp:cNvGraphicFramePr>
+                  <a:graphic xmlns:a="http://schemas.openxmlformats.org/drawingml/2006/main">
+                    <a:graphicData uri="http://schemas.openxmlformats.org/drawingml/2006/picture">
+                      <pic:pic xmlns:pic="http://schemas.openxmlformats.org/drawingml/2006/picture">
+                        <pic:nvPicPr>
+                          <pic:cNvPr id="639571841" name=""/>
+                          <pic:cNvPicPr/>
+                        </pic:nvPicPr>
+                        <pic:blipFill>
+                          <a:blip r:embed="rId23"/>
+                          <a:stretch>
+                            <a:fillRect/>
+                          </a:stretch>
+                        </pic:blipFill>
+                        <pic:spPr>
+                          <a:xfrm>
+                            <a:off x="0" y="0"/>
+                            <a:ext cx="1527175" cy="1798955"/>
+                          </a:xfrm>
+                          <a:prstGeom prst="rect">
+                            <a:avLst/>
+                          </a:prstGeom>
+                        </pic:spPr>
+                      </pic:pic>
+                    </a:graphicData>
+                  </a:graphic>
+                </wp:inline>
+              </w:drawing>
+            </w:r>
+          </w:p>
+        </w:tc>
+        <w:tc>
+          <w:tcPr>
+            <w:tcW w:w="2622" w:type="dxa"/>
+          </w:tcPr>
+          <w:p>
+            <w:pPr>
+              <w:rPr>
+                <w:rFonts w:ascii="Calibri" w:hAnsi="Calibri" w:cs="Calibri"/>
+                <w:sz w:val="20"/>
+                <w:szCs w:val="20"/>
+              </w:rPr>
+            </w:pPr>
+            <w:r>
+              <w:rPr>
+                <w:rFonts w:ascii="Calibri" w:hAnsi="Calibri" w:cs="Calibri"/>
+                <w:sz w:val="20"/>
+                <w:szCs w:val="20"/>
+              </w:rPr>
+              <w:t>The audio spoken by the female Queen character.</w:t>
+            </w:r>
+          </w:p>
+        </w:tc>
+      </w:tr>
+      <w:tr>
+        <w:tc>
+          <w:tcPr>
+            <w:tcW w:w="2621" w:type="dxa"/>
+          </w:tcPr>
+          <w:p>
+            <w:pPr>
+              <w:rPr>
+                <w:rFonts w:ascii="Calibri" w:hAnsi="Calibri" w:cs="Calibri"/>
+                <w:sz w:val="20"/>
+                <w:szCs w:val="20"/>
+              </w:rPr>
+            </w:pPr>
+            <w:r>
+              <w:rPr>
+                <w:rFonts w:ascii="Calibri" w:hAnsi="Calibri" w:cs="Calibri"/>
+                <w:sz w:val="20"/>
+                <w:szCs w:val="20"/>
+              </w:rPr>
+              <w:t>Troll.wav</w:t>
+            </w:r>
+          </w:p>
+        </w:tc>
+        <w:tc>
+          <w:tcPr>
+            <w:tcW w:w="2621" w:type="dxa"/>
+          </w:tcPr>
+          <w:p>
+            <w:pPr>
+              <w:rPr>
+                <w:rFonts w:ascii="Calibri" w:hAnsi="Calibri" w:cs="Calibri"/>
+                <w:sz w:val="20"/>
+                <w:szCs w:val="20"/>
+              </w:rPr>
+            </w:pPr>
+          </w:p>
+        </w:tc>
+        <w:tc>
+          <w:tcPr>
+            <w:tcW w:w="2621" w:type="dxa"/>
+          </w:tcPr>
+          <w:p>
+            <w:pPr>
+              <w:rPr>
+                <w:rFonts w:ascii="Calibri" w:hAnsi="Calibri" w:cs="Calibri"/>
+                <w:sz w:val="20"/>
+                <w:szCs w:val="20"/>
+              </w:rPr>
+            </w:pPr>
+            <w:r>
+              <w:rPr>
+                <w:rFonts w:ascii="Calibri" w:hAnsi="Calibri" w:cs="Calibri"/>
+                <w:sz w:val="20"/>
+                <w:szCs w:val="20"/>
+              </w:rPr>
+              <w:t>Amplified the audio by 5 dB to match female audio in volume.</w:t>
+            </w:r>
+          </w:p>
+          <w:p>
+            <w:pPr>
+              <w:rPr>
+                <w:rFonts w:ascii="Calibri" w:hAnsi="Calibri" w:cs="Calibri"/>
+                <w:sz w:val="20"/>
+                <w:szCs w:val="20"/>
+              </w:rPr>
+            </w:pPr>
+          </w:p>
+          <w:p>
+            <w:pPr>
+              <w:rPr>
+                <w:rFonts w:ascii="Calibri" w:hAnsi="Calibri" w:cs="Calibri"/>
+                <w:sz w:val="20"/>
+                <w:szCs w:val="20"/>
+              </w:rPr>
+            </w:pPr>
+            <w:r>
+              <w:rPr>
+                <w:rFonts w:ascii="Calibri" w:hAnsi="Calibri" w:cs="Calibri"/>
+                <w:sz w:val="20"/>
+                <w:szCs w:val="20"/>
+              </w:rPr>
+              <w:t xml:space="preserve">Graphic EQ to enhance male voice and reduce background </w:t>
+            </w:r>
+            <w:r>
+              <w:rPr>
+                <w:rFonts w:ascii="Calibri" w:hAnsi="Calibri" w:cs="Calibri"/>
+                <w:sz w:val="20"/>
+                <w:szCs w:val="20"/>
+              </w:rPr>
+              <w:lastRenderedPageBreak/>
+              <w:t xml:space="preserve">hum. </w:t>
+            </w:r>
+            <w:r>
+              <w:rPr>
+                <w:rFonts w:ascii="Calibri" w:hAnsi="Calibri" w:cs="Calibri"/>
+                <w:noProof/>
+                <w:sz w:val="20"/>
+                <w:szCs w:val="20"/>
+              </w:rPr>
+              <w:drawing>
+                <wp:inline distT="0" distB="0" distL="0" distR="0" wp14:anchorId="1F62E4C4" wp14:editId="2FEF028E">
+                  <wp:extent cx="1527175" cy="719455"/>
+                  <wp:effectExtent l="0" t="0" r="0" b="4445"/>
+                  <wp:docPr id="2112299039" name="Picture 1"/>
+                  <wp:cNvGraphicFramePr>
+                    <a:graphicFrameLocks xmlns:a="http://schemas.openxmlformats.org/drawingml/2006/main" noChangeAspect="1"/>
+                  </wp:cNvGraphicFramePr>
+                  <a:graphic xmlns:a="http://schemas.openxmlformats.org/drawingml/2006/main">
+                    <a:graphicData uri="http://schemas.openxmlformats.org/drawingml/2006/picture">
+                      <pic:pic xmlns:pic="http://schemas.openxmlformats.org/drawingml/2006/picture">
+                        <pic:nvPicPr>
+                          <pic:cNvPr id="2112299039" name=""/>
+                          <pic:cNvPicPr/>
+                        </pic:nvPicPr>
+                        <pic:blipFill>
+                          <a:blip r:embed="rId24"/>
+                          <a:stretch>
+                            <a:fillRect/>
+                          </a:stretch>
+                        </pic:blipFill>
+                        <pic:spPr>
+                          <a:xfrm>
+                            <a:off x="0" y="0"/>
+                            <a:ext cx="1527175" cy="719455"/>
+                          </a:xfrm>
+                          <a:prstGeom prst="rect">
+                            <a:avLst/>
+                          </a:prstGeom>
+                        </pic:spPr>
+                      </pic:pic>
+                    </a:graphicData>
+                  </a:graphic>
+                </wp:inline>
+              </w:drawing>
+            </w:r>
+          </w:p>
+        </w:tc>
+        <w:tc>
+          <w:tcPr>
+            <w:tcW w:w="2622" w:type="dxa"/>
+          </w:tcPr>
+          <w:p>
+            <w:pPr>
+              <w:rPr>
+                <w:rFonts w:ascii="Calibri" w:hAnsi="Calibri" w:cs="Calibri"/>
+                <w:sz w:val="20"/>
+                <w:szCs w:val="20"/>
+              </w:rPr>
+            </w:pPr>
+            <w:r>
+              <w:rPr>
+                <w:rFonts w:ascii="Calibri" w:hAnsi="Calibri" w:cs="Calibri"/>
+                <w:sz w:val="20"/>
+                <w:szCs w:val="20"/>
+              </w:rPr>
+              <w:lastRenderedPageBreak/>
+              <w:t>The audio spoken by the  male Troll character.</w:t>
+            </w:r>
+          </w:p>
+        </w:tc>
+      </w:tr>
+    </w:tbl>
+    <w:p>
+      <w:pPr>
+        <w:jc w:val="center"/>
+        <w:rPr>
+          <w:rFonts w:ascii="Calibri" w:hAnsi="Calibri" w:cs="Calibri"/>
+        </w:rPr>
+      </w:pPr>
+    </w:p>
+    <w:tbl>
+      <w:tblPr>
+        <w:tblStyle w:val="TableGrid"/>
+        <w:tblW w:w="10485" w:type="dxa"/>
+        <w:tblLayout w:type="fixed"/>
+        <w:tblLook w:val="04A0" w:firstRow="1" w:lastRow="0" w:firstColumn="1" w:lastColumn="0" w:noHBand="0" w:noVBand="1"/>
+      </w:tblPr>
+      <w:tblGrid>
+        <w:gridCol w:w="1696"/>
+        <w:gridCol w:w="3261"/>
+        <w:gridCol w:w="3827"/>
+        <w:gridCol w:w="1701"/>
+      </w:tblGrid>
+      <w:tr>
+        <w:tc>
+          <w:tcPr>
+            <w:tcW w:w="10485" w:type="dxa"/>
+            <w:gridSpan w:val="4"/>
+            <w:shd w:val="clear" w:color="auto" w:fill="DAE9F7" w:themeFill="text2" w:themeFillTint="1A"/>
+          </w:tcPr>
+          <w:p>
+            <w:pPr>
+              <w:jc w:val="center"/>
+              <w:rPr>
+                <w:rFonts w:ascii="Calibri" w:hAnsi="Calibri" w:cs="Calibri"/>
+                <w:b/>
+                <w:bCs/>
+                <w:color w:val="215E99" w:themeColor="text2" w:themeTint="BF"/>
+                <w:sz w:val="32"/>
+                <w:szCs w:val="32"/>
+              </w:rPr>
+            </w:pPr>
+            <w:r>
+              <w:rPr>
+                <w:rFonts w:ascii="Calibri" w:hAnsi="Calibri" w:cs="Calibri"/>
+                <w:b/>
+                <w:bCs/>
+                <w:color w:val="215E99" w:themeColor="text2" w:themeTint="BF"/>
+                <w:sz w:val="32"/>
+                <w:szCs w:val="32"/>
+              </w:rPr>
+              <w:t>Ambience SFXs</w:t>
+            </w:r>
+          </w:p>
+        </w:tc>
+      </w:tr>
+      <w:tr>
+        <w:tc>
+          <w:tcPr>
+            <w:tcW w:w="10485" w:type="dxa"/>
+            <w:gridSpan w:val="4"/>
+          </w:tcPr>
+          <w:p>
+            <w:pPr>
+              <w:rPr>
+                <w:rFonts w:ascii="Calibri" w:hAnsi="Calibri" w:cs="Calibri"/>
+                <w:color w:val="000000" w:themeColor="text1"/>
+              </w:rPr>
+            </w:pPr>
+            <w:r>
+              <w:rPr>
+                <w:rFonts w:ascii="Calibri" w:hAnsi="Calibri" w:cs="Calibri"/>
+                <w:color w:val="000000" w:themeColor="text1"/>
+              </w:rPr>
+              <w:t>Audacity project for the ambience which plays throughout the scene</w:t>
+            </w:r>
+          </w:p>
+        </w:tc>
+      </w:tr>
+      <w:tr>
+        <w:tc>
+          <w:tcPr>
+            <w:tcW w:w="1696" w:type="dxa"/>
+            <w:shd w:val="clear" w:color="auto" w:fill="DAE9F7" w:themeFill="text2" w:themeFillTint="1A"/>
+          </w:tcPr>
+          <w:p>
+            <w:pPr>
+              <w:rPr>
+                <w:rFonts w:ascii="Calibri" w:hAnsi="Calibri" w:cs="Calibri"/>
+                <w:color w:val="215E99" w:themeColor="text2" w:themeTint="BF"/>
+              </w:rPr>
+            </w:pPr>
+            <w:r>
+              <w:rPr>
+                <w:rFonts w:ascii="Calibri" w:hAnsi="Calibri" w:cs="Calibri"/>
+                <w:color w:val="215E99" w:themeColor="text2" w:themeTint="BF"/>
+              </w:rPr>
+              <w:t>Source files</w:t>
+            </w:r>
+          </w:p>
+        </w:tc>
+        <w:tc>
+          <w:tcPr>
+            <w:tcW w:w="3261" w:type="dxa"/>
+            <w:shd w:val="clear" w:color="auto" w:fill="DAE9F7" w:themeFill="text2" w:themeFillTint="1A"/>
+          </w:tcPr>
+          <w:p>
+            <w:pPr>
+              <w:rPr>
+                <w:rFonts w:ascii="Calibri" w:hAnsi="Calibri" w:cs="Calibri"/>
+                <w:color w:val="215E99" w:themeColor="text2" w:themeTint="BF"/>
+              </w:rPr>
+            </w:pPr>
+            <w:r>
+              <w:rPr>
+                <w:rFonts w:ascii="Calibri" w:hAnsi="Calibri" w:cs="Calibri"/>
+                <w:color w:val="215E99" w:themeColor="text2" w:themeTint="BF"/>
+              </w:rPr>
+              <w:t>Editing performed</w:t>
+            </w:r>
+          </w:p>
+        </w:tc>
+        <w:tc>
+          <w:tcPr>
+            <w:tcW w:w="3827" w:type="dxa"/>
+            <w:shd w:val="clear" w:color="auto" w:fill="DAE9F7" w:themeFill="text2" w:themeFillTint="1A"/>
+          </w:tcPr>
+          <w:p>
+            <w:pPr>
+              <w:rPr>
+                <w:rFonts w:ascii="Calibri" w:hAnsi="Calibri" w:cs="Calibri"/>
+                <w:color w:val="215E99" w:themeColor="text2" w:themeTint="BF"/>
+              </w:rPr>
+            </w:pPr>
+            <w:r>
+              <w:rPr>
+                <w:rFonts w:ascii="Calibri" w:hAnsi="Calibri" w:cs="Calibri"/>
+                <w:color w:val="215E99" w:themeColor="text2" w:themeTint="BF"/>
+              </w:rPr>
+              <w:t>Effects applied</w:t>
+            </w:r>
+          </w:p>
+        </w:tc>
+        <w:tc>
+          <w:tcPr>
+            <w:tcW w:w="1701" w:type="dxa"/>
+            <w:shd w:val="clear" w:color="auto" w:fill="DAE9F7" w:themeFill="text2" w:themeFillTint="1A"/>
+          </w:tcPr>
+          <w:p>
+            <w:pPr>
+              <w:rPr>
+                <w:rFonts w:ascii="Calibri" w:hAnsi="Calibri" w:cs="Calibri"/>
+                <w:color w:val="215E99" w:themeColor="text2" w:themeTint="BF"/>
+              </w:rPr>
+            </w:pPr>
+            <w:r>
+              <w:rPr>
+                <w:rFonts w:ascii="Calibri" w:hAnsi="Calibri" w:cs="Calibri"/>
+                <w:color w:val="215E99" w:themeColor="text2" w:themeTint="BF"/>
+              </w:rPr>
+              <w:t>Comments</w:t>
+            </w:r>
+          </w:p>
+        </w:tc>
+      </w:tr>
+      <w:tr>
+        <w:tc>
+          <w:tcPr>
+            <w:tcW w:w="1696" w:type="dxa"/>
+          </w:tcPr>
+          <w:p>
+            <w:pPr>
+              <w:rPr>
+                <w:rFonts w:ascii="Calibri" w:hAnsi="Calibri" w:cs="Calibri"/>
+                <w:sz w:val="20"/>
+                <w:szCs w:val="20"/>
+              </w:rPr>
+            </w:pPr>
+            <w:r>
+              <w:rPr>
+                <w:rFonts w:ascii="Calibri" w:hAnsi="Calibri" w:cs="Calibri"/>
+                <w:sz w:val="20"/>
+                <w:szCs w:val="20"/>
+              </w:rPr>
+              <w:t>Leaves1.m4a</w:t>
+            </w:r>
+          </w:p>
+        </w:tc>
+        <w:tc>
+          <w:tcPr>
+            <w:tcW w:w="3261" w:type="dxa"/>
+          </w:tcPr>
+          <w:p>
+            <w:pPr>
+              <w:rPr>
+                <w:rFonts w:ascii="Calibri" w:hAnsi="Calibri" w:cs="Calibri"/>
+                <w:sz w:val="20"/>
+                <w:szCs w:val="20"/>
+              </w:rPr>
+            </w:pPr>
+            <w:r>
+              <w:rPr>
+                <w:rFonts w:ascii="Calibri" w:hAnsi="Calibri" w:cs="Calibri"/>
+                <w:sz w:val="20"/>
+                <w:szCs w:val="20"/>
+              </w:rPr>
+              <w:t>Trimmed start and end of clip.</w:t>
+            </w:r>
+          </w:p>
+          <w:p>
+            <w:pPr>
+              <w:rPr>
+                <w:rFonts w:ascii="Calibri" w:hAnsi="Calibri" w:cs="Calibri"/>
+                <w:sz w:val="20"/>
+                <w:szCs w:val="20"/>
+              </w:rPr>
+            </w:pPr>
+          </w:p>
+          <w:p>
+            <w:pPr>
+              <w:rPr>
+                <w:rFonts w:ascii="Calibri" w:hAnsi="Calibri" w:cs="Calibri"/>
+                <w:sz w:val="20"/>
+                <w:szCs w:val="20"/>
+              </w:rPr>
+            </w:pPr>
+            <w:r>
+              <w:rPr>
+                <w:rFonts w:ascii="Calibri" w:hAnsi="Calibri" w:cs="Calibri"/>
+                <w:sz w:val="20"/>
+                <w:szCs w:val="20"/>
+              </w:rPr>
+              <w:t>Duplicated clip and panned one clip 40% to the left and the other 40% to the right, then combined the clips into a stereo file.</w:t>
+            </w:r>
+          </w:p>
+          <w:p>
+            <w:pPr>
+              <w:rPr>
+                <w:rFonts w:ascii="Calibri" w:hAnsi="Calibri" w:cs="Calibri"/>
+                <w:sz w:val="20"/>
+                <w:szCs w:val="20"/>
+              </w:rPr>
+            </w:pPr>
+          </w:p>
+          <w:p>
+            <w:pPr>
+              <w:rPr>
+                <w:rFonts w:ascii="Calibri" w:hAnsi="Calibri" w:cs="Calibri"/>
+                <w:sz w:val="20"/>
+                <w:szCs w:val="20"/>
+              </w:rPr>
+            </w:pPr>
+            <w:r>
+              <w:rPr>
+                <w:rFonts w:ascii="Calibri" w:hAnsi="Calibri" w:cs="Calibri"/>
+                <w:sz w:val="20"/>
+                <w:szCs w:val="20"/>
+              </w:rPr>
+              <w:t>Used the envelope tool to create bursts of audio where the leaves are louder (mimics wind gust).</w:t>
+            </w:r>
+          </w:p>
+          <w:p>
+            <w:pPr>
+              <w:rPr>
+                <w:rFonts w:ascii="Calibri" w:hAnsi="Calibri" w:cs="Calibri"/>
+                <w:sz w:val="20"/>
+                <w:szCs w:val="20"/>
+              </w:rPr>
+            </w:pPr>
+            <w:r>
+              <w:rPr>
+                <w:rFonts w:ascii="Calibri" w:hAnsi="Calibri" w:cs="Calibri"/>
+                <w:noProof/>
+                <w:sz w:val="20"/>
+                <w:szCs w:val="20"/>
+              </w:rPr>
+              <w:drawing>
+                <wp:inline distT="0" distB="0" distL="0" distR="0" wp14:anchorId="57C51DBF" wp14:editId="40130D04">
+                  <wp:extent cx="1527175" cy="356870"/>
+                  <wp:effectExtent l="0" t="0" r="0" b="5080"/>
+                  <wp:docPr id="664765317" name="Picture 1"/>
+                  <wp:cNvGraphicFramePr>
+                    <a:graphicFrameLocks xmlns:a="http://schemas.openxmlformats.org/drawingml/2006/main" noChangeAspect="1"/>
+                  </wp:cNvGraphicFramePr>
+                  <a:graphic xmlns:a="http://schemas.openxmlformats.org/drawingml/2006/main">
+                    <a:graphicData uri="http://schemas.openxmlformats.org/drawingml/2006/picture">
+                      <pic:pic xmlns:pic="http://schemas.openxmlformats.org/drawingml/2006/picture">
+                        <pic:nvPicPr>
+                          <pic:cNvPr id="664765317" name=""/>
+                          <pic:cNvPicPr/>
+                        </pic:nvPicPr>
+                        <pic:blipFill>
+                          <a:blip r:embed="rId25"/>
+                          <a:stretch>
+                            <a:fillRect/>
+                          </a:stretch>
+                        </pic:blipFill>
+                        <pic:spPr>
+                          <a:xfrm>
+                            <a:off x="0" y="0"/>
+                            <a:ext cx="1527175" cy="356870"/>
+                          </a:xfrm>
+                          <a:prstGeom prst="rect">
+                            <a:avLst/>
+                          </a:prstGeom>
+                        </pic:spPr>
+                      </pic:pic>
+                    </a:graphicData>
+                  </a:graphic>
+                </wp:inline>
+              </w:drawing>
+            </w:r>
+          </w:p>
+        </w:tc>
+        <w:tc>
+          <w:tcPr>
+            <w:tcW w:w="3827" w:type="dxa"/>
+          </w:tcPr>
+          <w:p>
+            <w:pPr>
+              <w:rPr>
+                <w:rFonts w:ascii="Calibri" w:hAnsi="Calibri" w:cs="Calibri"/>
+                <w:sz w:val="20"/>
+                <w:szCs w:val="20"/>
+              </w:rPr>
+            </w:pPr>
+            <w:r>
+              <w:rPr>
+                <w:rFonts w:ascii="Calibri" w:hAnsi="Calibri" w:cs="Calibri"/>
+                <w:sz w:val="20"/>
+                <w:szCs w:val="20"/>
+              </w:rPr>
+              <w:t xml:space="preserve">High pass filter to remove any low rumbling in the distance: </w:t>
+            </w:r>
+            <w:r>
+              <w:rPr>
+                <w:rFonts w:ascii="Calibri" w:hAnsi="Calibri" w:cs="Calibri"/>
+                <w:noProof/>
+                <w:sz w:val="20"/>
+                <w:szCs w:val="20"/>
+              </w:rPr>
+              <w:drawing>
+                <wp:inline distT="0" distB="0" distL="0" distR="0" wp14:anchorId="498D5DE1" wp14:editId="4F5769DD">
+                  <wp:extent cx="1527175" cy="643255"/>
+                  <wp:effectExtent l="0" t="0" r="0" b="4445"/>
+                  <wp:docPr id="2030625902" name="Picture 1"/>
+                  <wp:cNvGraphicFramePr>
+                    <a:graphicFrameLocks xmlns:a="http://schemas.openxmlformats.org/drawingml/2006/main" noChangeAspect="1"/>
+                  </wp:cNvGraphicFramePr>
+                  <a:graphic xmlns:a="http://schemas.openxmlformats.org/drawingml/2006/main">
+                    <a:graphicData uri="http://schemas.openxmlformats.org/drawingml/2006/picture">
+                      <pic:pic xmlns:pic="http://schemas.openxmlformats.org/drawingml/2006/picture">
+                        <pic:nvPicPr>
+                          <pic:cNvPr id="2030625902" name=""/>
+                          <pic:cNvPicPr/>
+                        </pic:nvPicPr>
+                        <pic:blipFill>
+                          <a:blip r:embed="rId26"/>
+                          <a:stretch>
+                            <a:fillRect/>
+                          </a:stretch>
+                        </pic:blipFill>
+                        <pic:spPr>
+                          <a:xfrm>
+                            <a:off x="0" y="0"/>
+                            <a:ext cx="1527175" cy="643255"/>
+                          </a:xfrm>
+                          <a:prstGeom prst="rect">
+                            <a:avLst/>
+                          </a:prstGeom>
+                        </pic:spPr>
+                      </pic:pic>
+                    </a:graphicData>
+                  </a:graphic>
+                </wp:inline>
+              </w:drawing>
+            </w:r>
+          </w:p>
+          <w:p>
+            <w:pPr>
+              <w:rPr>
+                <w:rFonts w:ascii="Calibri" w:hAnsi="Calibri" w:cs="Calibri"/>
+                <w:sz w:val="20"/>
+                <w:szCs w:val="20"/>
+              </w:rPr>
+            </w:pPr>
+            <w:r>
+              <w:rPr>
+                <w:rFonts w:ascii="Calibri" w:hAnsi="Calibri" w:cs="Calibri"/>
+                <w:sz w:val="20"/>
+                <w:szCs w:val="20"/>
+              </w:rPr>
+              <w:t>Graphic EQ to slightly boost the audio between 3 and 6 KHz.</w:t>
+            </w:r>
+          </w:p>
+          <w:p>
+            <w:pPr>
+              <w:rPr>
+                <w:rFonts w:ascii="Calibri" w:hAnsi="Calibri" w:cs="Calibri"/>
+                <w:sz w:val="20"/>
+                <w:szCs w:val="20"/>
+              </w:rPr>
+            </w:pPr>
+          </w:p>
+          <w:p>
+            <w:pPr>
+              <w:rPr>
+                <w:rFonts w:ascii="Calibri" w:hAnsi="Calibri" w:cs="Calibri"/>
+                <w:sz w:val="20"/>
+                <w:szCs w:val="20"/>
+              </w:rPr>
+            </w:pPr>
+            <w:r>
+              <w:rPr>
+                <w:rFonts w:ascii="Calibri" w:hAnsi="Calibri" w:cs="Calibri"/>
+                <w:sz w:val="20"/>
+                <w:szCs w:val="20"/>
+              </w:rPr>
+              <w:t>Normalised volume to -1dB</w:t>
+            </w:r>
+          </w:p>
+        </w:tc>
+        <w:tc>
+          <w:tcPr>
+            <w:tcW w:w="1701" w:type="dxa"/>
+          </w:tcPr>
+          <w:p>
+            <w:pPr>
+              <w:rPr>
+                <w:rFonts w:ascii="Calibri" w:hAnsi="Calibri" w:cs="Calibri"/>
+                <w:sz w:val="20"/>
+                <w:szCs w:val="20"/>
+              </w:rPr>
+            </w:pPr>
+            <w:r>
+              <w:rPr>
+                <w:rFonts w:ascii="Calibri" w:hAnsi="Calibri" w:cs="Calibri"/>
+                <w:sz w:val="20"/>
+                <w:szCs w:val="20"/>
+              </w:rPr>
+              <w:t>Sound of leaves shaking in the wind. Theres also some bird noises in the background.</w:t>
+            </w:r>
+          </w:p>
+        </w:tc>
+      </w:tr>
+      <w:tr>
+        <w:tc>
+          <w:tcPr>
+            <w:tcW w:w="1696" w:type="dxa"/>
+          </w:tcPr>
+          <w:p>
+            <w:pPr>
+              <w:rPr>
+                <w:rFonts w:ascii="Calibri" w:hAnsi="Calibri" w:cs="Calibri"/>
+                <w:sz w:val="20"/>
+                <w:szCs w:val="20"/>
+              </w:rPr>
+            </w:pPr>
+            <w:r>
+              <w:rPr>
+                <w:rFonts w:ascii="Calibri" w:hAnsi="Calibri" w:cs="Calibri"/>
+                <w:sz w:val="20"/>
+                <w:szCs w:val="20"/>
+              </w:rPr>
+              <w:t>WoodCreak.m4a</w:t>
+            </w:r>
+          </w:p>
+        </w:tc>
+        <w:tc>
+          <w:tcPr>
+            <w:tcW w:w="3261" w:type="dxa"/>
+          </w:tcPr>
+          <w:p>
+            <w:pPr>
+              <w:rPr>
+                <w:rFonts w:ascii="Calibri" w:hAnsi="Calibri" w:cs="Calibri"/>
+                <w:sz w:val="20"/>
+                <w:szCs w:val="20"/>
+              </w:rPr>
+            </w:pPr>
+            <w:r>
+              <w:rPr>
+                <w:rFonts w:ascii="Calibri" w:hAnsi="Calibri" w:cs="Calibri"/>
+                <w:sz w:val="20"/>
+                <w:szCs w:val="20"/>
+              </w:rPr>
+              <w:t>Trimmed start and end of audio.</w:t>
+            </w:r>
+          </w:p>
+          <w:p>
+            <w:pPr>
+              <w:rPr>
+                <w:rFonts w:ascii="Calibri" w:hAnsi="Calibri" w:cs="Calibri"/>
+                <w:sz w:val="20"/>
+                <w:szCs w:val="20"/>
+              </w:rPr>
+            </w:pPr>
+            <w:r>
+              <w:rPr>
+                <w:rFonts w:ascii="Calibri" w:hAnsi="Calibri" w:cs="Calibri"/>
+                <w:sz w:val="20"/>
+                <w:szCs w:val="20"/>
+              </w:rPr>
+              <w:t xml:space="preserve">Duplicated clip and panned one clip </w:t>
+            </w:r>
+            <w:r>
+              <w:rPr>
+                <w:rFonts w:ascii="Calibri" w:hAnsi="Calibri" w:cs="Calibri"/>
+                <w:sz w:val="20"/>
+                <w:szCs w:val="20"/>
+              </w:rPr>
+              <w:t>5</w:t>
+            </w:r>
+            <w:r>
+              <w:rPr>
+                <w:rFonts w:ascii="Calibri" w:hAnsi="Calibri" w:cs="Calibri"/>
+                <w:sz w:val="20"/>
+                <w:szCs w:val="20"/>
+              </w:rPr>
+              <w:t xml:space="preserve">0% to the left and the other </w:t>
+            </w:r>
+            <w:r>
+              <w:rPr>
+                <w:rFonts w:ascii="Calibri" w:hAnsi="Calibri" w:cs="Calibri"/>
+                <w:sz w:val="20"/>
+                <w:szCs w:val="20"/>
+              </w:rPr>
+              <w:t>5</w:t>
+            </w:r>
+            <w:r>
+              <w:rPr>
+                <w:rFonts w:ascii="Calibri" w:hAnsi="Calibri" w:cs="Calibri"/>
+                <w:sz w:val="20"/>
+                <w:szCs w:val="20"/>
+              </w:rPr>
+              <w:t>0% to the right, then combined the clips into a stereo file</w:t>
+            </w:r>
+            <w:r>
+              <w:rPr>
+                <w:rFonts w:ascii="Calibri" w:hAnsi="Calibri" w:cs="Calibri"/>
+                <w:sz w:val="20"/>
+                <w:szCs w:val="20"/>
+              </w:rPr>
+              <w:t xml:space="preserve"> to give the audio a more ambient feel.</w:t>
+            </w:r>
+          </w:p>
+          <w:p>
+            <w:pPr>
+              <w:rPr>
+                <w:rFonts w:ascii="Calibri" w:hAnsi="Calibri" w:cs="Calibri"/>
+                <w:sz w:val="20"/>
+                <w:szCs w:val="20"/>
+              </w:rPr>
+            </w:pPr>
+          </w:p>
+          <w:p>
+            <w:pPr>
+              <w:rPr>
+                <w:rFonts w:ascii="Calibri" w:hAnsi="Calibri" w:cs="Calibri"/>
+                <w:sz w:val="20"/>
+                <w:szCs w:val="20"/>
+              </w:rPr>
+            </w:pPr>
+            <w:r>
+              <w:rPr>
+                <w:rFonts w:ascii="Calibri" w:hAnsi="Calibri" w:cs="Calibri"/>
+                <w:sz w:val="20"/>
+                <w:szCs w:val="20"/>
+              </w:rPr>
+              <w:t>Trimmed clip down to best sounding parts and placed them so that they didn’t peak at the same times as the leaves.</w:t>
+            </w:r>
+          </w:p>
+          <w:p>
+            <w:pPr>
+              <w:rPr>
+                <w:rFonts w:ascii="Calibri" w:hAnsi="Calibri" w:cs="Calibri"/>
+                <w:sz w:val="20"/>
+                <w:szCs w:val="20"/>
+              </w:rPr>
+            </w:pPr>
+          </w:p>
+          <w:p>
+            <w:pPr>
+              <w:rPr>
+                <w:rFonts w:ascii="Calibri" w:hAnsi="Calibri" w:cs="Calibri"/>
+                <w:sz w:val="20"/>
+                <w:szCs w:val="20"/>
+              </w:rPr>
+            </w:pPr>
+            <w:r>
+              <w:rPr>
+                <w:rFonts w:ascii="Calibri" w:hAnsi="Calibri" w:cs="Calibri"/>
+                <w:sz w:val="20"/>
+                <w:szCs w:val="20"/>
+              </w:rPr>
+              <w:t>Enveloped each wood creak to make it sound more natural.</w:t>
+            </w:r>
+          </w:p>
+          <w:p>
+            <w:pPr>
+              <w:rPr>
+                <w:rFonts w:ascii="Calibri" w:hAnsi="Calibri" w:cs="Calibri"/>
+                <w:sz w:val="20"/>
+                <w:szCs w:val="20"/>
+              </w:rPr>
+            </w:pPr>
+          </w:p>
+          <w:p>
+            <w:pPr>
+              <w:rPr>
+                <w:rFonts w:ascii="Calibri" w:hAnsi="Calibri" w:cs="Calibri"/>
+                <w:sz w:val="20"/>
+                <w:szCs w:val="20"/>
+              </w:rPr>
+            </w:pPr>
+          </w:p>
+        </w:tc>
+        <w:tc>
+          <w:tcPr>
+            <w:tcW w:w="3827" w:type="dxa"/>
+          </w:tcPr>
+          <w:p>
+            <w:pPr>
+              <w:rPr>
+                <w:rFonts w:ascii="Calibri" w:hAnsi="Calibri" w:cs="Calibri"/>
+                <w:sz w:val="20"/>
+                <w:szCs w:val="20"/>
+              </w:rPr>
+            </w:pPr>
+            <w:r>
+              <w:rPr>
+                <w:rFonts w:ascii="Calibri" w:hAnsi="Calibri" w:cs="Calibri"/>
+                <w:sz w:val="20"/>
+                <w:szCs w:val="20"/>
+              </w:rPr>
+              <w:t xml:space="preserve">Compressed audio to lessen sound difference between lower and higher creaks </w:t>
+            </w:r>
+            <w:r>
+              <w:rPr>
+                <w:rFonts w:ascii="Calibri" w:hAnsi="Calibri" w:cs="Calibri"/>
+                <w:sz w:val="20"/>
+                <w:szCs w:val="20"/>
+              </w:rPr>
+              <w:drawing>
+                <wp:inline distT="0" distB="0" distL="0" distR="0" wp14:anchorId="0EE76525" wp14:editId="5E200618">
+                  <wp:extent cx="1527175" cy="1795145"/>
+                  <wp:effectExtent l="0" t="0" r="0" b="0"/>
+                  <wp:docPr id="729874091" name="Picture 1"/>
+                  <wp:cNvGraphicFramePr>
+                    <a:graphicFrameLocks xmlns:a="http://schemas.openxmlformats.org/drawingml/2006/main" noChangeAspect="1"/>
+                  </wp:cNvGraphicFramePr>
+                  <a:graphic xmlns:a="http://schemas.openxmlformats.org/drawingml/2006/main">
+                    <a:graphicData uri="http://schemas.openxmlformats.org/drawingml/2006/picture">
+                      <pic:pic xmlns:pic="http://schemas.openxmlformats.org/drawingml/2006/picture">
+                        <pic:nvPicPr>
+                          <pic:cNvPr id="729874091" name=""/>
+                          <pic:cNvPicPr/>
+                        </pic:nvPicPr>
+                        <pic:blipFill>
+                          <a:blip r:embed="rId27"/>
+                          <a:stretch>
+                            <a:fillRect/>
+                          </a:stretch>
+                        </pic:blipFill>
+                        <pic:spPr>
+                          <a:xfrm>
+                            <a:off x="0" y="0"/>
+                            <a:ext cx="1527175" cy="1795145"/>
+                          </a:xfrm>
+                          <a:prstGeom prst="rect">
+                            <a:avLst/>
+                          </a:prstGeom>
+                        </pic:spPr>
+                      </pic:pic>
+                    </a:graphicData>
+                  </a:graphic>
+                </wp:inline>
+              </w:drawing>
+            </w:r>
+          </w:p>
+          <w:p>
+            <w:pPr>
+              <w:rPr>
+                <w:rFonts w:ascii="Calibri" w:hAnsi="Calibri" w:cs="Calibri"/>
+                <w:sz w:val="20"/>
+                <w:szCs w:val="20"/>
+              </w:rPr>
+            </w:pPr>
+          </w:p>
+          <w:p>
+            <w:pPr>
+              <w:rPr>
+                <w:rFonts w:ascii="Calibri" w:hAnsi="Calibri" w:cs="Calibri"/>
+                <w:sz w:val="20"/>
+                <w:szCs w:val="20"/>
+              </w:rPr>
+            </w:pPr>
+            <w:r>
+              <w:rPr>
+                <w:rFonts w:ascii="Calibri" w:hAnsi="Calibri" w:cs="Calibri"/>
+                <w:sz w:val="20"/>
+                <w:szCs w:val="20"/>
+              </w:rPr>
+              <w:t>High pass at 120Hz to remove low background rumbling.</w:t>
+            </w:r>
+          </w:p>
+          <w:p>
+            <w:pPr>
+              <w:rPr>
+                <w:rFonts w:ascii="Calibri" w:hAnsi="Calibri" w:cs="Calibri"/>
+                <w:sz w:val="20"/>
+                <w:szCs w:val="20"/>
+              </w:rPr>
+            </w:pPr>
+          </w:p>
+          <w:p>
+            <w:pPr>
+              <w:rPr>
+                <w:rFonts w:ascii="Calibri" w:hAnsi="Calibri" w:cs="Calibri"/>
+                <w:sz w:val="20"/>
+                <w:szCs w:val="20"/>
+              </w:rPr>
+            </w:pPr>
+            <w:r>
+              <w:rPr>
+                <w:rFonts w:ascii="Calibri" w:hAnsi="Calibri" w:cs="Calibri"/>
+                <w:sz w:val="20"/>
+                <w:szCs w:val="20"/>
+              </w:rPr>
+              <w:t>Filter Curve EQ to boost wood creaking pitches.</w:t>
+            </w:r>
+          </w:p>
+          <w:p>
+            <w:pPr>
+              <w:rPr>
+                <w:rFonts w:ascii="Calibri" w:hAnsi="Calibri" w:cs="Calibri"/>
+                <w:sz w:val="20"/>
+                <w:szCs w:val="20"/>
+              </w:rPr>
+            </w:pPr>
+          </w:p>
+          <w:p>
+            <w:pPr>
+              <w:rPr>
+                <w:rFonts w:ascii="Calibri" w:hAnsi="Calibri" w:cs="Calibri"/>
+                <w:sz w:val="20"/>
+                <w:szCs w:val="20"/>
+              </w:rPr>
+            </w:pPr>
+            <w:r>
+              <w:rPr>
+                <w:rFonts w:ascii="Calibri" w:hAnsi="Calibri" w:cs="Calibri"/>
+                <w:sz w:val="20"/>
+                <w:szCs w:val="20"/>
+              </w:rPr>
+              <w:drawing>
+                <wp:inline distT="0" distB="0" distL="0" distR="0" wp14:anchorId="663F5D73" wp14:editId="27F0FBB1">
+                  <wp:extent cx="1527175" cy="800735"/>
+                  <wp:effectExtent l="0" t="0" r="0" b="0"/>
+                  <wp:docPr id="919375222" name="Picture 1"/>
+                  <wp:cNvGraphicFramePr>
+                    <a:graphicFrameLocks xmlns:a="http://schemas.openxmlformats.org/drawingml/2006/main" noChangeAspect="1"/>
+                  </wp:cNvGraphicFramePr>
+                  <a:graphic xmlns:a="http://schemas.openxmlformats.org/drawingml/2006/main">
+                    <a:graphicData uri="http://schemas.openxmlformats.org/drawingml/2006/picture">
+                      <pic:pic xmlns:pic="http://schemas.openxmlformats.org/drawingml/2006/picture">
+                        <pic:nvPicPr>
+                          <pic:cNvPr id="919375222" name=""/>
+                          <pic:cNvPicPr/>
+                        </pic:nvPicPr>
+                        <pic:blipFill>
+                          <a:blip r:embed="rId28"/>
+                          <a:stretch>
+                            <a:fillRect/>
+                          </a:stretch>
+                        </pic:blipFill>
+                        <pic:spPr>
+                          <a:xfrm>
+                            <a:off x="0" y="0"/>
+                            <a:ext cx="1527175" cy="800735"/>
+                          </a:xfrm>
+                          <a:prstGeom prst="rect">
+                            <a:avLst/>
+                          </a:prstGeom>
+                        </pic:spPr>
+                      </pic:pic>
+                    </a:graphicData>
+                  </a:graphic>
+                </wp:inline>
+              </w:drawing>
+            </w:r>
+          </w:p>
+          <w:p>
+            <w:pPr>
+              <w:rPr>
+                <w:rFonts w:ascii="Calibri" w:hAnsi="Calibri" w:cs="Calibri"/>
+                <w:sz w:val="20"/>
+                <w:szCs w:val="20"/>
+              </w:rPr>
+            </w:pPr>
+          </w:p>
+          <w:p>
+            <w:pPr>
+              <w:rPr>
+                <w:rFonts w:ascii="Calibri" w:hAnsi="Calibri" w:cs="Calibri"/>
+                <w:sz w:val="20"/>
+                <w:szCs w:val="20"/>
+              </w:rPr>
+            </w:pPr>
+            <w:r>
+              <w:rPr>
+                <w:rFonts w:ascii="Calibri" w:hAnsi="Calibri" w:cs="Calibri"/>
+                <w:sz w:val="20"/>
+                <w:szCs w:val="20"/>
+              </w:rPr>
+              <w:lastRenderedPageBreak/>
+              <w:t xml:space="preserve">Added some subtle reverb: </w:t>
+            </w:r>
+            <w:r>
+              <w:rPr>
+                <w:rFonts w:ascii="Calibri" w:hAnsi="Calibri" w:cs="Calibri"/>
+                <w:sz w:val="20"/>
+                <w:szCs w:val="20"/>
+              </w:rPr>
+              <w:drawing>
+                <wp:inline distT="0" distB="0" distL="0" distR="0" wp14:anchorId="267AC15B" wp14:editId="4E589660">
+                  <wp:extent cx="1527175" cy="1969770"/>
+                  <wp:effectExtent l="0" t="0" r="0" b="0"/>
+                  <wp:docPr id="1780037836" name="Picture 1"/>
+                  <wp:cNvGraphicFramePr>
+                    <a:graphicFrameLocks xmlns:a="http://schemas.openxmlformats.org/drawingml/2006/main" noChangeAspect="1"/>
+                  </wp:cNvGraphicFramePr>
+                  <a:graphic xmlns:a="http://schemas.openxmlformats.org/drawingml/2006/main">
+                    <a:graphicData uri="http://schemas.openxmlformats.org/drawingml/2006/picture">
+                      <pic:pic xmlns:pic="http://schemas.openxmlformats.org/drawingml/2006/picture">
+                        <pic:nvPicPr>
+                          <pic:cNvPr id="1780037836" name=""/>
+                          <pic:cNvPicPr/>
+                        </pic:nvPicPr>
+                        <pic:blipFill>
+                          <a:blip r:embed="rId29"/>
+                          <a:stretch>
+                            <a:fillRect/>
+                          </a:stretch>
+                        </pic:blipFill>
+                        <pic:spPr>
+                          <a:xfrm>
+                            <a:off x="0" y="0"/>
+                            <a:ext cx="1527175" cy="1969770"/>
+                          </a:xfrm>
+                          <a:prstGeom prst="rect">
+                            <a:avLst/>
+                          </a:prstGeom>
+                        </pic:spPr>
+                      </pic:pic>
+                    </a:graphicData>
+                  </a:graphic>
+                </wp:inline>
+              </w:drawing>
+            </w:r>
+          </w:p>
+          <w:p>
+            <w:pPr>
+              <w:rPr>
+                <w:rFonts w:ascii="Calibri" w:hAnsi="Calibri" w:cs="Calibri"/>
+                <w:sz w:val="20"/>
+                <w:szCs w:val="20"/>
+              </w:rPr>
+            </w:pPr>
+          </w:p>
+          <w:p>
+            <w:pPr>
+              <w:rPr>
+                <w:rFonts w:ascii="Calibri" w:hAnsi="Calibri" w:cs="Calibri"/>
+                <w:sz w:val="20"/>
+                <w:szCs w:val="20"/>
+              </w:rPr>
+            </w:pPr>
+            <w:r>
+              <w:rPr>
+                <w:rFonts w:ascii="Calibri" w:hAnsi="Calibri" w:cs="Calibri"/>
+                <w:sz w:val="20"/>
+                <w:szCs w:val="20"/>
+              </w:rPr>
+              <w:t>Noise Reduction to remove any remaining background noise (such as cars passing).</w:t>
+            </w:r>
+          </w:p>
+          <w:p>
+            <w:pPr>
+              <w:rPr>
+                <w:rFonts w:ascii="Calibri" w:hAnsi="Calibri" w:cs="Calibri"/>
+                <w:sz w:val="20"/>
+                <w:szCs w:val="20"/>
+              </w:rPr>
+            </w:pPr>
+          </w:p>
+          <w:p>
+            <w:pPr>
+              <w:rPr>
+                <w:rFonts w:ascii="Calibri" w:hAnsi="Calibri" w:cs="Calibri"/>
+                <w:sz w:val="20"/>
+                <w:szCs w:val="20"/>
+              </w:rPr>
+            </w:pPr>
+            <w:r>
+              <w:rPr>
+                <w:rFonts w:ascii="Calibri" w:hAnsi="Calibri" w:cs="Calibri"/>
+                <w:sz w:val="20"/>
+                <w:szCs w:val="20"/>
+              </w:rPr>
+              <w:t>Lowered pitch by 1 dB</w:t>
+            </w:r>
+          </w:p>
+        </w:tc>
+        <w:tc>
+          <w:tcPr>
+            <w:tcW w:w="1701" w:type="dxa"/>
+          </w:tcPr>
+          <w:p>
+            <w:pPr>
+              <w:rPr>
+                <w:rFonts w:ascii="Calibri" w:hAnsi="Calibri" w:cs="Calibri"/>
+                <w:sz w:val="20"/>
+                <w:szCs w:val="20"/>
+              </w:rPr>
+            </w:pPr>
+            <w:r>
+              <w:rPr>
+                <w:rFonts w:ascii="Calibri" w:hAnsi="Calibri" w:cs="Calibri"/>
+                <w:sz w:val="20"/>
+                <w:szCs w:val="20"/>
+              </w:rPr>
+              <w:lastRenderedPageBreak/>
+              <w:t>Sound of a pile of wooden sticks creaking.</w:t>
+            </w:r>
+          </w:p>
+        </w:tc>
+      </w:tr>
+      <w:tr>
+        <w:tc>
+          <w:tcPr>
+            <w:tcW w:w="1696" w:type="dxa"/>
+          </w:tcPr>
+          <w:p>
+            <w:pPr>
+              <w:rPr>
+                <w:rFonts w:ascii="Calibri" w:hAnsi="Calibri" w:cs="Calibri"/>
+                <w:sz w:val="20"/>
+                <w:szCs w:val="20"/>
+              </w:rPr>
+            </w:pPr>
+            <w:r>
+              <w:rPr>
+                <w:rFonts w:ascii="Calibri" w:hAnsi="Calibri" w:cs="Calibri"/>
+                <w:sz w:val="20"/>
+                <w:szCs w:val="20"/>
+              </w:rPr>
+              <w:t>Snaps2.m4a</w:t>
+            </w:r>
+          </w:p>
+        </w:tc>
+        <w:tc>
+          <w:tcPr>
+            <w:tcW w:w="3261" w:type="dxa"/>
+          </w:tcPr>
+          <w:p>
+            <w:pPr>
+              <w:rPr>
+                <w:rFonts w:ascii="Calibri" w:hAnsi="Calibri" w:cs="Calibri"/>
+                <w:sz w:val="20"/>
+                <w:szCs w:val="20"/>
+              </w:rPr>
+            </w:pPr>
+            <w:r>
+              <w:rPr>
+                <w:rFonts w:ascii="Calibri" w:hAnsi="Calibri" w:cs="Calibri"/>
+                <w:sz w:val="20"/>
+                <w:szCs w:val="20"/>
+              </w:rPr>
+              <w:t>Trimmed clip down and split into multiple parts to play along the audio clip</w:t>
+            </w:r>
+          </w:p>
+        </w:tc>
+        <w:tc>
+          <w:tcPr>
+            <w:tcW w:w="3827" w:type="dxa"/>
+          </w:tcPr>
+          <w:p>
+            <w:pPr>
+              <w:rPr>
+                <w:rFonts w:ascii="Calibri" w:hAnsi="Calibri" w:cs="Calibri"/>
+                <w:sz w:val="20"/>
+                <w:szCs w:val="20"/>
+              </w:rPr>
+            </w:pPr>
+            <w:r>
+              <w:rPr>
+                <w:rFonts w:ascii="Calibri" w:hAnsi="Calibri" w:cs="Calibri"/>
+                <w:sz w:val="20"/>
+                <w:szCs w:val="20"/>
+              </w:rPr>
+              <w:t>High pass filter at 120 Hz.</w:t>
+            </w:r>
+          </w:p>
+          <w:p>
+            <w:pPr>
+              <w:rPr>
+                <w:rFonts w:ascii="Calibri" w:hAnsi="Calibri" w:cs="Calibri"/>
+                <w:sz w:val="20"/>
+                <w:szCs w:val="20"/>
+              </w:rPr>
+            </w:pPr>
+          </w:p>
+          <w:p>
+            <w:pPr>
+              <w:rPr>
+                <w:rFonts w:ascii="Calibri" w:hAnsi="Calibri" w:cs="Calibri"/>
+                <w:sz w:val="20"/>
+                <w:szCs w:val="20"/>
+              </w:rPr>
+            </w:pPr>
+            <w:r>
+              <w:rPr>
+                <w:rFonts w:ascii="Calibri" w:hAnsi="Calibri" w:cs="Calibri"/>
+                <w:sz w:val="20"/>
+                <w:szCs w:val="20"/>
+              </w:rPr>
+              <w:t>Noise reduction to remove quiet static sound in the distance.</w:t>
+            </w:r>
+          </w:p>
+        </w:tc>
+        <w:tc>
+          <w:tcPr>
+            <w:tcW w:w="1701" w:type="dxa"/>
+          </w:tcPr>
+          <w:p>
+            <w:pPr>
+              <w:rPr>
+                <w:rFonts w:ascii="Calibri" w:hAnsi="Calibri" w:cs="Calibri"/>
+                <w:sz w:val="20"/>
+                <w:szCs w:val="20"/>
+              </w:rPr>
+            </w:pPr>
+            <w:r>
+              <w:rPr>
+                <w:rFonts w:ascii="Calibri" w:hAnsi="Calibri" w:cs="Calibri"/>
+                <w:sz w:val="20"/>
+                <w:szCs w:val="20"/>
+              </w:rPr>
+              <w:t>The crunch of dead eucalyptus bark being snapped.</w:t>
+            </w:r>
           </w:p>
         </w:tc>
       </w:tr>
@@ -4584,7 +6327,7 @@
   <w:style w:type="paragraph" w:default="1" w:styleId="Normal">
     <w:name w:val="Normal"/>
     <w:qFormat/>
-    <w:rsid w:val="00A639B8"/>
+    <w:rsid w:val="00391900"/>
   </w:style>
   <w:style w:type="paragraph" w:styleId="Heading1">
     <w:name w:val="heading 1"/>
@@ -4788,7 +6531,6 @@
   <w:style w:type="character" w:default="1" w:styleId="DefaultParagraphFont">
     <w:name w:val="Default Paragraph Font"/>
     <w:uiPriority w:val="1"/>
-    <w:semiHidden/>
     <w:unhideWhenUsed/>
   </w:style>
   <w:style w:type="table" w:default="1" w:styleId="TableNormal">

--- a/Assessment/Track Sheet.docx
+++ b/Assessment/Track Sheet.docx
@@ -2301,31 +2301,6 @@
                 <w:szCs w:val="20"/>
               </w:rPr>
             </w:pPr>
-            <w:r>
-              <w:rPr>
-                <w:rFonts w:ascii="Calibri" w:hAnsi="Calibri" w:cs="Calibri"/>
-                <w:sz w:val="20"/>
-                <w:szCs w:val="20"/>
-              </w:rPr>
-              <w:t xml:space="preserve">Duplicated clip with +-0.5 semitone pitch difference. </w:t>
-            </w:r>
-          </w:p>
-          <w:p>
-            <w:pPr>
-              <w:rPr>
-                <w:rFonts w:ascii="Calibri" w:hAnsi="Calibri" w:cs="Calibri"/>
-                <w:sz w:val="20"/>
-                <w:szCs w:val="20"/>
-              </w:rPr>
-            </w:pPr>
-            <w:r>
-              <w:rPr>
-                <w:rFonts w:ascii="Calibri" w:hAnsi="Calibri" w:cs="Calibri"/>
-                <w:sz w:val="20"/>
-                <w:szCs w:val="20"/>
-              </w:rPr>
-              <w:t>(Randomly plays one of these when picking up the coin to avoid repetitive sound)</w:t>
-            </w:r>
           </w:p>
         </w:tc>
         <w:tc>
@@ -5307,47 +5282,7 @@
                 <w:sz w:val="20"/>
                 <w:szCs w:val="20"/>
               </w:rPr>
-              <w:t xml:space="preserve">Duplicated clip and panned one clip </w:t>
-            </w:r>
-            <w:r>
-              <w:rPr>
-                <w:rFonts w:ascii="Calibri" w:hAnsi="Calibri" w:cs="Calibri"/>
-                <w:sz w:val="20"/>
-                <w:szCs w:val="20"/>
-              </w:rPr>
-              <w:t>5</w:t>
-            </w:r>
-            <w:r>
-              <w:rPr>
-                <w:rFonts w:ascii="Calibri" w:hAnsi="Calibri" w:cs="Calibri"/>
-                <w:sz w:val="20"/>
-                <w:szCs w:val="20"/>
-              </w:rPr>
-              <w:t xml:space="preserve">0% to the left and the other </w:t>
-            </w:r>
-            <w:r>
-              <w:rPr>
-                <w:rFonts w:ascii="Calibri" w:hAnsi="Calibri" w:cs="Calibri"/>
-                <w:sz w:val="20"/>
-                <w:szCs w:val="20"/>
-              </w:rPr>
-              <w:t>5</w:t>
-            </w:r>
-            <w:r>
-              <w:rPr>
-                <w:rFonts w:ascii="Calibri" w:hAnsi="Calibri" w:cs="Calibri"/>
-                <w:sz w:val="20"/>
-                <w:szCs w:val="20"/>
-              </w:rPr>
-              <w:t>0% to the right, then combined the clips into a stereo file</w:t>
-            </w:r>
-            <w:r>
-              <w:rPr>
-                <w:rFonts w:ascii="Calibri" w:hAnsi="Calibri" w:cs="Calibri"/>
-                <w:sz w:val="20"/>
-                <w:szCs w:val="20"/>
-              </w:rPr>
-              <w:t xml:space="preserve"> to give the audio a more ambient feel.</w:t>
+              <w:t>Duplicated clip and panned one clip 50% to the left and the other 50% to the right, then combined the clips into a stereo file to give the audio a more ambient feel.</w:t>
             </w:r>
           </w:p>
           <w:p>
@@ -5444,6 +5379,7 @@
             <w:r>
               <w:rPr>
                 <w:rFonts w:ascii="Calibri" w:hAnsi="Calibri" w:cs="Calibri"/>
+                <w:noProof/>
                 <w:sz w:val="20"/>
                 <w:szCs w:val="20"/>
               </w:rPr>
@@ -5556,6 +5492,7 @@
             <w:r>
               <w:rPr>
                 <w:rFonts w:ascii="Calibri" w:hAnsi="Calibri" w:cs="Calibri"/>
+                <w:noProof/>
                 <w:sz w:val="20"/>
                 <w:szCs w:val="20"/>
               </w:rPr>
@@ -5625,6 +5562,7 @@
             <w:r>
               <w:rPr>
                 <w:rFonts w:ascii="Calibri" w:hAnsi="Calibri" w:cs="Calibri"/>
+                <w:noProof/>
                 <w:sz w:val="20"/>
                 <w:szCs w:val="20"/>
               </w:rPr>
@@ -6531,6 +6469,7 @@
   <w:style w:type="character" w:default="1" w:styleId="DefaultParagraphFont">
     <w:name w:val="Default Paragraph Font"/>
     <w:uiPriority w:val="1"/>
+    <w:semiHidden/>
     <w:unhideWhenUsed/>
   </w:style>
   <w:style w:type="table" w:default="1" w:styleId="TableNormal">

--- a/Assessment/Track Sheet.docx
+++ b/Assessment/Track Sheet.docx
@@ -5121,9 +5121,9 @@
                 <w:szCs w:val="20"/>
               </w:rPr>
               <w:drawing>
-                <wp:inline distT="0" distB="0" distL="0" distR="0" wp14:anchorId="498D5DE1" wp14:editId="4F5769DD">
-                  <wp:extent cx="1527175" cy="643255"/>
-                  <wp:effectExtent l="0" t="0" r="0" b="4445"/>
+                <wp:inline distT="0" distB="0" distL="0" distR="0" wp14:anchorId="498D5DE1" wp14:editId="16814E2F">
+                  <wp:extent cx="2216137" cy="933450"/>
+                  <wp:effectExtent l="0" t="0" r="0" b="0"/>
                   <wp:docPr id="2030625902" name="Picture 1"/>
                   <wp:cNvGraphicFramePr>
                     <a:graphicFrameLocks xmlns:a="http://schemas.openxmlformats.org/drawingml/2006/main" noChangeAspect="1"/>
@@ -5144,7 +5144,7 @@
                         <pic:spPr>
                           <a:xfrm>
                             <a:off x="0" y="0"/>
-                            <a:ext cx="1527175" cy="643255"/>
+                            <a:ext cx="2220043" cy="935095"/>
                           </a:xfrm>
                           <a:prstGeom prst="rect">
                             <a:avLst/>
